--- a/docs/manuals/manual-administrator-and-support.docx
+++ b/docs/manuals/manual-administrator-and-support.docx
@@ -68,6 +68,212 @@
         <w:jc w:val="start"/>
       </w:tblPr>
       <w:tblGrid>
+        <w:gridCol w:w="1584"/>
+        <w:gridCol w:w="1584"/>
+        <w:gridCol w:w="1584"/>
+        <w:gridCol w:w="1584"/>
+        <w:gridCol w:w="1584"/>
+      </w:tblGrid>
+      <w:tr>
+        <w:trPr>
+          <w:tblHeader w:val="true"/>
+          <w:tblHeader w:val="true"/>
+        </w:trPr>
+        <w:tc>
+          <w:tcPr>
+            <w:shd w:val="clear" w:color="auto" w:fill="213368"/>
+          </w:tcPr>
+          <w:p>
+            <w:pPr>
+              <w:pStyle w:val="Compact"/>
+              <w:spacing w:before="20" w:after="20"/>
+              <w:jc w:val="left"/>
+            </w:pPr>
+            <w:r>
+              <w:rPr>
+                <w:b/>
+                <w:color w:val="FFFFFF"/>
+                <w:sz w:val="17"/>
+              </w:rPr>
+              <w:t xml:space="preserve">Document</w:t>
+            </w:r>
+          </w:p>
+        </w:tc>
+        <w:tc>
+          <w:tcPr>
+            <w:shd w:val="clear" w:color="auto" w:fill="213368"/>
+          </w:tcPr>
+          <w:p>
+            <w:pPr>
+              <w:pStyle w:val="Compact"/>
+              <w:spacing w:before="20" w:after="20"/>
+              <w:jc w:val="left"/>
+            </w:pPr>
+            <w:r>
+              <w:rPr>
+                <w:b/>
+                <w:color w:val="FFFFFF"/>
+                <w:sz w:val="17"/>
+              </w:rPr>
+              <w:t xml:space="preserve">Version</w:t>
+            </w:r>
+          </w:p>
+        </w:tc>
+        <w:tc>
+          <w:tcPr>
+            <w:shd w:val="clear" w:color="auto" w:fill="213368"/>
+          </w:tcPr>
+          <w:p>
+            <w:pPr>
+              <w:pStyle w:val="Compact"/>
+              <w:spacing w:before="20" w:after="20"/>
+              <w:jc w:val="left"/>
+            </w:pPr>
+            <w:r>
+              <w:rPr>
+                <w:b/>
+                <w:color w:val="FFFFFF"/>
+                <w:sz w:val="17"/>
+              </w:rPr>
+              <w:t xml:space="preserve">Date</w:t>
+            </w:r>
+          </w:p>
+        </w:tc>
+        <w:tc>
+          <w:tcPr>
+            <w:shd w:val="clear" w:color="auto" w:fill="213368"/>
+          </w:tcPr>
+          <w:p>
+            <w:pPr>
+              <w:pStyle w:val="Compact"/>
+              <w:spacing w:before="20" w:after="20"/>
+              <w:jc w:val="left"/>
+            </w:pPr>
+            <w:r>
+              <w:rPr>
+                <w:b/>
+                <w:color w:val="FFFFFF"/>
+                <w:sz w:val="17"/>
+              </w:rPr>
+              <w:t xml:space="preserve">Owner</w:t>
+            </w:r>
+          </w:p>
+        </w:tc>
+        <w:tc>
+          <w:tcPr>
+            <w:shd w:val="clear" w:color="auto" w:fill="213368"/>
+          </w:tcPr>
+          <w:p>
+            <w:pPr>
+              <w:pStyle w:val="Compact"/>
+              <w:spacing w:before="20" w:after="20"/>
+              <w:jc w:val="left"/>
+            </w:pPr>
+            <w:r>
+              <w:rPr>
+                <w:b/>
+                <w:color w:val="FFFFFF"/>
+                <w:sz w:val="17"/>
+              </w:rPr>
+              <w:t xml:space="preserve">Status</w:t>
+            </w:r>
+          </w:p>
+        </w:tc>
+      </w:tr>
+      <w:tr>
+        <w:tc>
+          <w:tcPr/>
+          <w:p>
+            <w:pPr>
+              <w:pStyle w:val="Compact"/>
+              <w:spacing w:before="20" w:after="20"/>
+              <w:jc w:val="left"/>
+            </w:pPr>
+            <w:r>
+              <w:rPr>
+                <w:sz w:val="17"/>
+              </w:rPr>
+              <w:t xml:space="preserve">Administrator and Production Support Manual</w:t>
+            </w:r>
+          </w:p>
+        </w:tc>
+        <w:tc>
+          <w:tcPr>
+            <w:noWrap/>
+          </w:tcPr>
+          <w:p>
+            <w:pPr>
+              <w:pStyle w:val="Compact"/>
+              <w:spacing w:before="20" w:after="20"/>
+              <w:jc w:val="left"/>
+            </w:pPr>
+            <w:r>
+              <w:rPr>
+                <w:sz w:val="17"/>
+              </w:rPr>
+              <w:t xml:space="preserve">1.0</w:t>
+            </w:r>
+          </w:p>
+        </w:tc>
+        <w:tc>
+          <w:tcPr/>
+          <w:p>
+            <w:pPr>
+              <w:pStyle w:val="Compact"/>
+              <w:spacing w:before="20" w:after="20"/>
+              <w:jc w:val="left"/>
+            </w:pPr>
+            <w:r>
+              <w:rPr>
+                <w:sz w:val="17"/>
+              </w:rPr>
+              <w:t xml:space="preserve">07 October 2026</w:t>
+            </w:r>
+          </w:p>
+        </w:tc>
+        <w:tc>
+          <w:tcPr/>
+          <w:p>
+            <w:pPr>
+              <w:pStyle w:val="Compact"/>
+              <w:spacing w:before="20" w:after="20"/>
+              <w:jc w:val="left"/>
+            </w:pPr>
+            <w:r>
+              <w:rPr>
+                <w:sz w:val="17"/>
+              </w:rPr>
+              <w:t xml:space="preserve">iorta TechNXT — Business Analysis and DevSecOps</w:t>
+            </w:r>
+          </w:p>
+        </w:tc>
+        <w:tc>
+          <w:tcPr/>
+          <w:p>
+            <w:pPr>
+              <w:pStyle w:val="Compact"/>
+              <w:spacing w:before="20" w:after="20"/>
+              <w:jc w:val="left"/>
+            </w:pPr>
+            <w:r>
+              <w:rPr>
+                <w:sz w:val="17"/>
+              </w:rPr>
+              <w:t xml:space="preserve">Issued for submission</w:t>
+            </w:r>
+          </w:p>
+        </w:tc>
+      </w:tr>
+    </w:tbl>
+    <w:p/>
+    <w:tbl>
+      <w:tblPr>
+        <w:tblStyle w:val="Table"/>
+        <w:tblW w:type="pct" w:w="5000"/>
+        <w:tblLook w:firstRow="1" w:lastRow="0" w:firstColumn="0" w:lastColumn="0" w:noHBand="0" w:noVBand="0" w:val="0020"/>
+        <w:jc w:val="start"/>
+      </w:tblPr>
+      <w:tblGrid>
         <w:gridCol w:w="2640"/>
         <w:gridCol w:w="2640"/>
         <w:gridCol w:w="2640"/>
@@ -84,6 +290,7 @@
           <w:p>
             <w:pPr>
               <w:pStyle w:val="Compact"/>
+              <w:spacing w:before="20" w:after="20"/>
             </w:pPr>
           </w:p>
         </w:tc>
@@ -94,12 +301,14 @@
           <w:p>
             <w:pPr>
               <w:pStyle w:val="Compact"/>
+              <w:spacing w:before="20" w:after="20"/>
               <w:jc w:val="left"/>
             </w:pPr>
             <w:r>
               <w:rPr>
                 <w:b/>
                 <w:color w:val="FFFFFF"/>
+                <w:sz w:val="18"/>
               </w:rPr>
               <w:t xml:space="preserve">Platform administrator</w:t>
             </w:r>
@@ -112,12 +321,14 @@
           <w:p>
             <w:pPr>
               <w:pStyle w:val="Compact"/>
+              <w:spacing w:before="20" w:after="20"/>
               <w:jc w:val="left"/>
             </w:pPr>
             <w:r>
               <w:rPr>
                 <w:b/>
                 <w:color w:val="FFFFFF"/>
+                <w:sz w:val="18"/>
               </w:rPr>
               <w:t xml:space="preserve">Support engineer</w:t>
             </w:r>
@@ -126,13 +337,19 @@
       </w:tr>
       <w:tr>
         <w:tc>
-          <w:tcPr/>
-          <w:p>
-            <w:pPr>
-              <w:pStyle w:val="Compact"/>
-              <w:jc w:val="left"/>
-            </w:pPr>
-            <w:r>
+          <w:tcPr>
+            <w:noWrap/>
+          </w:tcPr>
+          <w:p>
+            <w:pPr>
+              <w:pStyle w:val="Compact"/>
+              <w:spacing w:before="20" w:after="20"/>
+              <w:jc w:val="left"/>
+            </w:pPr>
+            <w:r>
+              <w:rPr>
+                <w:sz w:val="18"/>
+              </w:rPr>
               <w:t xml:space="preserve">Role</w:t>
             </w:r>
           </w:p>
@@ -142,11 +359,13 @@
           <w:p>
             <w:pPr>
               <w:pStyle w:val="Compact"/>
-              <w:jc w:val="left"/>
-            </w:pPr>
-            <w:r>
-              <w:rPr>
-                <w:rStyle w:val="VerbatimChar"/>
+              <w:spacing w:before="20" w:after="20"/>
+              <w:jc w:val="left"/>
+            </w:pPr>
+            <w:r>
+              <w:rPr>
+                <w:rStyle w:val="VerbatimChar"/>
+                <w:sz w:val="18"/>
               </w:rPr>
               <w:t xml:space="preserve">admin</w:t>
             </w:r>
@@ -157,11 +376,13 @@
           <w:p>
             <w:pPr>
               <w:pStyle w:val="Compact"/>
-              <w:jc w:val="left"/>
-            </w:pPr>
-            <w:r>
-              <w:rPr>
-                <w:rStyle w:val="VerbatimChar"/>
+              <w:spacing w:before="20" w:after="20"/>
+              <w:jc w:val="left"/>
+            </w:pPr>
+            <w:r>
+              <w:rPr>
+                <w:rStyle w:val="VerbatimChar"/>
+                <w:sz w:val="18"/>
               </w:rPr>
               <w:t xml:space="preserve">support_engineer</w:t>
             </w:r>
@@ -174,9 +395,13 @@
           <w:p>
             <w:pPr>
               <w:pStyle w:val="Compact"/>
-              <w:jc w:val="left"/>
-            </w:pPr>
-            <w:r>
+              <w:spacing w:before="20" w:after="20"/>
+              <w:jc w:val="left"/>
+            </w:pPr>
+            <w:r>
+              <w:rPr>
+                <w:sz w:val="18"/>
+              </w:rPr>
               <w:t xml:space="preserve">Demo user</w:t>
             </w:r>
           </w:p>
@@ -186,28 +411,40 @@
           <w:p>
             <w:pPr>
               <w:pStyle w:val="Compact"/>
-              <w:jc w:val="left"/>
-            </w:pPr>
-            <w:r>
-              <w:rPr>
-                <w:rStyle w:val="VerbatimChar"/>
+              <w:spacing w:before="20" w:after="20"/>
+              <w:jc w:val="left"/>
+            </w:pPr>
+            <w:r>
+              <w:rPr>
+                <w:rStyle w:val="VerbatimChar"/>
+                <w:sz w:val="18"/>
               </w:rPr>
               <w:t xml:space="preserve">admin</w:t>
             </w:r>
             <w:r>
-              <w:t xml:space="preserve"> </w:t>
-            </w:r>
-            <w:r>
+              <w:rPr>
+                <w:sz w:val="18"/>
+              </w:rPr>
+              <w:t xml:space="preserve"> </w:t>
+            </w:r>
+            <w:r>
+              <w:rPr>
+                <w:sz w:val="18"/>
+              </w:rPr>
               <w:t xml:space="preserve">(</w:t>
             </w:r>
             <w:r>
               <w:rPr>
                 <w:bCs/>
                 <w:b/>
+                <w:sz w:val="18"/>
               </w:rPr>
               <w:t xml:space="preserve">MFA required</w:t>
             </w:r>
             <w:r>
+              <w:rPr>
+                <w:sz w:val="18"/>
+              </w:rPr>
               <w:t xml:space="preserve">)</w:t>
             </w:r>
           </w:p>
@@ -217,11 +454,13 @@
           <w:p>
             <w:pPr>
               <w:pStyle w:val="Compact"/>
-              <w:jc w:val="left"/>
-            </w:pPr>
-            <w:r>
-              <w:rPr>
-                <w:rStyle w:val="VerbatimChar"/>
+              <w:spacing w:before="20" w:after="20"/>
+              <w:jc w:val="left"/>
+            </w:pPr>
+            <w:r>
+              <w:rPr>
+                <w:rStyle w:val="VerbatimChar"/>
+                <w:sz w:val="18"/>
               </w:rPr>
               <w:t xml:space="preserve">support</w:t>
             </w:r>
@@ -230,13 +469,19 @@
       </w:tr>
       <w:tr>
         <w:tc>
-          <w:tcPr/>
-          <w:p>
-            <w:pPr>
-              <w:pStyle w:val="Compact"/>
-              <w:jc w:val="left"/>
-            </w:pPr>
-            <w:r>
+          <w:tcPr>
+            <w:noWrap/>
+          </w:tcPr>
+          <w:p>
+            <w:pPr>
+              <w:pStyle w:val="Compact"/>
+              <w:spacing w:before="20" w:after="20"/>
+              <w:jc w:val="left"/>
+            </w:pPr>
+            <w:r>
+              <w:rPr>
+                <w:sz w:val="18"/>
+              </w:rPr>
               <w:t xml:space="preserve">Permissions</w:t>
             </w:r>
           </w:p>
@@ -246,71 +491,108 @@
           <w:p>
             <w:pPr>
               <w:pStyle w:val="Compact"/>
-              <w:jc w:val="left"/>
-            </w:pPr>
-            <w:r>
-              <w:rPr>
-                <w:rStyle w:val="VerbatimChar"/>
+              <w:spacing w:before="20" w:after="20"/>
+              <w:jc w:val="left"/>
+            </w:pPr>
+            <w:r>
+              <w:rPr>
+                <w:rStyle w:val="VerbatimChar"/>
+                <w:sz w:val="18"/>
               </w:rPr>
               <w:t xml:space="preserve">users:manage</w:t>
             </w:r>
             <w:r>
+              <w:rPr>
+                <w:sz w:val="18"/>
+              </w:rPr>
               <w:t xml:space="preserve">,</w:t>
             </w:r>
             <w:r>
-              <w:t xml:space="preserve"> </w:t>
-            </w:r>
-            <w:r>
-              <w:rPr>
-                <w:rStyle w:val="VerbatimChar"/>
+              <w:rPr>
+                <w:sz w:val="18"/>
+              </w:rPr>
+              <w:t xml:space="preserve"> </w:t>
+            </w:r>
+            <w:r>
+              <w:rPr>
+                <w:rStyle w:val="VerbatimChar"/>
+                <w:sz w:val="18"/>
               </w:rPr>
               <w:t xml:space="preserve">ops:read</w:t>
             </w:r>
             <w:r>
+              <w:rPr>
+                <w:sz w:val="18"/>
+              </w:rPr>
               <w:t xml:space="preserve">,</w:t>
             </w:r>
             <w:r>
-              <w:t xml:space="preserve"> </w:t>
-            </w:r>
-            <w:r>
-              <w:rPr>
-                <w:rStyle w:val="VerbatimChar"/>
+              <w:rPr>
+                <w:sz w:val="18"/>
+              </w:rPr>
+              <w:t xml:space="preserve"> </w:t>
+            </w:r>
+            <w:r>
+              <w:rPr>
+                <w:rStyle w:val="VerbatimChar"/>
+                <w:sz w:val="18"/>
               </w:rPr>
               <w:t xml:space="preserve">ops:run_jobs</w:t>
             </w:r>
             <w:r>
+              <w:rPr>
+                <w:sz w:val="18"/>
+              </w:rPr>
               <w:t xml:space="preserve">,</w:t>
             </w:r>
             <w:r>
-              <w:t xml:space="preserve"> </w:t>
-            </w:r>
-            <w:r>
-              <w:rPr>
-                <w:rStyle w:val="VerbatimChar"/>
+              <w:rPr>
+                <w:sz w:val="18"/>
+              </w:rPr>
+              <w:t xml:space="preserve"> </w:t>
+            </w:r>
+            <w:r>
+              <w:rPr>
+                <w:rStyle w:val="VerbatimChar"/>
+                <w:sz w:val="18"/>
               </w:rPr>
               <w:t xml:space="preserve">audit:read</w:t>
             </w:r>
             <w:r>
+              <w:rPr>
+                <w:sz w:val="18"/>
+              </w:rPr>
               <w:t xml:space="preserve">,</w:t>
             </w:r>
             <w:r>
-              <w:t xml:space="preserve"> </w:t>
-            </w:r>
-            <w:r>
-              <w:rPr>
-                <w:rStyle w:val="VerbatimChar"/>
+              <w:rPr>
+                <w:sz w:val="18"/>
+              </w:rPr>
+              <w:t xml:space="preserve"> </w:t>
+            </w:r>
+            <w:r>
+              <w:rPr>
+                <w:rStyle w:val="VerbatimChar"/>
+                <w:sz w:val="18"/>
               </w:rPr>
               <w:t xml:space="preserve">rules:read</w:t>
             </w:r>
             <w:r>
+              <w:rPr>
+                <w:sz w:val="18"/>
+              </w:rPr>
               <w:t xml:space="preserve">,</w:t>
             </w:r>
             <w:r>
-              <w:t xml:space="preserve"> </w:t>
-            </w:r>
-            <w:r>
-              <w:rPr>
-                <w:rStyle w:val="VerbatimChar"/>
+              <w:rPr>
+                <w:sz w:val="18"/>
+              </w:rPr>
+              <w:t xml:space="preserve"> </w:t>
+            </w:r>
+            <w:r>
+              <w:rPr>
+                <w:rStyle w:val="VerbatimChar"/>
+                <w:sz w:val="18"/>
               </w:rPr>
               <w:t xml:space="preserve">dashboard:read</w:t>
             </w:r>
@@ -321,23 +603,32 @@
           <w:p>
             <w:pPr>
               <w:pStyle w:val="Compact"/>
-              <w:jc w:val="left"/>
-            </w:pPr>
-            <w:r>
-              <w:rPr>
-                <w:rStyle w:val="VerbatimChar"/>
+              <w:spacing w:before="20" w:after="20"/>
+              <w:jc w:val="left"/>
+            </w:pPr>
+            <w:r>
+              <w:rPr>
+                <w:rStyle w:val="VerbatimChar"/>
+                <w:sz w:val="18"/>
               </w:rPr>
               <w:t xml:space="preserve">ops:read</w:t>
             </w:r>
             <w:r>
+              <w:rPr>
+                <w:sz w:val="18"/>
+              </w:rPr>
               <w:t xml:space="preserve">,</w:t>
             </w:r>
             <w:r>
-              <w:t xml:space="preserve"> </w:t>
-            </w:r>
-            <w:r>
-              <w:rPr>
-                <w:rStyle w:val="VerbatimChar"/>
+              <w:rPr>
+                <w:sz w:val="18"/>
+              </w:rPr>
+              <w:t xml:space="preserve"> </w:t>
+            </w:r>
+            <w:r>
+              <w:rPr>
+                <w:rStyle w:val="VerbatimChar"/>
+                <w:sz w:val="18"/>
               </w:rPr>
               <w:t xml:space="preserve">ops:run_jobs</w:t>
             </w:r>
@@ -350,9 +641,13 @@
           <w:p>
             <w:pPr>
               <w:pStyle w:val="Compact"/>
-              <w:jc w:val="left"/>
-            </w:pPr>
-            <w:r>
+              <w:spacing w:before="20" w:after="20"/>
+              <w:jc w:val="left"/>
+            </w:pPr>
+            <w:r>
+              <w:rPr>
+                <w:sz w:val="18"/>
+              </w:rPr>
               <w:t xml:space="preserve">Landing page</w:t>
             </w:r>
           </w:p>
@@ -362,9 +657,13 @@
           <w:p>
             <w:pPr>
               <w:pStyle w:val="Compact"/>
-              <w:jc w:val="left"/>
-            </w:pPr>
-            <w:r>
+              <w:spacing w:before="20" w:after="20"/>
+              <w:jc w:val="left"/>
+            </w:pPr>
+            <w:r>
+              <w:rPr>
+                <w:sz w:val="18"/>
+              </w:rPr>
               <w:t xml:space="preserve">Home</w:t>
             </w:r>
           </w:p>
@@ -374,9 +673,13 @@
           <w:p>
             <w:pPr>
               <w:pStyle w:val="Compact"/>
-              <w:jc w:val="left"/>
-            </w:pPr>
-            <w:r>
+              <w:spacing w:before="20" w:after="20"/>
+              <w:jc w:val="left"/>
+            </w:pPr>
+            <w:r>
+              <w:rPr>
+                <w:sz w:val="18"/>
+              </w:rPr>
               <w:t xml:space="preserve">Operations</w:t>
             </w:r>
           </w:p>
@@ -436,21 +739,7 @@
         <w:t xml:space="preserve"> </w:t>
       </w:r>
       <w:r>
-        <w:t xml:space="preserve">first. Technical runbooks (RB-01 … RB-15) and standard operating procedures (SOP-01 … SOP-09) are in</w:t>
-      </w:r>
-      <w:r>
-        <w:t xml:space="preserve"> </w:t>
-      </w:r>
-      <w:hyperlink r:id="rId21">
-        <w:r>
-          <w:rPr>
-            <w:rStyle w:val="VerbatimChar"/>
-          </w:rPr>
-          <w:t xml:space="preserve">docs/operations/runbook-and-support-guide.docx</w:t>
-        </w:r>
-      </w:hyperlink>
-      <w:r>
-        <w:t xml:space="preserve">. This manual covers day-to-day use of the Users and Operations pages.</w:t>
+        <w:t xml:space="preserve">first. Technical runbooks (RB-01 … RB-15) and standard operating procedures (SOP-01 … SOP-09) are in the Runbook and Support Guide (docs/operations/runbook-and-support-guide.pdf). This manual covers day-to-day use of the Users and Operations pages.</w:t>
       </w:r>
     </w:p>
     <w:p>
@@ -460,7 +749,7 @@
         </w:pict>
       </w:r>
     </w:p>
-    <w:bookmarkStart w:id="28" w:name="X53c46edcbaf4da9c6f37aaa20c0ff4799291921"/>
+    <w:bookmarkStart w:id="27" w:name="X53c46edcbaf4da9c6f37aaa20c0ff4799291921"/>
     <w:p>
       <w:pPr>
         <w:pStyle w:val="Heading2"/>
@@ -469,7 +758,7 @@
         <w:t xml:space="preserve">Part A — User administration (administrator)</w:t>
       </w:r>
     </w:p>
-    <w:bookmarkStart w:id="22" w:name="a1-roles-reference"/>
+    <w:bookmarkStart w:id="21" w:name="a1-roles-reference"/>
     <w:p>
       <w:pPr>
         <w:pStyle w:val="Heading3"/>
@@ -503,12 +792,14 @@
           <w:p>
             <w:pPr>
               <w:pStyle w:val="Compact"/>
+              <w:spacing w:before="20" w:after="20"/>
               <w:jc w:val="left"/>
             </w:pPr>
             <w:r>
               <w:rPr>
                 <w:b/>
                 <w:color w:val="FFFFFF"/>
+                <w:sz w:val="18"/>
               </w:rPr>
               <w:t xml:space="preserve">Role</w:t>
             </w:r>
@@ -521,12 +812,14 @@
           <w:p>
             <w:pPr>
               <w:pStyle w:val="Compact"/>
+              <w:spacing w:before="20" w:after="20"/>
               <w:jc w:val="left"/>
             </w:pPr>
             <w:r>
               <w:rPr>
                 <w:b/>
                 <w:color w:val="FFFFFF"/>
+                <w:sz w:val="18"/>
               </w:rPr>
               <w:t xml:space="preserve">Give to</w:t>
             </w:r>
@@ -539,12 +832,14 @@
           <w:p>
             <w:pPr>
               <w:pStyle w:val="Compact"/>
+              <w:spacing w:before="20" w:after="20"/>
               <w:jc w:val="left"/>
             </w:pPr>
             <w:r>
               <w:rPr>
                 <w:b/>
                 <w:color w:val="FFFFFF"/>
+                <w:sz w:val="18"/>
               </w:rPr>
               <w:t xml:space="preserve">MFA</w:t>
             </w:r>
@@ -557,12 +852,14 @@
           <w:p>
             <w:pPr>
               <w:pStyle w:val="Compact"/>
+              <w:spacing w:before="20" w:after="20"/>
               <w:jc w:val="left"/>
             </w:pPr>
             <w:r>
               <w:rPr>
                 <w:b/>
                 <w:color w:val="FFFFFF"/>
+                <w:sz w:val="18"/>
               </w:rPr>
               <w:t xml:space="preserve">Key capabilities</w:t>
             </w:r>
@@ -571,15 +868,19 @@
       </w:tr>
       <w:tr>
         <w:tc>
-          <w:tcPr/>
-          <w:p>
-            <w:pPr>
-              <w:pStyle w:val="Compact"/>
-              <w:jc w:val="left"/>
-            </w:pPr>
-            <w:r>
-              <w:rPr>
-                <w:rStyle w:val="VerbatimChar"/>
+          <w:tcPr>
+            <w:noWrap/>
+          </w:tcPr>
+          <w:p>
+            <w:pPr>
+              <w:pStyle w:val="Compact"/>
+              <w:spacing w:before="20" w:after="20"/>
+              <w:jc w:val="left"/>
+            </w:pPr>
+            <w:r>
+              <w:rPr>
+                <w:rStyle w:val="VerbatimChar"/>
+                <w:sz w:val="18"/>
               </w:rPr>
               <w:t xml:space="preserve">admin</w:t>
             </w:r>
@@ -590,9 +891,13 @@
           <w:p>
             <w:pPr>
               <w:pStyle w:val="Compact"/>
-              <w:jc w:val="left"/>
-            </w:pPr>
-            <w:r>
+              <w:spacing w:before="20" w:after="20"/>
+              <w:jc w:val="left"/>
+            </w:pPr>
+            <w:r>
+              <w:rPr>
+                <w:sz w:val="18"/>
+              </w:rPr>
               <w:t xml:space="preserve">Platform administrators (2–3 people)</w:t>
             </w:r>
           </w:p>
@@ -602,12 +907,14 @@
           <w:p>
             <w:pPr>
               <w:pStyle w:val="Compact"/>
+              <w:spacing w:before="20" w:after="20"/>
               <w:jc w:val="left"/>
             </w:pPr>
             <w:r>
               <w:rPr>
                 <w:bCs/>
                 <w:b/>
+                <w:sz w:val="18"/>
               </w:rPr>
               <w:t xml:space="preserve">Required</w:t>
             </w:r>
@@ -618,9 +925,13 @@
           <w:p>
             <w:pPr>
               <w:pStyle w:val="Compact"/>
-              <w:jc w:val="left"/>
-            </w:pPr>
-            <w:r>
+              <w:spacing w:before="20" w:after="20"/>
+              <w:jc w:val="left"/>
+            </w:pPr>
+            <w:r>
+              <w:rPr>
+                <w:sz w:val="18"/>
+              </w:rPr>
               <w:t xml:space="preserve">Users, operations, audit read</w:t>
             </w:r>
           </w:p>
@@ -628,15 +939,19 @@
       </w:tr>
       <w:tr>
         <w:tc>
-          <w:tcPr/>
-          <w:p>
-            <w:pPr>
-              <w:pStyle w:val="Compact"/>
-              <w:jc w:val="left"/>
-            </w:pPr>
-            <w:r>
-              <w:rPr>
-                <w:rStyle w:val="VerbatimChar"/>
+          <w:tcPr>
+            <w:noWrap/>
+          </w:tcPr>
+          <w:p>
+            <w:pPr>
+              <w:pStyle w:val="Compact"/>
+              <w:spacing w:before="20" w:after="20"/>
+              <w:jc w:val="left"/>
+            </w:pPr>
+            <w:r>
+              <w:rPr>
+                <w:rStyle w:val="VerbatimChar"/>
+                <w:sz w:val="18"/>
               </w:rPr>
               <w:t xml:space="preserve">executive</w:t>
             </w:r>
@@ -647,9 +962,13 @@
           <w:p>
             <w:pPr>
               <w:pStyle w:val="Compact"/>
-              <w:jc w:val="left"/>
-            </w:pPr>
-            <w:r>
+              <w:spacing w:before="20" w:after="20"/>
+              <w:jc w:val="left"/>
+            </w:pPr>
+            <w:r>
+              <w:rPr>
+                <w:sz w:val="18"/>
+              </w:rPr>
               <w:t xml:space="preserve">Leadership</w:t>
             </w:r>
           </w:p>
@@ -659,9 +978,13 @@
           <w:p>
             <w:pPr>
               <w:pStyle w:val="Compact"/>
-              <w:jc w:val="left"/>
-            </w:pPr>
-            <w:r>
+              <w:spacing w:before="20" w:after="20"/>
+              <w:jc w:val="left"/>
+            </w:pPr>
+            <w:r>
+              <w:rPr>
+                <w:sz w:val="18"/>
+              </w:rPr>
               <w:t xml:space="preserve">Recommended</w:t>
             </w:r>
           </w:p>
@@ -671,9 +994,13 @@
           <w:p>
             <w:pPr>
               <w:pStyle w:val="Compact"/>
-              <w:jc w:val="left"/>
-            </w:pPr>
-            <w:r>
+              <w:spacing w:before="20" w:after="20"/>
+              <w:jc w:val="left"/>
+            </w:pPr>
+            <w:r>
+              <w:rPr>
+                <w:sz w:val="18"/>
+              </w:rPr>
               <w:t xml:space="preserve">Dashboards</w:t>
             </w:r>
           </w:p>
@@ -681,15 +1008,19 @@
       </w:tr>
       <w:tr>
         <w:tc>
-          <w:tcPr/>
-          <w:p>
-            <w:pPr>
-              <w:pStyle w:val="Compact"/>
-              <w:jc w:val="left"/>
-            </w:pPr>
-            <w:r>
-              <w:rPr>
-                <w:rStyle w:val="VerbatimChar"/>
+          <w:tcPr>
+            <w:noWrap/>
+          </w:tcPr>
+          <w:p>
+            <w:pPr>
+              <w:pStyle w:val="Compact"/>
+              <w:spacing w:before="20" w:after="20"/>
+              <w:jc w:val="left"/>
+            </w:pPr>
+            <w:r>
+              <w:rPr>
+                <w:rStyle w:val="VerbatimChar"/>
+                <w:sz w:val="18"/>
               </w:rPr>
               <w:t xml:space="preserve">campaign_manager</w:t>
             </w:r>
@@ -700,9 +1031,13 @@
           <w:p>
             <w:pPr>
               <w:pStyle w:val="Compact"/>
-              <w:jc w:val="left"/>
-            </w:pPr>
-            <w:r>
+              <w:spacing w:before="20" w:after="20"/>
+              <w:jc w:val="left"/>
+            </w:pPr>
+            <w:r>
+              <w:rPr>
+                <w:sz w:val="18"/>
+              </w:rPr>
               <w:t xml:space="preserve">Marketing / growth</w:t>
             </w:r>
           </w:p>
@@ -712,17 +1047,22 @@
           <w:p>
             <w:pPr>
               <w:pStyle w:val="Compact"/>
-            </w:pPr>
-          </w:p>
-        </w:tc>
-        <w:tc>
-          <w:tcPr/>
-          <w:p>
-            <w:pPr>
-              <w:pStyle w:val="Compact"/>
-              <w:jc w:val="left"/>
-            </w:pPr>
-            <w:r>
+              <w:spacing w:before="20" w:after="20"/>
+            </w:pPr>
+          </w:p>
+        </w:tc>
+        <w:tc>
+          <w:tcPr/>
+          <w:p>
+            <w:pPr>
+              <w:pStyle w:val="Compact"/>
+              <w:spacing w:before="20" w:after="20"/>
+              <w:jc w:val="left"/>
+            </w:pPr>
+            <w:r>
+              <w:rPr>
+                <w:sz w:val="18"/>
+              </w:rPr>
               <w:t xml:space="preserve">Leads, journeys, voice campaigns, rules read</w:t>
             </w:r>
           </w:p>
@@ -730,15 +1070,19 @@
       </w:tr>
       <w:tr>
         <w:tc>
-          <w:tcPr/>
-          <w:p>
-            <w:pPr>
-              <w:pStyle w:val="Compact"/>
-              <w:jc w:val="left"/>
-            </w:pPr>
-            <w:r>
-              <w:rPr>
-                <w:rStyle w:val="VerbatimChar"/>
+          <w:tcPr>
+            <w:noWrap/>
+          </w:tcPr>
+          <w:p>
+            <w:pPr>
+              <w:pStyle w:val="Compact"/>
+              <w:spacing w:before="20" w:after="20"/>
+              <w:jc w:val="left"/>
+            </w:pPr>
+            <w:r>
+              <w:rPr>
+                <w:rStyle w:val="VerbatimChar"/>
+                <w:sz w:val="18"/>
               </w:rPr>
               <w:t xml:space="preserve">telesales_agent</w:t>
             </w:r>
@@ -749,22 +1093,33 @@
           <w:p>
             <w:pPr>
               <w:pStyle w:val="Compact"/>
-              <w:jc w:val="left"/>
-            </w:pPr>
-            <w:r>
+              <w:spacing w:before="20" w:after="20"/>
+              <w:jc w:val="left"/>
+            </w:pPr>
+            <w:r>
+              <w:rPr>
+                <w:sz w:val="18"/>
+              </w:rPr>
               <w:t xml:space="preserve">Agents (set</w:t>
             </w:r>
             <w:r>
+              <w:rPr>
+                <w:sz w:val="18"/>
+              </w:rPr>
               <w:t xml:space="preserve"> </w:t>
             </w:r>
             <w:r>
               <w:rPr>
                 <w:bCs/>
                 <w:b/>
+                <w:sz w:val="18"/>
               </w:rPr>
               <w:t xml:space="preserve">region</w:t>
             </w:r>
             <w:r>
+              <w:rPr>
+                <w:sz w:val="18"/>
+              </w:rPr>
               <w:t xml:space="preserve">)</w:t>
             </w:r>
           </w:p>
@@ -774,18 +1129,23 @@
           <w:p>
             <w:pPr>
               <w:pStyle w:val="Compact"/>
-            </w:pPr>
-          </w:p>
-        </w:tc>
-        <w:tc>
-          <w:tcPr/>
-          <w:p>
-            <w:pPr>
-              <w:pStyle w:val="Compact"/>
-              <w:jc w:val="left"/>
-            </w:pPr>
-            <w:r>
-              <w:t xml:space="preserve">Handoffs, customers with PII, quote and issue</w:t>
+              <w:spacing w:before="20" w:after="20"/>
+            </w:pPr>
+          </w:p>
+        </w:tc>
+        <w:tc>
+          <w:tcPr/>
+          <w:p>
+            <w:pPr>
+              <w:pStyle w:val="Compact"/>
+              <w:spacing w:before="20" w:after="20"/>
+              <w:jc w:val="left"/>
+            </w:pPr>
+            <w:r>
+              <w:rPr>
+                <w:sz w:val="18"/>
+              </w:rPr>
+              <w:t xml:space="preserve">Handoffs, customers with PII, quote and send to the customer</w:t>
             </w:r>
           </w:p>
         </w:tc>
@@ -796,11 +1156,13 @@
           <w:p>
             <w:pPr>
               <w:pStyle w:val="Compact"/>
-              <w:jc w:val="left"/>
-            </w:pPr>
-            <w:r>
-              <w:rPr>
-                <w:rStyle w:val="VerbatimChar"/>
+              <w:spacing w:before="20" w:after="20"/>
+              <w:jc w:val="left"/>
+            </w:pPr>
+            <w:r>
+              <w:rPr>
+                <w:rStyle w:val="VerbatimChar"/>
+                <w:sz w:val="18"/>
               </w:rPr>
               <w:t xml:space="preserve">telesales_supervisor</w:t>
             </w:r>
@@ -811,9 +1173,13 @@
           <w:p>
             <w:pPr>
               <w:pStyle w:val="Compact"/>
-              <w:jc w:val="left"/>
-            </w:pPr>
-            <w:r>
+              <w:spacing w:before="20" w:after="20"/>
+              <w:jc w:val="left"/>
+            </w:pPr>
+            <w:r>
+              <w:rPr>
+                <w:sz w:val="18"/>
+              </w:rPr>
               <w:t xml:space="preserve">Team leads</w:t>
             </w:r>
           </w:p>
@@ -823,17 +1189,22 @@
           <w:p>
             <w:pPr>
               <w:pStyle w:val="Compact"/>
-            </w:pPr>
-          </w:p>
-        </w:tc>
-        <w:tc>
-          <w:tcPr/>
-          <w:p>
-            <w:pPr>
-              <w:pStyle w:val="Compact"/>
-              <w:jc w:val="left"/>
-            </w:pPr>
-            <w:r>
+              <w:spacing w:before="20" w:after="20"/>
+            </w:pPr>
+          </w:p>
+        </w:tc>
+        <w:tc>
+          <w:tcPr/>
+          <w:p>
+            <w:pPr>
+              <w:pStyle w:val="Compact"/>
+              <w:spacing w:before="20" w:after="20"/>
+              <w:jc w:val="left"/>
+            </w:pPr>
+            <w:r>
+              <w:rPr>
+                <w:sz w:val="18"/>
+              </w:rPr>
               <w:t xml:space="preserve">Agent rights + assign handoffs + dashboards</w:t>
             </w:r>
           </w:p>
@@ -841,15 +1212,19 @@
       </w:tr>
       <w:tr>
         <w:tc>
-          <w:tcPr/>
-          <w:p>
-            <w:pPr>
-              <w:pStyle w:val="Compact"/>
-              <w:jc w:val="left"/>
-            </w:pPr>
-            <w:r>
-              <w:rPr>
-                <w:rStyle w:val="VerbatimChar"/>
+          <w:tcPr>
+            <w:noWrap/>
+          </w:tcPr>
+          <w:p>
+            <w:pPr>
+              <w:pStyle w:val="Compact"/>
+              <w:spacing w:before="20" w:after="20"/>
+              <w:jc w:val="left"/>
+            </w:pPr>
+            <w:r>
+              <w:rPr>
+                <w:rStyle w:val="VerbatimChar"/>
+                <w:sz w:val="18"/>
               </w:rPr>
               <w:t xml:space="preserve">rule_author</w:t>
             </w:r>
@@ -860,9 +1235,13 @@
           <w:p>
             <w:pPr>
               <w:pStyle w:val="Compact"/>
-              <w:jc w:val="left"/>
-            </w:pPr>
-            <w:r>
+              <w:spacing w:before="20" w:after="20"/>
+              <w:jc w:val="left"/>
+            </w:pPr>
+            <w:r>
+              <w:rPr>
+                <w:sz w:val="18"/>
+              </w:rPr>
               <w:t xml:space="preserve">Product analysts</w:t>
             </w:r>
           </w:p>
@@ -872,17 +1251,22 @@
           <w:p>
             <w:pPr>
               <w:pStyle w:val="Compact"/>
-            </w:pPr>
-          </w:p>
-        </w:tc>
-        <w:tc>
-          <w:tcPr/>
-          <w:p>
-            <w:pPr>
-              <w:pStyle w:val="Compact"/>
-              <w:jc w:val="left"/>
-            </w:pPr>
-            <w:r>
+              <w:spacing w:before="20" w:after="20"/>
+            </w:pPr>
+          </w:p>
+        </w:tc>
+        <w:tc>
+          <w:tcPr/>
+          <w:p>
+            <w:pPr>
+              <w:pStyle w:val="Compact"/>
+              <w:spacing w:before="20" w:after="20"/>
+              <w:jc w:val="left"/>
+            </w:pPr>
+            <w:r>
+              <w:rPr>
+                <w:sz w:val="18"/>
+              </w:rPr>
               <w:t xml:space="preserve">Draft and simulate rules</w:t>
             </w:r>
           </w:p>
@@ -890,15 +1274,19 @@
       </w:tr>
       <w:tr>
         <w:tc>
-          <w:tcPr/>
-          <w:p>
-            <w:pPr>
-              <w:pStyle w:val="Compact"/>
-              <w:jc w:val="left"/>
-            </w:pPr>
-            <w:r>
-              <w:rPr>
-                <w:rStyle w:val="VerbatimChar"/>
+          <w:tcPr>
+            <w:noWrap/>
+          </w:tcPr>
+          <w:p>
+            <w:pPr>
+              <w:pStyle w:val="Compact"/>
+              <w:spacing w:before="20" w:after="20"/>
+              <w:jc w:val="left"/>
+            </w:pPr>
+            <w:r>
+              <w:rPr>
+                <w:rStyle w:val="VerbatimChar"/>
+                <w:sz w:val="18"/>
               </w:rPr>
               <w:t xml:space="preserve">rule_approver</w:t>
             </w:r>
@@ -909,9 +1297,13 @@
           <w:p>
             <w:pPr>
               <w:pStyle w:val="Compact"/>
-              <w:jc w:val="left"/>
-            </w:pPr>
-            <w:r>
+              <w:spacing w:before="20" w:after="20"/>
+              <w:jc w:val="left"/>
+            </w:pPr>
+            <w:r>
+              <w:rPr>
+                <w:sz w:val="18"/>
+              </w:rPr>
               <w:t xml:space="preserve">Compliance, underwriting approvers</w:t>
             </w:r>
           </w:p>
@@ -921,12 +1313,14 @@
           <w:p>
             <w:pPr>
               <w:pStyle w:val="Compact"/>
+              <w:spacing w:before="20" w:after="20"/>
               <w:jc w:val="left"/>
             </w:pPr>
             <w:r>
               <w:rPr>
                 <w:bCs/>
                 <w:b/>
+                <w:sz w:val="18"/>
               </w:rPr>
               <w:t xml:space="preserve">Required</w:t>
             </w:r>
@@ -937,9 +1331,13 @@
           <w:p>
             <w:pPr>
               <w:pStyle w:val="Compact"/>
-              <w:jc w:val="left"/>
-            </w:pPr>
-            <w:r>
+              <w:spacing w:before="20" w:after="20"/>
+              <w:jc w:val="left"/>
+            </w:pPr>
+            <w:r>
+              <w:rPr>
+                <w:sz w:val="18"/>
+              </w:rPr>
               <w:t xml:space="preserve">Approve or reject rules, audit read</w:t>
             </w:r>
           </w:p>
@@ -951,11 +1349,13 @@
           <w:p>
             <w:pPr>
               <w:pStyle w:val="Compact"/>
-              <w:jc w:val="left"/>
-            </w:pPr>
-            <w:r>
-              <w:rPr>
-                <w:rStyle w:val="VerbatimChar"/>
+              <w:spacing w:before="20" w:after="20"/>
+              <w:jc w:val="left"/>
+            </w:pPr>
+            <w:r>
+              <w:rPr>
+                <w:rStyle w:val="VerbatimChar"/>
+                <w:sz w:val="18"/>
               </w:rPr>
               <w:t xml:space="preserve">compliance_officer</w:t>
             </w:r>
@@ -966,9 +1366,13 @@
           <w:p>
             <w:pPr>
               <w:pStyle w:val="Compact"/>
-              <w:jc w:val="left"/>
-            </w:pPr>
-            <w:r>
+              <w:spacing w:before="20" w:after="20"/>
+              <w:jc w:val="left"/>
+            </w:pPr>
+            <w:r>
+              <w:rPr>
+                <w:sz w:val="18"/>
+              </w:rPr>
               <w:t xml:space="preserve">Compliance / DPO office</w:t>
             </w:r>
           </w:p>
@@ -978,12 +1382,14 @@
           <w:p>
             <w:pPr>
               <w:pStyle w:val="Compact"/>
+              <w:spacing w:before="20" w:after="20"/>
               <w:jc w:val="left"/>
             </w:pPr>
             <w:r>
               <w:rPr>
                 <w:bCs/>
                 <w:b/>
+                <w:sz w:val="18"/>
               </w:rPr>
               <w:t xml:space="preserve">Required</w:t>
             </w:r>
@@ -994,25 +1400,33 @@
           <w:p>
             <w:pPr>
               <w:pStyle w:val="Compact"/>
-              <w:jc w:val="left"/>
-            </w:pPr>
-            <w:r>
-              <w:t xml:space="preserve">Approve rules, audit, DSAR</w:t>
+              <w:spacing w:before="20" w:after="20"/>
+              <w:jc w:val="left"/>
+            </w:pPr>
+            <w:r>
+              <w:rPr>
+                <w:sz w:val="18"/>
+              </w:rPr>
+              <w:t xml:space="preserve">Approve rules (including restricted kinds), audit, DSAR</w:t>
             </w:r>
           </w:p>
         </w:tc>
       </w:tr>
       <w:tr>
         <w:tc>
-          <w:tcPr/>
-          <w:p>
-            <w:pPr>
-              <w:pStyle w:val="Compact"/>
-              <w:jc w:val="left"/>
-            </w:pPr>
-            <w:r>
-              <w:rPr>
-                <w:rStyle w:val="VerbatimChar"/>
+          <w:tcPr>
+            <w:noWrap/>
+          </w:tcPr>
+          <w:p>
+            <w:pPr>
+              <w:pStyle w:val="Compact"/>
+              <w:spacing w:before="20" w:after="20"/>
+              <w:jc w:val="left"/>
+            </w:pPr>
+            <w:r>
+              <w:rPr>
+                <w:rStyle w:val="VerbatimChar"/>
+                <w:sz w:val="18"/>
               </w:rPr>
               <w:t xml:space="preserve">data_steward</w:t>
             </w:r>
@@ -1023,9 +1437,13 @@
           <w:p>
             <w:pPr>
               <w:pStyle w:val="Compact"/>
-              <w:jc w:val="left"/>
-            </w:pPr>
-            <w:r>
+              <w:spacing w:before="20" w:after="20"/>
+              <w:jc w:val="left"/>
+            </w:pPr>
+            <w:r>
+              <w:rPr>
+                <w:sz w:val="18"/>
+              </w:rPr>
               <w:t xml:space="preserve">Data team</w:t>
             </w:r>
           </w:p>
@@ -1035,12 +1453,14 @@
           <w:p>
             <w:pPr>
               <w:pStyle w:val="Compact"/>
+              <w:spacing w:before="20" w:after="20"/>
               <w:jc w:val="left"/>
             </w:pPr>
             <w:r>
               <w:rPr>
                 <w:bCs/>
                 <w:b/>
+                <w:sz w:val="18"/>
               </w:rPr>
               <w:t xml:space="preserve">Required</w:t>
             </w:r>
@@ -1051,9 +1471,13 @@
           <w:p>
             <w:pPr>
               <w:pStyle w:val="Compact"/>
-              <w:jc w:val="left"/>
-            </w:pPr>
-            <w:r>
+              <w:spacing w:before="20" w:after="20"/>
+              <w:jc w:val="left"/>
+            </w:pPr>
+            <w:r>
+              <w:rPr>
+                <w:sz w:val="18"/>
+              </w:rPr>
               <w:t xml:space="preserve">DQ, corrections, ingestion, PII</w:t>
             </w:r>
           </w:p>
@@ -1061,15 +1485,19 @@
       </w:tr>
       <w:tr>
         <w:tc>
-          <w:tcPr/>
-          <w:p>
-            <w:pPr>
-              <w:pStyle w:val="Compact"/>
-              <w:jc w:val="left"/>
-            </w:pPr>
-            <w:r>
-              <w:rPr>
-                <w:rStyle w:val="VerbatimChar"/>
+          <w:tcPr>
+            <w:noWrap/>
+          </w:tcPr>
+          <w:p>
+            <w:pPr>
+              <w:pStyle w:val="Compact"/>
+              <w:spacing w:before="20" w:after="20"/>
+              <w:jc w:val="left"/>
+            </w:pPr>
+            <w:r>
+              <w:rPr>
+                <w:rStyle w:val="VerbatimChar"/>
+                <w:sz w:val="18"/>
               </w:rPr>
               <w:t xml:space="preserve">claims_handler</w:t>
             </w:r>
@@ -1080,9 +1508,13 @@
           <w:p>
             <w:pPr>
               <w:pStyle w:val="Compact"/>
-              <w:jc w:val="left"/>
-            </w:pPr>
-            <w:r>
+              <w:spacing w:before="20" w:after="20"/>
+              <w:jc w:val="left"/>
+            </w:pPr>
+            <w:r>
+              <w:rPr>
+                <w:sz w:val="18"/>
+              </w:rPr>
               <w:t xml:space="preserve">Claims team</w:t>
             </w:r>
           </w:p>
@@ -1092,17 +1524,22 @@
           <w:p>
             <w:pPr>
               <w:pStyle w:val="Compact"/>
-            </w:pPr>
-          </w:p>
-        </w:tc>
-        <w:tc>
-          <w:tcPr/>
-          <w:p>
-            <w:pPr>
-              <w:pStyle w:val="Compact"/>
-              <w:jc w:val="left"/>
-            </w:pPr>
-            <w:r>
+              <w:spacing w:before="20" w:after="20"/>
+            </w:pPr>
+          </w:p>
+        </w:tc>
+        <w:tc>
+          <w:tcPr/>
+          <w:p>
+            <w:pPr>
+              <w:pStyle w:val="Compact"/>
+              <w:spacing w:before="20" w:after="20"/>
+              <w:jc w:val="left"/>
+            </w:pPr>
+            <w:r>
+              <w:rPr>
+                <w:sz w:val="18"/>
+              </w:rPr>
               <w:t xml:space="preserve">FNOL queue</w:t>
             </w:r>
           </w:p>
@@ -1110,15 +1547,19 @@
       </w:tr>
       <w:tr>
         <w:tc>
-          <w:tcPr/>
-          <w:p>
-            <w:pPr>
-              <w:pStyle w:val="Compact"/>
-              <w:jc w:val="left"/>
-            </w:pPr>
-            <w:r>
-              <w:rPr>
-                <w:rStyle w:val="VerbatimChar"/>
+          <w:tcPr>
+            <w:noWrap/>
+          </w:tcPr>
+          <w:p>
+            <w:pPr>
+              <w:pStyle w:val="Compact"/>
+              <w:spacing w:before="20" w:after="20"/>
+              <w:jc w:val="left"/>
+            </w:pPr>
+            <w:r>
+              <w:rPr>
+                <w:rStyle w:val="VerbatimChar"/>
+                <w:sz w:val="18"/>
               </w:rPr>
               <w:t xml:space="preserve">partner_manager</w:t>
             </w:r>
@@ -1129,9 +1570,13 @@
           <w:p>
             <w:pPr>
               <w:pStyle w:val="Compact"/>
-              <w:jc w:val="left"/>
-            </w:pPr>
-            <w:r>
+              <w:spacing w:before="20" w:after="20"/>
+              <w:jc w:val="left"/>
+            </w:pPr>
+            <w:r>
+              <w:rPr>
+                <w:sz w:val="18"/>
+              </w:rPr>
               <w:t xml:space="preserve">Partnerships</w:t>
             </w:r>
           </w:p>
@@ -1141,17 +1586,22 @@
           <w:p>
             <w:pPr>
               <w:pStyle w:val="Compact"/>
-            </w:pPr>
-          </w:p>
-        </w:tc>
-        <w:tc>
-          <w:tcPr/>
-          <w:p>
-            <w:pPr>
-              <w:pStyle w:val="Compact"/>
-              <w:jc w:val="left"/>
-            </w:pPr>
-            <w:r>
+              <w:spacing w:before="20" w:after="20"/>
+            </w:pPr>
+          </w:p>
+        </w:tc>
+        <w:tc>
+          <w:tcPr/>
+          <w:p>
+            <w:pPr>
+              <w:pStyle w:val="Compact"/>
+              <w:spacing w:before="20" w:after="20"/>
+              <w:jc w:val="left"/>
+            </w:pPr>
+            <w:r>
+              <w:rPr>
+                <w:sz w:val="18"/>
+              </w:rPr>
               <w:t xml:space="preserve">Partners, API keys, statements</w:t>
             </w:r>
           </w:p>
@@ -1159,15 +1609,19 @@
       </w:tr>
       <w:tr>
         <w:tc>
-          <w:tcPr/>
-          <w:p>
-            <w:pPr>
-              <w:pStyle w:val="Compact"/>
-              <w:jc w:val="left"/>
-            </w:pPr>
-            <w:r>
-              <w:rPr>
-                <w:rStyle w:val="VerbatimChar"/>
+          <w:tcPr>
+            <w:noWrap/>
+          </w:tcPr>
+          <w:p>
+            <w:pPr>
+              <w:pStyle w:val="Compact"/>
+              <w:spacing w:before="20" w:after="20"/>
+              <w:jc w:val="left"/>
+            </w:pPr>
+            <w:r>
+              <w:rPr>
+                <w:rStyle w:val="VerbatimChar"/>
+                <w:sz w:val="18"/>
               </w:rPr>
               <w:t xml:space="preserve">auditor</w:t>
             </w:r>
@@ -1178,9 +1632,13 @@
           <w:p>
             <w:pPr>
               <w:pStyle w:val="Compact"/>
-              <w:jc w:val="left"/>
-            </w:pPr>
-            <w:r>
+              <w:spacing w:before="20" w:after="20"/>
+              <w:jc w:val="left"/>
+            </w:pPr>
+            <w:r>
+              <w:rPr>
+                <w:sz w:val="18"/>
+              </w:rPr>
               <w:t xml:space="preserve">Internal audit</w:t>
             </w:r>
           </w:p>
@@ -1190,9 +1648,13 @@
           <w:p>
             <w:pPr>
               <w:pStyle w:val="Compact"/>
-              <w:jc w:val="left"/>
-            </w:pPr>
-            <w:r>
+              <w:spacing w:before="20" w:after="20"/>
+              <w:jc w:val="left"/>
+            </w:pPr>
+            <w:r>
+              <w:rPr>
+                <w:sz w:val="18"/>
+              </w:rPr>
               <w:t xml:space="preserve">Recommended</w:t>
             </w:r>
           </w:p>
@@ -1202,9 +1664,13 @@
           <w:p>
             <w:pPr>
               <w:pStyle w:val="Compact"/>
-              <w:jc w:val="left"/>
-            </w:pPr>
-            <w:r>
+              <w:spacing w:before="20" w:after="20"/>
+              <w:jc w:val="left"/>
+            </w:pPr>
+            <w:r>
+              <w:rPr>
+                <w:sz w:val="18"/>
+              </w:rPr>
               <w:t xml:space="preserve">Read-only audit, rules, dashboards</w:t>
             </w:r>
           </w:p>
@@ -1212,15 +1678,19 @@
       </w:tr>
       <w:tr>
         <w:tc>
-          <w:tcPr/>
-          <w:p>
-            <w:pPr>
-              <w:pStyle w:val="Compact"/>
-              <w:jc w:val="left"/>
-            </w:pPr>
-            <w:r>
-              <w:rPr>
-                <w:rStyle w:val="VerbatimChar"/>
+          <w:tcPr>
+            <w:noWrap/>
+          </w:tcPr>
+          <w:p>
+            <w:pPr>
+              <w:pStyle w:val="Compact"/>
+              <w:spacing w:before="20" w:after="20"/>
+              <w:jc w:val="left"/>
+            </w:pPr>
+            <w:r>
+              <w:rPr>
+                <w:rStyle w:val="VerbatimChar"/>
+                <w:sz w:val="18"/>
               </w:rPr>
               <w:t xml:space="preserve">support_engineer</w:t>
             </w:r>
@@ -1231,9 +1701,13 @@
           <w:p>
             <w:pPr>
               <w:pStyle w:val="Compact"/>
-              <w:jc w:val="left"/>
-            </w:pPr>
-            <w:r>
+              <w:spacing w:before="20" w:after="20"/>
+              <w:jc w:val="left"/>
+            </w:pPr>
+            <w:r>
+              <w:rPr>
+                <w:sz w:val="18"/>
+              </w:rPr>
               <w:t xml:space="preserve">Production support</w:t>
             </w:r>
           </w:p>
@@ -1243,17 +1717,22 @@
           <w:p>
             <w:pPr>
               <w:pStyle w:val="Compact"/>
-            </w:pPr>
-          </w:p>
-        </w:tc>
-        <w:tc>
-          <w:tcPr/>
-          <w:p>
-            <w:pPr>
-              <w:pStyle w:val="Compact"/>
-              <w:jc w:val="left"/>
-            </w:pPr>
-            <w:r>
+              <w:spacing w:before="20" w:after="20"/>
+            </w:pPr>
+          </w:p>
+        </w:tc>
+        <w:tc>
+          <w:tcPr/>
+          <w:p>
+            <w:pPr>
+              <w:pStyle w:val="Compact"/>
+              <w:spacing w:before="20" w:after="20"/>
+              <w:jc w:val="left"/>
+            </w:pPr>
+            <w:r>
+              <w:rPr>
+                <w:sz w:val="18"/>
+              </w:rPr>
               <w:t xml:space="preserve">Operations status and jobs</w:t>
             </w:r>
           </w:p>
@@ -1296,13 +1775,13 @@
           <w:bCs/>
           <w:b/>
         </w:rPr>
-        <w:t xml:space="preserve">cannot sign in</w:t>
-      </w:r>
-      <w:r>
-        <w:t xml:space="preserve"> </w:t>
-      </w:r>
-      <w:r>
-        <w:t xml:space="preserve">until MFA is enrolled ("MFA enrolment required for your role — contact an administrator").</w:t>
+        <w:t xml:space="preserve">enrols their own authenticator app at first sign-in</w:t>
+      </w:r>
+      <w:r>
+        <w:t xml:space="preserve"> </w:t>
+      </w:r>
+      <w:r>
+        <w:t xml:space="preserve">by scanning a QR code that only they see. Administrators never see authenticator keys.</w:t>
       </w:r>
     </w:p>
     <w:p>
@@ -1314,13 +1793,13 @@
           <w:bCs/>
           <w:b/>
         </w:rPr>
-        <w:t xml:space="preserve">Least privilege:</w:t>
-      </w:r>
-      <w:r>
-        <w:t xml:space="preserve"> </w:t>
-      </w:r>
-      <w:r>
-        <w:t xml:space="preserve">choose only the roles the person needs. Never combine</w:t>
+        <w:t xml:space="preserve">Least privilege and separation of duties:</w:t>
+      </w:r>
+      <w:r>
+        <w:t xml:space="preserve"> </w:t>
+      </w:r>
+      <w:r>
+        <w:t xml:space="preserve">choose only the roles the person needs. The platform refuses forbidden role combinations ("Separation of duties: X and Y cannot be held by the same person"). The forbidden pairs, defined in</w:t>
       </w:r>
       <w:r>
         <w:t xml:space="preserve"> </w:t>
@@ -1329,817 +1808,10 @@
         <w:rPr>
           <w:rStyle w:val="VerbatimChar"/>
         </w:rPr>
-        <w:t xml:space="preserve">rule_author</w:t>
-      </w:r>
-      <w:r>
-        <w:t xml:space="preserve"> </w:t>
-      </w:r>
-      <w:r>
-        <w:t xml:space="preserve">with</w:t>
-      </w:r>
-      <w:r>
-        <w:t xml:space="preserve"> </w:t>
-      </w:r>
-      <w:r>
-        <w:rPr>
-          <w:rStyle w:val="VerbatimChar"/>
-        </w:rPr>
-        <w:t xml:space="preserve">rule_approver</w:t>
-      </w:r>
-      <w:r>
-        <w:t xml:space="preserve"> </w:t>
-      </w:r>
-      <w:r>
-        <w:t xml:space="preserve">for the same person. The platform still blocks self-approval, but the separation should be organisational too.</w:t>
-      </w:r>
-    </w:p>
-    <w:bookmarkEnd w:id="22"/>
-    <w:bookmarkStart w:id="23" w:name="a2-create-a-user"/>
-    <w:p>
-      <w:pPr>
-        <w:pStyle w:val="Heading3"/>
-      </w:pPr>
-      <w:r>
-        <w:t xml:space="preserve">A2. Create a user</w:t>
-      </w:r>
-    </w:p>
-    <w:p>
-      <w:pPr>
-        <w:pStyle w:val="FirstParagraph"/>
-      </w:pPr>
-      <w:r>
-        <w:rPr>
-          <w:bCs/>
-          <w:b/>
-        </w:rPr>
-        <w:t xml:space="preserve">Prerequisites:</w:t>
-      </w:r>
-      <w:r>
-        <w:t xml:space="preserve"> </w:t>
-      </w:r>
-      <w:r>
-        <w:t xml:space="preserve">approved access request (manager + data owner for PII roles), training certification for the role (see the change and training plan), and the user's region.</w:t>
-      </w:r>
-    </w:p>
-    <w:p>
-      <w:pPr>
-        <w:numPr>
-          <w:ilvl w:val="0"/>
-          <w:numId w:val="1001"/>
-        </w:numPr>
-        <w:pStyle w:val="Compact"/>
-      </w:pPr>
-      <w:r>
-        <w:t xml:space="preserve">Open</w:t>
-      </w:r>
-      <w:r>
-        <w:t xml:space="preserve"> </w:t>
-      </w:r>
-      <w:r>
-        <w:rPr>
-          <w:bCs/>
-          <w:b/>
-        </w:rPr>
-        <w:t xml:space="preserve">Users</w:t>
-      </w:r>
-      <w:r>
-        <w:t xml:space="preserve"> </w:t>
-      </w:r>
-      <w:r>
-        <w:t xml:space="preserve">and select</w:t>
-      </w:r>
-      <w:r>
-        <w:t xml:space="preserve"> </w:t>
-      </w:r>
-      <w:r>
-        <w:rPr>
-          <w:bCs/>
-          <w:b/>
-        </w:rPr>
-        <w:t xml:space="preserve">Create user</w:t>
-      </w:r>
-      <w:r>
-        <w:t xml:space="preserve">.</w:t>
-      </w:r>
-    </w:p>
-    <w:p>
-      <w:pPr>
-        <w:numPr>
-          <w:ilvl w:val="0"/>
-          <w:numId w:val="1001"/>
-        </w:numPr>
-        <w:pStyle w:val="Compact"/>
-      </w:pPr>
-      <w:r>
-        <w:t xml:space="preserve">Enter:</w:t>
-      </w:r>
-    </w:p>
-    <w:p>
-      <w:pPr>
-        <w:numPr>
-          <w:ilvl w:val="1"/>
-          <w:numId w:val="1002"/>
-        </w:numPr>
-        <w:pStyle w:val="Compact"/>
-      </w:pPr>
-      <w:r>
-        <w:rPr>
-          <w:bCs/>
-          <w:b/>
-        </w:rPr>
-        <w:t xml:space="preserve">Username</w:t>
-      </w:r>
-      <w:r>
-        <w:t xml:space="preserve">: lowercase letters, digits,</w:t>
-      </w:r>
-      <w:r>
-        <w:t xml:space="preserve"> </w:t>
-      </w:r>
-      <w:r>
-        <w:rPr>
-          <w:rStyle w:val="VerbatimChar"/>
-        </w:rPr>
-        <w:t xml:space="preserve">.</w:t>
-      </w:r>
-      <w:r>
-        <w:t xml:space="preserve">,</w:t>
-      </w:r>
-      <w:r>
-        <w:t xml:space="preserve"> </w:t>
-      </w:r>
-      <w:r>
-        <w:rPr>
-          <w:rStyle w:val="VerbatimChar"/>
-        </w:rPr>
-        <w:t xml:space="preserve">_</w:t>
-      </w:r>
-      <w:r>
-        <w:t xml:space="preserve">,</w:t>
-      </w:r>
-      <w:r>
-        <w:t xml:space="preserve"> </w:t>
-      </w:r>
-      <w:r>
-        <w:rPr>
-          <w:rStyle w:val="VerbatimChar"/>
-        </w:rPr>
-        <w:t xml:space="preserve">-</w:t>
-      </w:r>
-      <w:r>
-        <w:t xml:space="preserve"> </w:t>
-      </w:r>
-      <w:r>
-        <w:t xml:space="preserve">(for example</w:t>
-      </w:r>
-      <w:r>
-        <w:t xml:space="preserve"> </w:t>
-      </w:r>
-      <w:r>
-        <w:rPr>
-          <w:rStyle w:val="VerbatimChar"/>
-        </w:rPr>
-        <w:t xml:space="preserve">nguyen.van.an</w:t>
-      </w:r>
-      <w:r>
-        <w:t xml:space="preserve">);</w:t>
-      </w:r>
-    </w:p>
-    <w:p>
-      <w:pPr>
-        <w:numPr>
-          <w:ilvl w:val="1"/>
-          <w:numId w:val="1002"/>
-        </w:numPr>
-        <w:pStyle w:val="Compact"/>
-      </w:pPr>
-      <w:r>
-        <w:rPr>
-          <w:bCs/>
-          <w:b/>
-        </w:rPr>
-        <w:t xml:space="preserve">Display name</w:t>
-      </w:r>
-      <w:r>
-        <w:t xml:space="preserve">;</w:t>
-      </w:r>
-    </w:p>
-    <w:p>
-      <w:pPr>
-        <w:numPr>
-          <w:ilvl w:val="1"/>
-          <w:numId w:val="1002"/>
-        </w:numPr>
-        <w:pStyle w:val="Compact"/>
-      </w:pPr>
-      <w:r>
-        <w:rPr>
-          <w:bCs/>
-          <w:b/>
-        </w:rPr>
-        <w:t xml:space="preserve">Temporary password</w:t>
-      </w:r>
-      <w:r>
-        <w:t xml:space="preserve">: at least 12 characters (maximum 128);</w:t>
-      </w:r>
-    </w:p>
-    <w:p>
-      <w:pPr>
-        <w:numPr>
-          <w:ilvl w:val="1"/>
-          <w:numId w:val="1002"/>
-        </w:numPr>
-        <w:pStyle w:val="Compact"/>
-      </w:pPr>
-      <w:r>
-        <w:rPr>
-          <w:bCs/>
-          <w:b/>
-        </w:rPr>
-        <w:t xml:space="preserve">Roles</w:t>
-      </w:r>
-      <w:r>
-        <w:t xml:space="preserve">: tick the required roles ("Least privilege — choose only what the person needs");</w:t>
-      </w:r>
-    </w:p>
-    <w:p>
-      <w:pPr>
-        <w:numPr>
-          <w:ilvl w:val="1"/>
-          <w:numId w:val="1002"/>
-        </w:numPr>
-        <w:pStyle w:val="Compact"/>
-      </w:pPr>
-      <w:r>
-        <w:rPr>
-          <w:bCs/>
-          <w:b/>
-        </w:rPr>
-        <w:t xml:space="preserve">Region</w:t>
-      </w:r>
-      <w:r>
-        <w:t xml:space="preserve">: for agents and supervisors the exact region name used in customer data (for example</w:t>
-      </w:r>
-      <w:r>
-        <w:t xml:space="preserve"> </w:t>
-      </w:r>
-      <w:r>
-        <w:rPr>
-          <w:rStyle w:val="VerbatimChar"/>
-        </w:rPr>
-        <w:t xml:space="preserve">Hà Nội</w:t>
-      </w:r>
-      <w:r>
-        <w:t xml:space="preserve">,</w:t>
-      </w:r>
-      <w:r>
-        <w:t xml:space="preserve"> </w:t>
-      </w:r>
-      <w:r>
-        <w:rPr>
-          <w:rStyle w:val="VerbatimChar"/>
-        </w:rPr>
-        <w:t xml:space="preserve">TP. Hồ Chí Minh</w:t>
-      </w:r>
-      <w:r>
-        <w:t xml:space="preserve">), otherwise</w:t>
-      </w:r>
-      <w:r>
-        <w:t xml:space="preserve"> </w:t>
-      </w:r>
-      <w:r>
-        <w:rPr>
-          <w:rStyle w:val="VerbatimChar"/>
-        </w:rPr>
-        <w:t xml:space="preserve">ALL</w:t>
-      </w:r>
-      <w:r>
-        <w:t xml:space="preserve">;</w:t>
-      </w:r>
-    </w:p>
-    <w:p>
-      <w:pPr>
-        <w:numPr>
-          <w:ilvl w:val="1"/>
-          <w:numId w:val="1002"/>
-        </w:numPr>
-        <w:pStyle w:val="Compact"/>
-      </w:pPr>
-      <w:r>
-        <w:rPr>
-          <w:bCs/>
-          <w:b/>
-        </w:rPr>
-        <w:t xml:space="preserve">Enrol MFA (mandatory for privileged roles)</w:t>
-      </w:r>
-      <w:r>
-        <w:t xml:space="preserve">: tick for any role in the MFA list (recommended for everyone).</w:t>
-      </w:r>
-    </w:p>
-    <w:p>
-      <w:pPr>
-        <w:numPr>
-          <w:ilvl w:val="0"/>
-          <w:numId w:val="1001"/>
-        </w:numPr>
-        <w:pStyle w:val="Compact"/>
-      </w:pPr>
-      <w:r>
-        <w:t xml:space="preserve">Select</w:t>
-      </w:r>
-      <w:r>
-        <w:t xml:space="preserve"> </w:t>
-      </w:r>
-      <w:r>
-        <w:rPr>
-          <w:bCs/>
-          <w:b/>
-        </w:rPr>
-        <w:t xml:space="preserve">Create</w:t>
-      </w:r>
-      <w:r>
-        <w:t xml:space="preserve">.</w:t>
-      </w:r>
-    </w:p>
-    <w:p>
-      <w:pPr>
-        <w:pStyle w:val="FirstParagraph"/>
-      </w:pPr>
-      <w:r>
-        <w:rPr>
-          <w:bCs/>
-          <w:b/>
-        </w:rPr>
-        <w:t xml:space="preserve">What you will see:</w:t>
-      </w:r>
-      <w:r>
-        <w:t xml:space="preserve"> </w:t>
-      </w:r>
-      <w:r>
-        <w:t xml:space="preserve">"Created</w:t>
-      </w:r>
-      <w:r>
-        <w:t xml:space="preserve"> </w:t>
-      </w:r>
-      <w:r>
-        <w:rPr>
-          <w:rStyle w:val="VerbatimChar"/>
-        </w:rPr>
-        <w:t xml:space="preserve">&lt;username&gt;</w:t>
-      </w:r>
-      <w:r>
-        <w:t xml:space="preserve">." If MFA was enrolled:</w:t>
-      </w:r>
-      <w:r>
-        <w:t xml:space="preserve"> </w:t>
-      </w:r>
-      <w:r>
-        <w:rPr>
-          <w:bCs/>
-          <w:b/>
-        </w:rPr>
-        <w:t xml:space="preserve">"Authenticator secret (show once):</w:t>
-      </w:r>
-      <w:r>
-        <w:rPr>
-          <w:bCs/>
-          <w:b/>
-        </w:rPr>
-        <w:t xml:space="preserve"> </w:t>
-      </w:r>
-      <w:r>
-        <w:rPr>
-          <w:rStyle w:val="VerbatimChar"/>
-          <w:bCs/>
-          <w:b/>
-        </w:rPr>
-        <w:t xml:space="preserve">&lt;secret&gt;</w:t>
-      </w:r>
-      <w:r>
-        <w:rPr>
-          <w:bCs/>
-          <w:b/>
-        </w:rPr>
-        <w:t xml:space="preserve">"</w:t>
-      </w:r>
-      <w:r>
-        <w:t xml:space="preserve">.</w:t>
-      </w:r>
-    </w:p>
-    <w:p>
-      <w:pPr>
-        <w:numPr>
-          <w:ilvl w:val="0"/>
-          <w:numId w:val="1003"/>
-        </w:numPr>
-        <w:pStyle w:val="Compact"/>
-      </w:pPr>
-      <w:r>
-        <w:t xml:space="preserve">Give the user the temporary password and the authenticator secret through</w:t>
-      </w:r>
-      <w:r>
-        <w:t xml:space="preserve"> </w:t>
-      </w:r>
-      <w:r>
-        <w:rPr>
-          <w:bCs/>
-          <w:b/>
-        </w:rPr>
-        <w:t xml:space="preserve">separate secure channels</w:t>
-      </w:r>
-      <w:r>
-        <w:t xml:space="preserve"> </w:t>
-      </w:r>
-      <w:r>
-        <w:t xml:space="preserve">(for example the password in person, the secret through the secure service-desk channel). The user adds the secret to their authenticator app as a time-based (TOTP) account, 6 digits, 30 seconds.</w:t>
-      </w:r>
-    </w:p>
-    <w:p>
-      <w:pPr>
-        <w:numPr>
-          <w:ilvl w:val="0"/>
-          <w:numId w:val="1003"/>
-        </w:numPr>
-        <w:pStyle w:val="Compact"/>
-      </w:pPr>
-      <w:r>
-        <w:t xml:space="preserve">Ask the user to sign in and change the password at once (user menu → Change password).</w:t>
-      </w:r>
-    </w:p>
-    <w:p>
-      <w:pPr>
-        <w:pStyle w:val="FirstParagraph"/>
-      </w:pPr>
-      <w:r>
-        <w:t xml:space="preserve">The action is audited (</w:t>
-      </w:r>
-      <w:r>
-        <w:rPr>
-          <w:rStyle w:val="VerbatimChar"/>
-        </w:rPr>
-        <w:t xml:space="preserve">user.created</w:t>
-      </w:r>
-      <w:r>
-        <w:t xml:space="preserve">, with roles and region).</w:t>
-      </w:r>
-    </w:p>
-    <w:p>
-      <w:pPr>
-        <w:pStyle w:val="BlockText"/>
-      </w:pPr>
-      <w:r>
-        <w:t xml:space="preserve">Production with corporate single sign-on (OIDC to TASCO's IdP): accounts and MFA are managed in the IdP, and this page is used only for role and region mapping. This is planned for scale-out.</w:t>
-      </w:r>
-    </w:p>
-    <w:bookmarkEnd w:id="23"/>
-    <w:bookmarkStart w:id="24" w:name="a3-change-roles-region-or-status"/>
-    <w:p>
-      <w:pPr>
-        <w:pStyle w:val="Heading3"/>
-      </w:pPr>
-      <w:r>
-        <w:t xml:space="preserve">A3. Change roles, region or status</w:t>
-      </w:r>
-    </w:p>
-    <w:p>
-      <w:pPr>
-        <w:numPr>
-          <w:ilvl w:val="0"/>
-          <w:numId w:val="1004"/>
-        </w:numPr>
-        <w:pStyle w:val="Compact"/>
-      </w:pPr>
-      <w:r>
-        <w:t xml:space="preserve">Open</w:t>
-      </w:r>
-      <w:r>
-        <w:t xml:space="preserve"> </w:t>
-      </w:r>
-      <w:r>
-        <w:rPr>
-          <w:bCs/>
-          <w:b/>
-        </w:rPr>
-        <w:t xml:space="preserve">Users</w:t>
-      </w:r>
-      <w:r>
-        <w:t xml:space="preserve"> </w:t>
-      </w:r>
-      <w:r>
-        <w:t xml:space="preserve">and find the user (search by username).</w:t>
-      </w:r>
-    </w:p>
-    <w:p>
-      <w:pPr>
-        <w:numPr>
-          <w:ilvl w:val="0"/>
-          <w:numId w:val="1004"/>
-        </w:numPr>
-        <w:pStyle w:val="Compact"/>
-      </w:pPr>
-      <w:r>
-        <w:t xml:space="preserve">Change</w:t>
-      </w:r>
-      <w:r>
-        <w:t xml:space="preserve"> </w:t>
-      </w:r>
-      <w:r>
-        <w:rPr>
-          <w:bCs/>
-          <w:b/>
-        </w:rPr>
-        <w:t xml:space="preserve">Roles</w:t>
-      </w:r>
-      <w:r>
-        <w:t xml:space="preserve"> </w:t>
-      </w:r>
-      <w:r>
-        <w:t xml:space="preserve">and/or</w:t>
-      </w:r>
-      <w:r>
-        <w:t xml:space="preserve"> </w:t>
-      </w:r>
-      <w:r>
-        <w:rPr>
-          <w:bCs/>
-          <w:b/>
-        </w:rPr>
-        <w:t xml:space="preserve">Region</w:t>
-      </w:r>
-      <w:r>
-        <w:t xml:space="preserve">, or select</w:t>
-      </w:r>
-      <w:r>
-        <w:t xml:space="preserve"> </w:t>
-      </w:r>
-      <w:r>
-        <w:rPr>
-          <w:bCs/>
-          <w:b/>
-        </w:rPr>
-        <w:t xml:space="preserve">Disable</w:t>
-      </w:r>
-      <w:r>
-        <w:t xml:space="preserve"> </w:t>
-      </w:r>
-      <w:r>
-        <w:t xml:space="preserve">/</w:t>
-      </w:r>
-      <w:r>
-        <w:t xml:space="preserve"> </w:t>
-      </w:r>
-      <w:r>
-        <w:rPr>
-          <w:bCs/>
-          <w:b/>
-        </w:rPr>
-        <w:t xml:space="preserve">Enable</w:t>
-      </w:r>
-      <w:r>
-        <w:t xml:space="preserve">.</w:t>
-      </w:r>
-    </w:p>
-    <w:p>
-      <w:pPr>
-        <w:numPr>
-          <w:ilvl w:val="0"/>
-          <w:numId w:val="1004"/>
-        </w:numPr>
-        <w:pStyle w:val="Compact"/>
-      </w:pPr>
-      <w:r>
-        <w:t xml:space="preserve">Save.</w:t>
-      </w:r>
-    </w:p>
-    <w:p>
-      <w:pPr>
-        <w:pStyle w:val="FirstParagraph"/>
-      </w:pPr>
-      <w:r>
-        <w:rPr>
-          <w:bCs/>
-          <w:b/>
-        </w:rPr>
-        <w:t xml:space="preserve">What you will see:</w:t>
-      </w:r>
-      <w:r>
-        <w:t xml:space="preserve"> </w:t>
-      </w:r>
-      <w:r>
-        <w:t xml:space="preserve">the updated row. Disabling takes effect at once: the user's existing session stops working on the next request. Audited as</w:t>
-      </w:r>
-      <w:r>
-        <w:t xml:space="preserve"> </w:t>
-      </w:r>
-      <w:r>
-        <w:rPr>
-          <w:rStyle w:val="VerbatimChar"/>
-        </w:rPr>
-        <w:t xml:space="preserve">user.updated</w:t>
-      </w:r>
-      <w:r>
-        <w:t xml:space="preserve">.</w:t>
-      </w:r>
-    </w:p>
-    <w:p>
-      <w:pPr>
-        <w:pStyle w:val="BodyText"/>
-      </w:pPr>
-      <w:r>
-        <w:t xml:space="preserve">You</w:t>
-      </w:r>
-      <w:r>
-        <w:t xml:space="preserve"> </w:t>
-      </w:r>
-      <w:r>
-        <w:rPr>
-          <w:bCs/>
-          <w:b/>
-        </w:rPr>
-        <w:t xml:space="preserve">cannot remove your own admin role</w:t>
-      </w:r>
-      <w:r>
-        <w:t xml:space="preserve"> </w:t>
-      </w:r>
-      <w:r>
-        <w:t xml:space="preserve">("You cannot remove your own admin role"). Another administrator must do it.</w:t>
-      </w:r>
-    </w:p>
-    <w:bookmarkEnd w:id="24"/>
-    <w:bookmarkStart w:id="25" w:name="a4-leavers-and-movers"/>
-    <w:p>
-      <w:pPr>
-        <w:pStyle w:val="Heading3"/>
-      </w:pPr>
-      <w:r>
-        <w:t xml:space="preserve">A4. Leavers and movers</w:t>
-      </w:r>
-    </w:p>
-    <w:p>
-      <w:pPr>
-        <w:numPr>
-          <w:ilvl w:val="0"/>
-          <w:numId w:val="1005"/>
-        </w:numPr>
-        <w:pStyle w:val="Compact"/>
-      </w:pPr>
-      <w:r>
-        <w:rPr>
-          <w:bCs/>
-          <w:b/>
-        </w:rPr>
-        <w:t xml:space="preserve">Leaver:</w:t>
-      </w:r>
-      <w:r>
-        <w:t xml:space="preserve"> </w:t>
-      </w:r>
-      <w:r>
-        <w:rPr>
-          <w:bCs/>
-          <w:b/>
-        </w:rPr>
-        <w:t xml:space="preserve">Disable</w:t>
-      </w:r>
-      <w:r>
-        <w:t xml:space="preserve"> </w:t>
-      </w:r>
-      <w:r>
-        <w:t xml:space="preserve">on or before the last day. Do not delete accounts, because the audit trail needs them.</w:t>
-      </w:r>
-    </w:p>
-    <w:p>
-      <w:pPr>
-        <w:numPr>
-          <w:ilvl w:val="0"/>
-          <w:numId w:val="1005"/>
-        </w:numPr>
-        <w:pStyle w:val="Compact"/>
-      </w:pPr>
-      <w:r>
-        <w:rPr>
-          <w:bCs/>
-          <w:b/>
-        </w:rPr>
-        <w:t xml:space="preserve">Mover:</w:t>
-      </w:r>
-      <w:r>
-        <w:t xml:space="preserve"> </w:t>
-      </w:r>
-      <w:r>
-        <w:t xml:space="preserve">change roles and region on the effective date. Remove roles that are no longer needed.</w:t>
-      </w:r>
-    </w:p>
-    <w:p>
-      <w:pPr>
-        <w:numPr>
-          <w:ilvl w:val="0"/>
-          <w:numId w:val="1005"/>
-        </w:numPr>
-        <w:pStyle w:val="Compact"/>
-      </w:pPr>
-      <w:r>
-        <w:rPr>
-          <w:bCs/>
-          <w:b/>
-        </w:rPr>
-        <w:t xml:space="preserve">Quarterly access review:</w:t>
-      </w:r>
-      <w:r>
-        <w:t xml:space="preserve"> </w:t>
-      </w:r>
-      <w:r>
-        <w:t xml:space="preserve">export the user list (roles, region, last login, status) for Security and Compliance. Disable accounts with no login for 90 days unless justified.</w:t>
-      </w:r>
-    </w:p>
-    <w:bookmarkEnd w:id="25"/>
-    <w:bookmarkStart w:id="26" w:name="X064f433fc289813411c71ff460a78417bd9aa2c"/>
-    <w:p>
-      <w:pPr>
-        <w:pStyle w:val="Heading3"/>
-      </w:pPr>
-      <w:r>
-        <w:t xml:space="preserve">A5. Locked accounts, forgotten passwords and lost MFA devices</w:t>
-      </w:r>
-    </w:p>
-    <w:p>
-      <w:pPr>
-        <w:pStyle w:val="FirstParagraph"/>
-      </w:pPr>
-      <w:r>
-        <w:t xml:space="preserve">v1 has</w:t>
-      </w:r>
-      <w:r>
-        <w:t xml:space="preserve"> </w:t>
-      </w:r>
-      <w:r>
-        <w:rPr>
-          <w:bCs/>
-          <w:b/>
-        </w:rPr>
-        <w:t xml:space="preserve">no administrator API</w:t>
-      </w:r>
-      <w:r>
-        <w:t xml:space="preserve"> </w:t>
-      </w:r>
-      <w:r>
-        <w:t xml:space="preserve">to unlock an account, reset a password or re-enrol MFA (known issue</w:t>
-      </w:r>
-      <w:r>
-        <w:t xml:space="preserve"> </w:t>
-      </w:r>
-      <w:r>
-        <w:rPr>
-          <w:bCs/>
-          <w:b/>
-        </w:rPr>
-        <w:t xml:space="preserve">KI-27</w:t>
-      </w:r>
-      <w:r>
-        <w:t xml:space="preserve"> </w:t>
-      </w:r>
-      <w:r>
-        <w:t xml:space="preserve">in</w:t>
-      </w:r>
-      <w:r>
-        <w:t xml:space="preserve"> </w:t>
-      </w:r>
-      <w:r>
-        <w:rPr>
-          <w:rStyle w:val="VerbatimChar"/>
-        </w:rPr>
-        <w:t xml:space="preserve">docs/quality/test-strategy.docx</w:t>
-      </w:r>
-      <w:r>
-        <w:t xml:space="preserve">). Until it is fixed, follow</w:t>
-      </w:r>
-      <w:r>
-        <w:t xml:space="preserve"> </w:t>
-      </w:r>
-      <w:r>
-        <w:rPr>
-          <w:bCs/>
-          <w:b/>
-        </w:rPr>
-        <w:t xml:space="preserve">SOP-08</w:t>
-      </w:r>
-      <w:r>
-        <w:t xml:space="preserve"> </w:t>
-      </w:r>
-      <w:r>
-        <w:t xml:space="preserve">in</w:t>
-      </w:r>
-      <w:r>
-        <w:t xml:space="preserve"> </w:t>
-      </w:r>
-      <w:hyperlink r:id="rId21">
-        <w:r>
-          <w:rPr>
-            <w:rStyle w:val="VerbatimChar"/>
-          </w:rPr>
-          <w:t xml:space="preserve">docs/operations/runbook-and-support-guide.docx</w:t>
-        </w:r>
-      </w:hyperlink>
-      <w:r>
-        <w:t xml:space="preserve">:</w:t>
+        <w:t xml:space="preserve">config/security/rbac.json</w:t>
+      </w:r>
+      <w:r>
+        <w:t xml:space="preserve">, are:</w:t>
       </w:r>
     </w:p>
     <w:tbl>
@@ -2165,14 +1837,16 @@
           <w:p>
             <w:pPr>
               <w:pStyle w:val="Compact"/>
+              <w:spacing w:before="20" w:after="20"/>
               <w:jc w:val="left"/>
             </w:pPr>
             <w:r>
               <w:rPr>
                 <w:b/>
                 <w:color w:val="FFFFFF"/>
-              </w:rPr>
-              <w:t xml:space="preserve">Situation</w:t>
+                <w:sz w:val="18"/>
+              </w:rPr>
+              <w:t xml:space="preserve">Role</w:t>
             </w:r>
           </w:p>
         </w:tc>
@@ -2183,93 +1857,1227 @@
           <w:p>
             <w:pPr>
               <w:pStyle w:val="Compact"/>
+              <w:spacing w:before="20" w:after="20"/>
               <w:jc w:val="left"/>
             </w:pPr>
             <w:r>
               <w:rPr>
                 <w:b/>
                 <w:color w:val="FFFFFF"/>
-              </w:rPr>
-              <w:t xml:space="preserve">v1 procedure</w:t>
+                <w:sz w:val="18"/>
+              </w:rPr>
+              <w:t xml:space="preserve">Cannot be combined with</w:t>
             </w:r>
           </w:p>
         </w:tc>
       </w:tr>
       <w:tr>
         <w:tc>
-          <w:tcPr/>
-          <w:p>
-            <w:pPr>
-              <w:pStyle w:val="Compact"/>
-              <w:jc w:val="left"/>
-            </w:pPr>
-            <w:r>
-              <w:t xml:space="preserve">Locked after 5 failed attempts</w:t>
-            </w:r>
-          </w:p>
-        </w:tc>
-        <w:tc>
-          <w:tcPr/>
-          <w:p>
-            <w:pPr>
-              <w:pStyle w:val="Compact"/>
-              <w:jc w:val="left"/>
-            </w:pPr>
-            <w:r>
+          <w:tcPr>
+            <w:noWrap/>
+          </w:tcPr>
+          <w:p>
+            <w:pPr>
+              <w:pStyle w:val="Compact"/>
+              <w:spacing w:before="20" w:after="20"/>
+              <w:jc w:val="left"/>
+            </w:pPr>
+            <w:r>
+              <w:rPr>
+                <w:rStyle w:val="VerbatimChar"/>
+                <w:sz w:val="18"/>
+              </w:rPr>
+              <w:t xml:space="preserve">admin</w:t>
+            </w:r>
+          </w:p>
+        </w:tc>
+        <w:tc>
+          <w:tcPr/>
+          <w:p>
+            <w:pPr>
+              <w:pStyle w:val="Compact"/>
+              <w:spacing w:before="20" w:after="20"/>
+              <w:jc w:val="left"/>
+            </w:pPr>
+            <w:r>
+              <w:rPr>
+                <w:rStyle w:val="VerbatimChar"/>
+                <w:sz w:val="18"/>
+              </w:rPr>
+              <w:t xml:space="preserve">rule_author</w:t>
+            </w:r>
+            <w:r>
+              <w:rPr>
+                <w:sz w:val="18"/>
+              </w:rPr>
+              <w:t xml:space="preserve">,</w:t>
+            </w:r>
+            <w:r>
+              <w:rPr>
+                <w:sz w:val="18"/>
+              </w:rPr>
+              <w:t xml:space="preserve"> </w:t>
+            </w:r>
+            <w:r>
+              <w:rPr>
+                <w:rStyle w:val="VerbatimChar"/>
+                <w:sz w:val="18"/>
+              </w:rPr>
+              <w:t xml:space="preserve">rule_approver</w:t>
+            </w:r>
+            <w:r>
+              <w:rPr>
+                <w:sz w:val="18"/>
+              </w:rPr>
+              <w:t xml:space="preserve">,</w:t>
+            </w:r>
+            <w:r>
+              <w:rPr>
+                <w:sz w:val="18"/>
+              </w:rPr>
+              <w:t xml:space="preserve"> </w:t>
+            </w:r>
+            <w:r>
+              <w:rPr>
+                <w:rStyle w:val="VerbatimChar"/>
+                <w:sz w:val="18"/>
+              </w:rPr>
+              <w:t xml:space="preserve">compliance_officer</w:t>
+            </w:r>
+            <w:r>
+              <w:rPr>
+                <w:sz w:val="18"/>
+              </w:rPr>
+              <w:t xml:space="preserve">,</w:t>
+            </w:r>
+            <w:r>
+              <w:rPr>
+                <w:sz w:val="18"/>
+              </w:rPr>
+              <w:t xml:space="preserve"> </w:t>
+            </w:r>
+            <w:r>
+              <w:rPr>
+                <w:rStyle w:val="VerbatimChar"/>
+                <w:sz w:val="18"/>
+              </w:rPr>
+              <w:t xml:space="preserve">data_steward</w:t>
+            </w:r>
+            <w:r>
+              <w:rPr>
+                <w:sz w:val="18"/>
+              </w:rPr>
+              <w:t xml:space="preserve">,</w:t>
+            </w:r>
+            <w:r>
+              <w:rPr>
+                <w:sz w:val="18"/>
+              </w:rPr>
+              <w:t xml:space="preserve"> </w:t>
+            </w:r>
+            <w:r>
+              <w:rPr>
+                <w:rStyle w:val="VerbatimChar"/>
+                <w:sz w:val="18"/>
+              </w:rPr>
+              <w:t xml:space="preserve">telesales_agent</w:t>
+            </w:r>
+            <w:r>
+              <w:rPr>
+                <w:sz w:val="18"/>
+              </w:rPr>
+              <w:t xml:space="preserve">,</w:t>
+            </w:r>
+            <w:r>
+              <w:rPr>
+                <w:sz w:val="18"/>
+              </w:rPr>
+              <w:t xml:space="preserve"> </w:t>
+            </w:r>
+            <w:r>
+              <w:rPr>
+                <w:rStyle w:val="VerbatimChar"/>
+                <w:sz w:val="18"/>
+              </w:rPr>
+              <w:t xml:space="preserve">telesales_supervisor</w:t>
+            </w:r>
+            <w:r>
+              <w:rPr>
+                <w:sz w:val="18"/>
+              </w:rPr>
+              <w:t xml:space="preserve">,</w:t>
+            </w:r>
+            <w:r>
+              <w:rPr>
+                <w:sz w:val="18"/>
+              </w:rPr>
+              <w:t xml:space="preserve"> </w:t>
+            </w:r>
+            <w:r>
+              <w:rPr>
+                <w:rStyle w:val="VerbatimChar"/>
+                <w:sz w:val="18"/>
+              </w:rPr>
+              <w:t xml:space="preserve">campaign_manager</w:t>
+            </w:r>
+            <w:r>
+              <w:rPr>
+                <w:sz w:val="18"/>
+              </w:rPr>
+              <w:t xml:space="preserve">,</w:t>
+            </w:r>
+            <w:r>
+              <w:rPr>
+                <w:sz w:val="18"/>
+              </w:rPr>
+              <w:t xml:space="preserve"> </w:t>
+            </w:r>
+            <w:r>
+              <w:rPr>
+                <w:rStyle w:val="VerbatimChar"/>
+                <w:sz w:val="18"/>
+              </w:rPr>
+              <w:t xml:space="preserve">partner_manager</w:t>
+            </w:r>
+          </w:p>
+        </w:tc>
+      </w:tr>
+      <w:tr>
+        <w:tc>
+          <w:tcPr>
+            <w:noWrap/>
+          </w:tcPr>
+          <w:p>
+            <w:pPr>
+              <w:pStyle w:val="Compact"/>
+              <w:spacing w:before="20" w:after="20"/>
+              <w:jc w:val="left"/>
+            </w:pPr>
+            <w:r>
+              <w:rPr>
+                <w:rStyle w:val="VerbatimChar"/>
+                <w:sz w:val="18"/>
+              </w:rPr>
+              <w:t xml:space="preserve">rule_author</w:t>
+            </w:r>
+          </w:p>
+        </w:tc>
+        <w:tc>
+          <w:tcPr/>
+          <w:p>
+            <w:pPr>
+              <w:pStyle w:val="Compact"/>
+              <w:spacing w:before="20" w:after="20"/>
+              <w:jc w:val="left"/>
+            </w:pPr>
+            <w:r>
+              <w:rPr>
+                <w:rStyle w:val="VerbatimChar"/>
+                <w:sz w:val="18"/>
+              </w:rPr>
+              <w:t xml:space="preserve">rule_approver</w:t>
+            </w:r>
+            <w:r>
+              <w:rPr>
+                <w:sz w:val="18"/>
+              </w:rPr>
+              <w:t xml:space="preserve">,</w:t>
+            </w:r>
+            <w:r>
+              <w:rPr>
+                <w:sz w:val="18"/>
+              </w:rPr>
+              <w:t xml:space="preserve"> </w:t>
+            </w:r>
+            <w:r>
+              <w:rPr>
+                <w:rStyle w:val="VerbatimChar"/>
+                <w:sz w:val="18"/>
+              </w:rPr>
+              <w:t xml:space="preserve">compliance_officer</w:t>
+            </w:r>
+          </w:p>
+        </w:tc>
+      </w:tr>
+    </w:tbl>
+    <w:p>
+      <w:pPr>
+        <w:pStyle w:val="BodyText"/>
+      </w:pPr>
+      <w:r>
+        <w:t xml:space="preserve">The platform also blocks self-approval of rules, but the separation should be organisational too.</w:t>
+      </w:r>
+    </w:p>
+    <w:bookmarkEnd w:id="21"/>
+    <w:bookmarkStart w:id="22" w:name="a2-create-a-user"/>
+    <w:p>
+      <w:pPr>
+        <w:pStyle w:val="Heading3"/>
+      </w:pPr>
+      <w:r>
+        <w:t xml:space="preserve">A2. Create a user</w:t>
+      </w:r>
+    </w:p>
+    <w:p>
+      <w:pPr>
+        <w:pStyle w:val="FirstParagraph"/>
+      </w:pPr>
+      <w:r>
+        <w:rPr>
+          <w:bCs/>
+          <w:b/>
+        </w:rPr>
+        <w:t xml:space="preserve">Prerequisites:</w:t>
+      </w:r>
+      <w:r>
+        <w:t xml:space="preserve"> </w:t>
+      </w:r>
+      <w:r>
+        <w:t xml:space="preserve">approved access request (manager + data owner for PII roles), training certification for the role (see the Change Management and Training Plan), and the user's region.</w:t>
+      </w:r>
+    </w:p>
+    <w:p>
+      <w:pPr>
+        <w:numPr>
+          <w:ilvl w:val="0"/>
+          <w:numId w:val="1001"/>
+        </w:numPr>
+        <w:pStyle w:val="Compact"/>
+      </w:pPr>
+      <w:r>
+        <w:t xml:space="preserve">Open</w:t>
+      </w:r>
+      <w:r>
+        <w:t xml:space="preserve"> </w:t>
+      </w:r>
+      <w:r>
+        <w:rPr>
+          <w:bCs/>
+          <w:b/>
+        </w:rPr>
+        <w:t xml:space="preserve">Users</w:t>
+      </w:r>
+      <w:r>
+        <w:t xml:space="preserve">. The</w:t>
+      </w:r>
+      <w:r>
+        <w:t xml:space="preserve"> </w:t>
+      </w:r>
+      <w:r>
+        <w:rPr>
+          <w:bCs/>
+          <w:b/>
+        </w:rPr>
+        <w:t xml:space="preserve">Create user</w:t>
+      </w:r>
+      <w:r>
+        <w:t xml:space="preserve"> </w:t>
+      </w:r>
+      <w:r>
+        <w:t xml:space="preserve">form is next to the user list.</w:t>
+      </w:r>
+    </w:p>
+    <w:p>
+      <w:pPr>
+        <w:numPr>
+          <w:ilvl w:val="0"/>
+          <w:numId w:val="1001"/>
+        </w:numPr>
+        <w:pStyle w:val="Compact"/>
+      </w:pPr>
+      <w:r>
+        <w:t xml:space="preserve">Enter:</w:t>
+      </w:r>
+    </w:p>
+    <w:p>
+      <w:pPr>
+        <w:numPr>
+          <w:ilvl w:val="1"/>
+          <w:numId w:val="1002"/>
+        </w:numPr>
+        <w:pStyle w:val="Compact"/>
+      </w:pPr>
+      <w:r>
+        <w:rPr>
+          <w:bCs/>
+          <w:b/>
+        </w:rPr>
+        <w:t xml:space="preserve">Username</w:t>
+      </w:r>
+      <w:r>
+        <w:t xml:space="preserve">: lowercase letters, digits,</w:t>
+      </w:r>
+      <w:r>
+        <w:t xml:space="preserve"> </w:t>
+      </w:r>
+      <w:r>
+        <w:rPr>
+          <w:rStyle w:val="VerbatimChar"/>
+        </w:rPr>
+        <w:t xml:space="preserve">.</w:t>
+      </w:r>
+      <w:r>
+        <w:t xml:space="preserve">,</w:t>
+      </w:r>
+      <w:r>
+        <w:t xml:space="preserve"> </w:t>
+      </w:r>
+      <w:r>
+        <w:rPr>
+          <w:rStyle w:val="VerbatimChar"/>
+        </w:rPr>
+        <w:t xml:space="preserve">_</w:t>
+      </w:r>
+      <w:r>
+        <w:t xml:space="preserve">,</w:t>
+      </w:r>
+      <w:r>
+        <w:t xml:space="preserve"> </w:t>
+      </w:r>
+      <w:r>
+        <w:rPr>
+          <w:rStyle w:val="VerbatimChar"/>
+        </w:rPr>
+        <w:t xml:space="preserve">-</w:t>
+      </w:r>
+      <w:r>
+        <w:t xml:space="preserve"> </w:t>
+      </w:r>
+      <w:r>
+        <w:t xml:space="preserve">(for example</w:t>
+      </w:r>
+      <w:r>
+        <w:t xml:space="preserve"> </w:t>
+      </w:r>
+      <w:r>
+        <w:rPr>
+          <w:rStyle w:val="VerbatimChar"/>
+        </w:rPr>
+        <w:t xml:space="preserve">nguyen.van.an</w:t>
+      </w:r>
+      <w:r>
+        <w:t xml:space="preserve">);</w:t>
+      </w:r>
+    </w:p>
+    <w:p>
+      <w:pPr>
+        <w:numPr>
+          <w:ilvl w:val="1"/>
+          <w:numId w:val="1002"/>
+        </w:numPr>
+        <w:pStyle w:val="Compact"/>
+      </w:pPr>
+      <w:r>
+        <w:rPr>
+          <w:bCs/>
+          <w:b/>
+        </w:rPr>
+        <w:t xml:space="preserve">Display name</w:t>
+      </w:r>
+      <w:r>
+        <w:t xml:space="preserve">;</w:t>
+      </w:r>
+    </w:p>
+    <w:p>
+      <w:pPr>
+        <w:numPr>
+          <w:ilvl w:val="1"/>
+          <w:numId w:val="1002"/>
+        </w:numPr>
+        <w:pStyle w:val="Compact"/>
+      </w:pPr>
+      <w:r>
+        <w:rPr>
+          <w:bCs/>
+          <w:b/>
+        </w:rPr>
+        <w:t xml:space="preserve">Temporary password (≥ 12 chars)</w:t>
+      </w:r>
+      <w:r>
+        <w:t xml:space="preserve">: at least 12 characters (maximum 128), following the password policy;</w:t>
+      </w:r>
+    </w:p>
+    <w:p>
+      <w:pPr>
+        <w:numPr>
+          <w:ilvl w:val="1"/>
+          <w:numId w:val="1002"/>
+        </w:numPr>
+        <w:pStyle w:val="Compact"/>
+      </w:pPr>
+      <w:r>
+        <w:rPr>
+          <w:bCs/>
+          <w:b/>
+        </w:rPr>
+        <w:t xml:space="preserve">Region</w:t>
+      </w:r>
+      <w:r>
+        <w:t xml:space="preserve">: for agents and supervisors the exact region name used in customer data (for example</w:t>
+      </w:r>
+      <w:r>
+        <w:t xml:space="preserve"> </w:t>
+      </w:r>
+      <w:r>
+        <w:rPr>
+          <w:rStyle w:val="VerbatimChar"/>
+        </w:rPr>
+        <w:t xml:space="preserve">Hà Nội</w:t>
+      </w:r>
+      <w:r>
+        <w:t xml:space="preserve">,</w:t>
+      </w:r>
+      <w:r>
+        <w:t xml:space="preserve"> </w:t>
+      </w:r>
+      <w:r>
+        <w:rPr>
+          <w:rStyle w:val="VerbatimChar"/>
+        </w:rPr>
+        <w:t xml:space="preserve">TP. Hồ Chí Minh</w:t>
+      </w:r>
+      <w:r>
+        <w:t xml:space="preserve">), otherwise</w:t>
+      </w:r>
+      <w:r>
+        <w:t xml:space="preserve"> </w:t>
+      </w:r>
+      <w:r>
+        <w:rPr>
+          <w:rStyle w:val="VerbatimChar"/>
+        </w:rPr>
+        <w:t xml:space="preserve">ALL</w:t>
+      </w:r>
+      <w:r>
+        <w:t xml:space="preserve">;</w:t>
+      </w:r>
+    </w:p>
+    <w:p>
+      <w:pPr>
+        <w:numPr>
+          <w:ilvl w:val="1"/>
+          <w:numId w:val="1002"/>
+        </w:numPr>
+        <w:pStyle w:val="Compact"/>
+      </w:pPr>
+      <w:r>
+        <w:rPr>
+          <w:bCs/>
+          <w:b/>
+        </w:rPr>
+        <w:t xml:space="preserve">Roles</w:t>
+      </w:r>
+      <w:r>
+        <w:t xml:space="preserve">: select the required roles ("Least privilege — choose only what the person needs");</w:t>
+      </w:r>
+    </w:p>
+    <w:p>
+      <w:pPr>
+        <w:numPr>
+          <w:ilvl w:val="1"/>
+          <w:numId w:val="1002"/>
+        </w:numPr>
+        <w:pStyle w:val="Compact"/>
+      </w:pPr>
+      <w:r>
+        <w:rPr>
+          <w:bCs/>
+          <w:b/>
+        </w:rPr>
+        <w:t xml:space="preserve">Enrol MFA (mandatory for privileged roles)</w:t>
+      </w:r>
+      <w:r>
+        <w:t xml:space="preserve">: ticked by default. MFA is always required for the roles in the MFA list, whatever this box says.</w:t>
+      </w:r>
+    </w:p>
+    <w:p>
+      <w:pPr>
+        <w:numPr>
+          <w:ilvl w:val="0"/>
+          <w:numId w:val="1001"/>
+        </w:numPr>
+        <w:pStyle w:val="Compact"/>
+      </w:pPr>
+      <w:r>
+        <w:t xml:space="preserve">Select</w:t>
+      </w:r>
+      <w:r>
+        <w:t xml:space="preserve"> </w:t>
+      </w:r>
+      <w:r>
+        <w:rPr>
+          <w:bCs/>
+          <w:b/>
+        </w:rPr>
+        <w:t xml:space="preserve">Create</w:t>
+      </w:r>
+      <w:r>
+        <w:t xml:space="preserve">.</w:t>
+      </w:r>
+    </w:p>
+    <w:p>
+      <w:pPr>
+        <w:pStyle w:val="FirstParagraph"/>
+      </w:pPr>
+      <w:r>
+        <w:rPr>
+          <w:bCs/>
+          <w:b/>
+        </w:rPr>
+        <w:t xml:space="preserve">What you will see:</w:t>
+      </w:r>
+      <w:r>
+        <w:t xml:space="preserve"> </w:t>
+      </w:r>
+      <w:r>
+        <w:t xml:space="preserve">"Created</w:t>
+      </w:r>
+      <w:r>
+        <w:t xml:space="preserve"> </w:t>
+      </w:r>
+      <w:r>
+        <w:rPr>
+          <w:rStyle w:val="VerbatimChar"/>
+        </w:rPr>
+        <w:t xml:space="preserve">&lt;username&gt;</w:t>
+      </w:r>
+      <w:r>
+        <w:t xml:space="preserve">." No authenticator key is shown: the user enrols it at first sign-in.</w:t>
+      </w:r>
+    </w:p>
+    <w:p>
+      <w:pPr>
+        <w:numPr>
+          <w:ilvl w:val="0"/>
+          <w:numId w:val="1003"/>
+        </w:numPr>
+        <w:pStyle w:val="Compact"/>
+      </w:pPr>
+      <w:r>
+        <w:t xml:space="preserve">Give the user the temporary password through a secure channel (for example in person).</w:t>
+      </w:r>
+    </w:p>
+    <w:p>
+      <w:pPr>
+        <w:numPr>
+          <w:ilvl w:val="0"/>
+          <w:numId w:val="1003"/>
+        </w:numPr>
+        <w:pStyle w:val="Compact"/>
+      </w:pPr>
+      <w:r>
+        <w:t xml:space="preserve">At first sign-in the user must set their own password (the</w:t>
+      </w:r>
+      <w:r>
+        <w:t xml:space="preserve"> </w:t>
+      </w:r>
+      <w:r>
+        <w:rPr>
+          <w:bCs/>
+          <w:b/>
+        </w:rPr>
+        <w:t xml:space="preserve">Please set your own password</w:t>
+      </w:r>
+      <w:r>
+        <w:t xml:space="preserve"> </w:t>
+      </w:r>
+      <w:r>
+        <w:t xml:space="preserve">dialog cannot be skipped). Users with an MFA role then scan the enrolment QR code.</w:t>
+      </w:r>
+    </w:p>
+    <w:p>
+      <w:pPr>
+        <w:pStyle w:val="FirstParagraph"/>
+      </w:pPr>
+      <w:r>
+        <w:t xml:space="preserve">The action is audited (</w:t>
+      </w:r>
+      <w:r>
+        <w:rPr>
+          <w:rStyle w:val="VerbatimChar"/>
+        </w:rPr>
+        <w:t xml:space="preserve">user.created</w:t>
+      </w:r>
+      <w:r>
+        <w:t xml:space="preserve">, with roles and region).</w:t>
+      </w:r>
+    </w:p>
+    <w:p>
+      <w:pPr>
+        <w:pStyle w:val="BlockText"/>
+      </w:pPr>
+      <w:r>
+        <w:t xml:space="preserve">Production with corporate single sign-on (OIDC to TASCO's IdP): accounts and MFA are managed in the IdP, and this page is used only for role and region mapping. This is planned for scale-out.</w:t>
+      </w:r>
+    </w:p>
+    <w:bookmarkEnd w:id="22"/>
+    <w:bookmarkStart w:id="23" w:name="a3-change-roles-region-or-status"/>
+    <w:p>
+      <w:pPr>
+        <w:pStyle w:val="Heading3"/>
+      </w:pPr>
+      <w:r>
+        <w:t xml:space="preserve">A3. Change roles, region or status</w:t>
+      </w:r>
+    </w:p>
+    <w:p>
+      <w:pPr>
+        <w:numPr>
+          <w:ilvl w:val="0"/>
+          <w:numId w:val="1004"/>
+        </w:numPr>
+        <w:pStyle w:val="Compact"/>
+      </w:pPr>
+      <w:r>
+        <w:rPr>
+          <w:bCs/>
+          <w:b/>
+        </w:rPr>
+        <w:t xml:space="preserve">Disable / Enable:</w:t>
+      </w:r>
+      <w:r>
+        <w:t xml:space="preserve"> </w:t>
+      </w:r>
+      <w:r>
+        <w:t xml:space="preserve">in the</w:t>
+      </w:r>
+      <w:r>
+        <w:t xml:space="preserve"> </w:t>
+      </w:r>
+      <w:r>
+        <w:rPr>
+          <w:bCs/>
+          <w:b/>
+        </w:rPr>
+        <w:t xml:space="preserve">Users</w:t>
+      </w:r>
+      <w:r>
+        <w:t xml:space="preserve"> </w:t>
+      </w:r>
+      <w:r>
+        <w:t xml:space="preserve">list, select</w:t>
+      </w:r>
+      <w:r>
+        <w:t xml:space="preserve"> </w:t>
+      </w:r>
+      <w:r>
+        <w:rPr>
+          <w:bCs/>
+          <w:b/>
+        </w:rPr>
+        <w:t xml:space="preserve">Disable</w:t>
+      </w:r>
+      <w:r>
+        <w:t xml:space="preserve"> </w:t>
+      </w:r>
+      <w:r>
+        <w:t xml:space="preserve">(or</w:t>
+      </w:r>
+      <w:r>
+        <w:t xml:space="preserve"> </w:t>
+      </w:r>
+      <w:r>
+        <w:rPr>
+          <w:bCs/>
+          <w:b/>
+        </w:rPr>
+        <w:t xml:space="preserve">Enable</w:t>
+      </w:r>
+      <w:r>
+        <w:t xml:space="preserve">) on the user's row.</w:t>
+      </w:r>
+    </w:p>
+    <w:p>
+      <w:pPr>
+        <w:numPr>
+          <w:ilvl w:val="0"/>
+          <w:numId w:val="1004"/>
+        </w:numPr>
+        <w:pStyle w:val="Compact"/>
+      </w:pPr>
+      <w:r>
+        <w:rPr>
+          <w:bCs/>
+          <w:b/>
+        </w:rPr>
+        <w:t xml:space="preserve">Roles and region:</w:t>
+      </w:r>
+      <w:r>
+        <w:t xml:space="preserve"> </w:t>
+      </w:r>
+      <w:r>
+        <w:t xml:space="preserve">in v1 these are changed through the API,</w:t>
+      </w:r>
+      <w:r>
+        <w:t xml:space="preserve"> </w:t>
+      </w:r>
+      <w:r>
+        <w:rPr>
+          <w:rStyle w:val="VerbatimChar"/>
+        </w:rPr>
+        <w:t xml:space="preserve">PATCH /api/users/:id</w:t>
+      </w:r>
+      <w:r>
+        <w:t xml:space="preserve"> </w:t>
+      </w:r>
+      <w:r>
+        <w:t xml:space="preserve">with</w:t>
+      </w:r>
+      <w:r>
+        <w:t xml:space="preserve"> </w:t>
+      </w:r>
+      <w:r>
+        <w:rPr>
+          <w:rStyle w:val="VerbatimChar"/>
+        </w:rPr>
+        <w:t xml:space="preserve">roles</w:t>
+      </w:r>
+      <w:r>
+        <w:t xml:space="preserve"> </w:t>
+      </w:r>
+      <w:r>
+        <w:t xml:space="preserve">and/or</w:t>
+      </w:r>
+      <w:r>
+        <w:t xml:space="preserve"> </w:t>
+      </w:r>
+      <w:r>
+        <w:rPr>
+          <w:rStyle w:val="VerbatimChar"/>
+        </w:rPr>
+        <w:t xml:space="preserve">region</w:t>
+      </w:r>
+      <w:r>
+        <w:t xml:space="preserve">. The console form for this is planned.</w:t>
+      </w:r>
+    </w:p>
+    <w:p>
+      <w:pPr>
+        <w:pStyle w:val="FirstParagraph"/>
+      </w:pPr>
+      <w:r>
+        <w:rPr>
+          <w:bCs/>
+          <w:b/>
+        </w:rPr>
+        <w:t xml:space="preserve">What you will see:</w:t>
+      </w:r>
+      <w:r>
+        <w:t xml:space="preserve"> </w:t>
+      </w:r>
+      <w:r>
+        <w:t xml:space="preserve">the updated row. Any change of roles, region or status takes effect at once: the user's existing sessions stop working and they must sign in again. Audited as</w:t>
+      </w:r>
+      <w:r>
+        <w:t xml:space="preserve"> </w:t>
+      </w:r>
+      <w:r>
+        <w:rPr>
+          <w:rStyle w:val="VerbatimChar"/>
+        </w:rPr>
+        <w:t xml:space="preserve">user.updated</w:t>
+      </w:r>
+      <w:r>
+        <w:t xml:space="preserve">.</w:t>
+      </w:r>
+    </w:p>
+    <w:p>
+      <w:pPr>
+        <w:pStyle w:val="BodyText"/>
+      </w:pPr>
+      <w:r>
+        <w:t xml:space="preserve">You</w:t>
+      </w:r>
+      <w:r>
+        <w:t xml:space="preserve"> </w:t>
+      </w:r>
+      <w:r>
+        <w:rPr>
+          <w:bCs/>
+          <w:b/>
+        </w:rPr>
+        <w:t xml:space="preserve">cannot change your own roles or status</w:t>
+      </w:r>
+      <w:r>
+        <w:t xml:space="preserve"> </w:t>
+      </w:r>
+      <w:r>
+        <w:t xml:space="preserve">("You cannot change your own roles or status"). Another administrator must do it.</w:t>
+      </w:r>
+    </w:p>
+    <w:bookmarkEnd w:id="23"/>
+    <w:bookmarkStart w:id="24" w:name="a4-leavers-and-movers"/>
+    <w:p>
+      <w:pPr>
+        <w:pStyle w:val="Heading3"/>
+      </w:pPr>
+      <w:r>
+        <w:t xml:space="preserve">A4. Leavers and movers</w:t>
+      </w:r>
+    </w:p>
+    <w:p>
+      <w:pPr>
+        <w:numPr>
+          <w:ilvl w:val="0"/>
+          <w:numId w:val="1005"/>
+        </w:numPr>
+        <w:pStyle w:val="Compact"/>
+      </w:pPr>
+      <w:r>
+        <w:rPr>
+          <w:bCs/>
+          <w:b/>
+        </w:rPr>
+        <w:t xml:space="preserve">Leaver:</w:t>
+      </w:r>
+      <w:r>
+        <w:t xml:space="preserve"> </w:t>
+      </w:r>
+      <w:r>
+        <w:rPr>
+          <w:bCs/>
+          <w:b/>
+        </w:rPr>
+        <w:t xml:space="preserve">Disable</w:t>
+      </w:r>
+      <w:r>
+        <w:t xml:space="preserve"> </w:t>
+      </w:r>
+      <w:r>
+        <w:t xml:space="preserve">on or before the last day. Do not delete accounts, because the audit trail needs them.</w:t>
+      </w:r>
+    </w:p>
+    <w:p>
+      <w:pPr>
+        <w:numPr>
+          <w:ilvl w:val="0"/>
+          <w:numId w:val="1005"/>
+        </w:numPr>
+        <w:pStyle w:val="Compact"/>
+      </w:pPr>
+      <w:r>
+        <w:rPr>
+          <w:bCs/>
+          <w:b/>
+        </w:rPr>
+        <w:t xml:space="preserve">Mover:</w:t>
+      </w:r>
+      <w:r>
+        <w:t xml:space="preserve"> </w:t>
+      </w:r>
+      <w:r>
+        <w:t xml:space="preserve">change roles and region on the effective date. Remove roles that are no longer needed.</w:t>
+      </w:r>
+    </w:p>
+    <w:p>
+      <w:pPr>
+        <w:numPr>
+          <w:ilvl w:val="0"/>
+          <w:numId w:val="1005"/>
+        </w:numPr>
+        <w:pStyle w:val="Compact"/>
+      </w:pPr>
+      <w:r>
+        <w:rPr>
+          <w:bCs/>
+          <w:b/>
+        </w:rPr>
+        <w:t xml:space="preserve">Quarterly access review:</w:t>
+      </w:r>
+      <w:r>
+        <w:t xml:space="preserve"> </w:t>
+      </w:r>
+      <w:r>
+        <w:t xml:space="preserve">export the user list (roles, region, MFA, last login, status) for Security and Compliance. Disable accounts with no login for 90 days unless justified.</w:t>
+      </w:r>
+    </w:p>
+    <w:bookmarkEnd w:id="24"/>
+    <w:bookmarkStart w:id="25" w:name="X0af568feffd3bce4677c47391f66eb3c6aa0a69"/>
+    <w:p>
+      <w:pPr>
+        <w:pStyle w:val="Heading3"/>
+      </w:pPr>
+      <w:r>
+        <w:t xml:space="preserve">A5. Locked accounts, lost MFA devices and forgotten passwords</w:t>
+      </w:r>
+    </w:p>
+    <w:p>
+      <w:pPr>
+        <w:pStyle w:val="FirstParagraph"/>
+      </w:pPr>
+      <w:r>
+        <w:t xml:space="preserve">Administrators can unlock an account and force MFA re-enrolment with</w:t>
+      </w:r>
+      <w:r>
+        <w:t xml:space="preserve"> </w:t>
+      </w:r>
+      <w:r>
+        <w:rPr>
+          <w:rStyle w:val="VerbatimChar"/>
+        </w:rPr>
+        <w:t xml:space="preserve">POST /api/users/:id/reset</w:t>
+      </w:r>
+      <w:r>
+        <w:t xml:space="preserve"> </w:t>
+      </w:r>
+      <w:r>
+        <w:t xml:space="preserve">(body</w:t>
+      </w:r>
+      <w:r>
+        <w:t xml:space="preserve"> </w:t>
+      </w:r>
+      <w:r>
+        <w:rPr>
+          <w:rStyle w:val="VerbatimChar"/>
+        </w:rPr>
+        <w:t xml:space="preserve">{"unlock": true}</w:t>
+      </w:r>
+      <w:r>
+        <w:t xml:space="preserve">,</w:t>
+      </w:r>
+      <w:r>
+        <w:t xml:space="preserve"> </w:t>
+      </w:r>
+      <w:r>
+        <w:rPr>
+          <w:rStyle w:val="VerbatimChar"/>
+        </w:rPr>
+        <w:t xml:space="preserve">{"resetMfa": true}</w:t>
+      </w:r>
+      <w:r>
+        <w:t xml:space="preserve"> </w:t>
+      </w:r>
+      <w:r>
+        <w:t xml:space="preserve">or both). The action is audited as</w:t>
+      </w:r>
+      <w:r>
+        <w:t xml:space="preserve"> </w:t>
+      </w:r>
+      <w:r>
+        <w:rPr>
+          <w:rStyle w:val="VerbatimChar"/>
+        </w:rPr>
+        <w:t xml:space="preserve">user.reset</w:t>
+      </w:r>
+      <w:r>
+        <w:t xml:space="preserve">. You cannot reset your own account ("Ask another administrator to reset your own account").</w:t>
+      </w:r>
+    </w:p>
+    <w:tbl>
+      <w:tblPr>
+        <w:tblStyle w:val="Table"/>
+        <w:tblW w:type="pct" w:w="5000"/>
+        <w:tblLook w:firstRow="1" w:lastRow="0" w:firstColumn="0" w:lastColumn="0" w:noHBand="0" w:noVBand="0" w:val="0020"/>
+        <w:jc w:val="start"/>
+      </w:tblPr>
+      <w:tblGrid>
+        <w:gridCol w:w="3960"/>
+        <w:gridCol w:w="3960"/>
+      </w:tblGrid>
+      <w:tr>
+        <w:trPr>
+          <w:tblHeader w:val="true"/>
+          <w:tblHeader w:val="true"/>
+        </w:trPr>
+        <w:tc>
+          <w:tcPr>
+            <w:shd w:val="clear" w:color="auto" w:fill="213368"/>
+          </w:tcPr>
+          <w:p>
+            <w:pPr>
+              <w:pStyle w:val="Compact"/>
+              <w:spacing w:before="20" w:after="20"/>
+              <w:jc w:val="left"/>
+            </w:pPr>
+            <w:r>
+              <w:rPr>
+                <w:b/>
+                <w:color w:val="FFFFFF"/>
+                <w:sz w:val="18"/>
+              </w:rPr>
+              <w:t xml:space="preserve">Situation</w:t>
+            </w:r>
+          </w:p>
+        </w:tc>
+        <w:tc>
+          <w:tcPr>
+            <w:shd w:val="clear" w:color="auto" w:fill="213368"/>
+          </w:tcPr>
+          <w:p>
+            <w:pPr>
+              <w:pStyle w:val="Compact"/>
+              <w:spacing w:before="20" w:after="20"/>
+              <w:jc w:val="left"/>
+            </w:pPr>
+            <w:r>
+              <w:rPr>
+                <w:b/>
+                <w:color w:val="FFFFFF"/>
+                <w:sz w:val="18"/>
+              </w:rPr>
+              <w:t xml:space="preserve">Procedure</w:t>
+            </w:r>
+          </w:p>
+        </w:tc>
+      </w:tr>
+      <w:tr>
+        <w:tc>
+          <w:tcPr/>
+          <w:p>
+            <w:pPr>
+              <w:pStyle w:val="Compact"/>
+              <w:spacing w:before="20" w:after="20"/>
+              <w:jc w:val="left"/>
+            </w:pPr>
+            <w:r>
+              <w:rPr>
+                <w:sz w:val="18"/>
+              </w:rPr>
+              <w:t xml:space="preserve">Locked after 5 failed attempts (password or code)</w:t>
+            </w:r>
+          </w:p>
+        </w:tc>
+        <w:tc>
+          <w:tcPr/>
+          <w:p>
+            <w:pPr>
+              <w:pStyle w:val="Compact"/>
+              <w:spacing w:before="20" w:after="20"/>
+              <w:jc w:val="left"/>
+            </w:pPr>
+            <w:r>
+              <w:rPr>
+                <w:sz w:val="18"/>
+              </w:rPr>
               <w:t xml:space="preserve">The lock clears automatically after</w:t>
             </w:r>
             <w:r>
+              <w:rPr>
+                <w:sz w:val="18"/>
+              </w:rPr>
               <w:t xml:space="preserve"> </w:t>
             </w:r>
             <w:r>
               <w:rPr>
                 <w:bCs/>
                 <w:b/>
+                <w:sz w:val="18"/>
               </w:rPr>
               <w:t xml:space="preserve">15 minutes</w:t>
             </w:r>
             <w:r>
-              <w:t xml:space="preserve"> </w:t>
-            </w:r>
-            <w:r>
+              <w:rPr>
+                <w:sz w:val="18"/>
+              </w:rPr>
+              <w:t xml:space="preserve"> </w:t>
+            </w:r>
+            <w:r>
+              <w:rPr>
+                <w:sz w:val="18"/>
+              </w:rPr>
               <w:t xml:space="preserve">(</w:t>
             </w:r>
             <w:r>
               <w:rPr>
                 <w:rStyle w:val="VerbatimChar"/>
+                <w:sz w:val="18"/>
               </w:rPr>
               <w:t xml:space="preserve">LOCKOUT_MINUTES</w:t>
             </w:r>
             <w:r>
-              <w:t xml:space="preserve">). Verify the user's identity before advising them. Repeated lockouts may indicate an attack: check</w:t>
-            </w:r>
-            <w:r>
-              <w:t xml:space="preserve"> </w:t>
-            </w:r>
-            <w:r>
-              <w:rPr>
-                <w:rStyle w:val="VerbatimChar"/>
+              <w:rPr>
+                <w:sz w:val="18"/>
+              </w:rPr>
+              <w:t xml:space="preserve">). For urgent cases, verify the user's identity and unlock (</w:t>
+            </w:r>
+            <w:r>
+              <w:rPr>
+                <w:rStyle w:val="VerbatimChar"/>
+                <w:sz w:val="18"/>
+              </w:rPr>
+              <w:t xml:space="preserve">unlock: true</w:t>
+            </w:r>
+            <w:r>
+              <w:rPr>
+                <w:sz w:val="18"/>
+              </w:rPr>
+              <w:t xml:space="preserve">). Repeated lockouts may indicate an attack: check</w:t>
+            </w:r>
+            <w:r>
+              <w:rPr>
+                <w:sz w:val="18"/>
+              </w:rPr>
+              <w:t xml:space="preserve"> </w:t>
+            </w:r>
+            <w:r>
+              <w:rPr>
+                <w:rStyle w:val="VerbatimChar"/>
+                <w:sz w:val="18"/>
               </w:rPr>
               <w:t xml:space="preserve">auth.login_failed</w:t>
             </w:r>
             <w:r>
-              <w:t xml:space="preserve"> </w:t>
-            </w:r>
-            <w:r>
+              <w:rPr>
+                <w:sz w:val="18"/>
+              </w:rPr>
+              <w:t xml:space="preserve"> </w:t>
+            </w:r>
+            <w:r>
+              <w:rPr>
+                <w:sz w:val="18"/>
+              </w:rPr>
+              <w:t xml:space="preserve">and</w:t>
+            </w:r>
+            <w:r>
+              <w:rPr>
+                <w:sz w:val="18"/>
+              </w:rPr>
+              <w:t xml:space="preserve"> </w:t>
+            </w:r>
+            <w:r>
+              <w:rPr>
+                <w:rStyle w:val="VerbatimChar"/>
+                <w:sz w:val="18"/>
+              </w:rPr>
+              <w:t xml:space="preserve">auth.mfa_failed</w:t>
+            </w:r>
+            <w:r>
+              <w:rPr>
+                <w:sz w:val="18"/>
+              </w:rPr>
+              <w:t xml:space="preserve"> </w:t>
+            </w:r>
+            <w:r>
+              <w:rPr>
+                <w:sz w:val="18"/>
+              </w:rPr>
               <w:t xml:space="preserve">in</w:t>
             </w:r>
             <w:r>
+              <w:rPr>
+                <w:sz w:val="18"/>
+              </w:rPr>
               <w:t xml:space="preserve"> </w:t>
             </w:r>
             <w:r>
               <w:rPr>
                 <w:bCs/>
                 <w:b/>
+                <w:sz w:val="18"/>
               </w:rPr>
               <w:t xml:space="preserve">Audit</w:t>
             </w:r>
             <w:r>
-              <w:t xml:space="preserve">. For urgent cases, L3 unlocks under SOP-08 (change ticket, break-glass).</w:t>
+              <w:rPr>
+                <w:sz w:val="18"/>
+              </w:rPr>
+              <w:t xml:space="preserve"> </w:t>
+            </w:r>
+            <w:r>
+              <w:rPr>
+                <w:sz w:val="18"/>
+              </w:rPr>
+              <w:t xml:space="preserve">first.</w:t>
             </w:r>
           </w:p>
         </w:tc>
@@ -2280,9 +3088,60 @@
           <w:p>
             <w:pPr>
               <w:pStyle w:val="Compact"/>
-              <w:jc w:val="left"/>
-            </w:pPr>
-            <w:r>
+              <w:spacing w:before="20" w:after="20"/>
+              <w:jc w:val="left"/>
+            </w:pPr>
+            <w:r>
+              <w:rPr>
+                <w:sz w:val="18"/>
+              </w:rPr>
+              <w:t xml:space="preserve">Lost or new phone (MFA)</w:t>
+            </w:r>
+          </w:p>
+        </w:tc>
+        <w:tc>
+          <w:tcPr/>
+          <w:p>
+            <w:pPr>
+              <w:pStyle w:val="Compact"/>
+              <w:spacing w:before="20" w:after="20"/>
+              <w:jc w:val="left"/>
+            </w:pPr>
+            <w:r>
+              <w:rPr>
+                <w:sz w:val="18"/>
+              </w:rPr>
+              <w:t xml:space="preserve">Verify the user's identity, then reset MFA (</w:t>
+            </w:r>
+            <w:r>
+              <w:rPr>
+                <w:rStyle w:val="VerbatimChar"/>
+                <w:sz w:val="18"/>
+              </w:rPr>
+              <w:t xml:space="preserve">resetMfa: true</w:t>
+            </w:r>
+            <w:r>
+              <w:rPr>
+                <w:sz w:val="18"/>
+              </w:rPr>
+              <w:t xml:space="preserve">). Existing sessions end, and the user scans a new QR code at the next sign-in.</w:t>
+            </w:r>
+          </w:p>
+        </w:tc>
+      </w:tr>
+      <w:tr>
+        <w:tc>
+          <w:tcPr/>
+          <w:p>
+            <w:pPr>
+              <w:pStyle w:val="Compact"/>
+              <w:spacing w:before="20" w:after="20"/>
+              <w:jc w:val="left"/>
+            </w:pPr>
+            <w:r>
+              <w:rPr>
+                <w:sz w:val="18"/>
+              </w:rPr>
               <w:t xml:space="preserve">Forgotten password</w:t>
             </w:r>
           </w:p>
@@ -2292,94 +3151,98 @@
           <w:p>
             <w:pPr>
               <w:pStyle w:val="Compact"/>
-              <w:jc w:val="left"/>
-            </w:pPr>
+              <w:spacing w:before="20" w:after="20"/>
+              <w:jc w:val="left"/>
+            </w:pPr>
+            <w:r>
+              <w:rPr>
+                <w:sz w:val="18"/>
+              </w:rPr>
+              <w:t xml:space="preserve">v1 has no administrator password reset.</w:t>
+            </w:r>
+            <w:r>
+              <w:rPr>
+                <w:sz w:val="18"/>
+              </w:rPr>
+              <w:t xml:space="preserve"> </w:t>
+            </w:r>
             <w:r>
               <w:rPr>
                 <w:bCs/>
                 <w:b/>
+                <w:sz w:val="18"/>
               </w:rPr>
               <w:t xml:space="preserve">Disable</w:t>
             </w:r>
             <w:r>
-              <w:t xml:space="preserve"> </w:t>
-            </w:r>
-            <w:r>
-              <w:t xml:space="preserve">the account at once if compromise is suspected. Then either L3 resets it under SOP-08, or you create a replacement account (for example</w:t>
-            </w:r>
-            <w:r>
-              <w:t xml:space="preserve"> </w:t>
-            </w:r>
-            <w:r>
-              <w:rPr>
-                <w:rStyle w:val="VerbatimChar"/>
-              </w:rPr>
-              <w:t xml:space="preserve">nguyen.van.an2</w:t>
-            </w:r>
-            <w:r>
-              <w:t xml:space="preserve">) with the same roles and record the link in the ticket. Under IdP federation this is handled in the IdP.</w:t>
-            </w:r>
-          </w:p>
-        </w:tc>
-      </w:tr>
-      <w:tr>
-        <w:tc>
-          <w:tcPr/>
-          <w:p>
-            <w:pPr>
-              <w:pStyle w:val="Compact"/>
-              <w:jc w:val="left"/>
-            </w:pPr>
-            <w:r>
-              <w:t xml:space="preserve">Lost or new phone (MFA)</w:t>
-            </w:r>
-          </w:p>
-        </w:tc>
-        <w:tc>
-          <w:tcPr/>
-          <w:p>
-            <w:pPr>
-              <w:pStyle w:val="Compact"/>
-              <w:jc w:val="left"/>
-            </w:pPr>
+              <w:rPr>
+                <w:sz w:val="18"/>
+              </w:rPr>
+              <w:t xml:space="preserve"> </w:t>
+            </w:r>
+            <w:r>
+              <w:rPr>
+                <w:sz w:val="18"/>
+              </w:rPr>
+              <w:t xml:space="preserve">the account at once if compromise is suspected. Then follow</w:t>
+            </w:r>
+            <w:r>
+              <w:rPr>
+                <w:sz w:val="18"/>
+              </w:rPr>
+              <w:t xml:space="preserve"> </w:t>
+            </w:r>
             <w:r>
               <w:rPr>
                 <w:bCs/>
                 <w:b/>
-              </w:rPr>
-              <w:t xml:space="preserve">Disable</w:t>
-            </w:r>
-            <w:r>
-              <w:t xml:space="preserve"> </w:t>
-            </w:r>
-            <w:r>
-              <w:t xml:space="preserve">the account at once to protect it. Then either L3 re-enrols MFA under SOP-08, or you create a replacement account with</w:t>
-            </w:r>
-            <w:r>
-              <w:t xml:space="preserve"> </w:t>
-            </w:r>
-            <w:r>
-              <w:rPr>
-                <w:bCs/>
-                <w:b/>
-              </w:rPr>
-              <w:t xml:space="preserve">Enrol MFA</w:t>
-            </w:r>
-            <w:r>
-              <w:t xml:space="preserve">.</w:t>
+                <w:sz w:val="18"/>
+              </w:rPr>
+              <w:t xml:space="preserve">SOP-08</w:t>
+            </w:r>
+            <w:r>
+              <w:rPr>
+                <w:sz w:val="18"/>
+              </w:rPr>
+              <w:t xml:space="preserve"> </w:t>
+            </w:r>
+            <w:r>
+              <w:rPr>
+                <w:sz w:val="18"/>
+              </w:rPr>
+              <w:t xml:space="preserve">in the Runbook and Support Guide (docs/operations/runbook-and-support-guide.pdf), or create a replacement account (for example</w:t>
+            </w:r>
+            <w:r>
+              <w:rPr>
+                <w:sz w:val="18"/>
+              </w:rPr>
+              <w:t xml:space="preserve"> </w:t>
+            </w:r>
+            <w:r>
+              <w:rPr>
+                <w:rStyle w:val="VerbatimChar"/>
+                <w:sz w:val="18"/>
+              </w:rPr>
+              <w:t xml:space="preserve">nguyen.van.an2</w:t>
+            </w:r>
+            <w:r>
+              <w:rPr>
+                <w:sz w:val="18"/>
+              </w:rPr>
+              <w:t xml:space="preserve">) with the same roles and record the link in the ticket. Under IdP federation this is handled in the IdP.</w:t>
             </w:r>
           </w:p>
         </w:tc>
       </w:tr>
     </w:tbl>
-    <w:bookmarkEnd w:id="26"/>
-    <w:bookmarkStart w:id="27" w:name="a6-sandbox-only-demo-accounts"/>
+    <w:bookmarkEnd w:id="25"/>
+    <w:bookmarkStart w:id="26" w:name="a6-demo-accounts-training-and-uat-only"/>
     <w:p>
       <w:pPr>
         <w:pStyle w:val="Heading3"/>
       </w:pPr>
       <w:r>
-        <w:t xml:space="preserve">A6. Sandbox-only demo accounts</w:t>
+        <w:t xml:space="preserve">A6. Demo accounts (training and UAT only)</w:t>
       </w:r>
     </w:p>
     <w:p>
@@ -2552,22 +3415,7 @@
         <w:t xml:space="preserve">support</w:t>
       </w:r>
       <w:r>
-        <w:t xml:space="preserve">) with password</w:t>
-      </w:r>
-      <w:r>
-        <w:t xml:space="preserve"> </w:t>
-      </w:r>
-      <w:r>
-        <w:rPr>
-          <w:rStyle w:val="VerbatimChar"/>
-        </w:rPr>
-        <w:t xml:space="preserve">Tasco@Demo2026!</w:t>
-      </w:r>
-      <w:r>
-        <w:t xml:space="preserve"> </w:t>
-      </w:r>
-      <w:r>
-        <w:t xml:space="preserve">exist</w:t>
+        <w:t xml:space="preserve">) exist</w:t>
       </w:r>
       <w:r>
         <w:t xml:space="preserve"> </w:t>
@@ -2583,16 +3431,150 @@
         <w:t xml:space="preserve"> </w:t>
       </w:r>
       <w:r>
-        <w:t xml:space="preserve">when the platform is seeded in demo mode. Production must</w:t>
-      </w:r>
-      <w:r>
-        <w:t xml:space="preserve"> </w:t>
-      </w:r>
+        <w:t xml:space="preserve">when the platform is seeded in demo mode. The seed job refuses to run unless</w:t>
+      </w:r>
+      <w:r>
+        <w:t xml:space="preserve"> </w:t>
+      </w:r>
+      <w:r>
+        <w:rPr>
+          <w:rStyle w:val="VerbatimChar"/>
+        </w:rPr>
+        <w:t xml:space="preserve">DEMO_MODE</w:t>
+      </w:r>
+      <w:r>
+        <w:t xml:space="preserve"> </w:t>
+      </w:r>
+      <w:r>
+        <w:t xml:space="preserve">is on.</w:t>
+      </w:r>
+    </w:p>
+    <w:p>
+      <w:pPr>
+        <w:numPr>
+          <w:ilvl w:val="0"/>
+          <w:numId w:val="1006"/>
+        </w:numPr>
+        <w:pStyle w:val="Compact"/>
+      </w:pPr>
       <w:r>
         <w:rPr>
           <w:bCs/>
           <w:b/>
         </w:rPr>
+        <w:t xml:space="preserve">Local demo:</w:t>
+      </w:r>
+      <w:r>
+        <w:t xml:space="preserve"> </w:t>
+      </w:r>
+      <w:r>
+        <w:t xml:space="preserve">the default demo password is</w:t>
+      </w:r>
+      <w:r>
+        <w:t xml:space="preserve"> </w:t>
+      </w:r>
+      <w:r>
+        <w:rPr>
+          <w:rStyle w:val="VerbatimChar"/>
+        </w:rPr>
+        <w:t xml:space="preserve">Tasco@Demo2026!</w:t>
+      </w:r>
+      <w:r>
+        <w:t xml:space="preserve">.</w:t>
+      </w:r>
+    </w:p>
+    <w:p>
+      <w:pPr>
+        <w:numPr>
+          <w:ilvl w:val="0"/>
+          <w:numId w:val="1006"/>
+        </w:numPr>
+        <w:pStyle w:val="Compact"/>
+      </w:pPr>
+      <w:r>
+        <w:rPr>
+          <w:bCs/>
+          <w:b/>
+        </w:rPr>
+        <w:t xml:space="preserve">Hosted UAT:</w:t>
+      </w:r>
+      <w:r>
+        <w:t xml:space="preserve"> </w:t>
+      </w:r>
+      <w:r>
+        <w:t xml:space="preserve">a separate password is distributed in the access workbook. Never write it in documents, tickets or chat. UAT can also publish demo authenticator keys (</w:t>
+      </w:r>
+      <w:r>
+        <w:rPr>
+          <w:rStyle w:val="VerbatimChar"/>
+        </w:rPr>
+        <w:t xml:space="preserve">DEMO_TOTP_SEED</w:t>
+      </w:r>
+      <w:r>
+        <w:t xml:space="preserve">) and reset demo accounts at start-up (</w:t>
+      </w:r>
+      <w:r>
+        <w:rPr>
+          <w:rStyle w:val="VerbatimChar"/>
+        </w:rPr>
+        <w:t xml:space="preserve">DEMO_ACCOUNT_SYNC</w:t>
+      </w:r>
+      <w:r>
+        <w:t xml:space="preserve">).</w:t>
+      </w:r>
+    </w:p>
+    <w:p>
+      <w:pPr>
+        <w:numPr>
+          <w:ilvl w:val="0"/>
+          <w:numId w:val="1006"/>
+        </w:numPr>
+        <w:pStyle w:val="Compact"/>
+      </w:pPr>
+      <w:r>
+        <w:t xml:space="preserve">The demo MFA helper behind</w:t>
+      </w:r>
+      <w:r>
+        <w:t xml:space="preserve"> </w:t>
+      </w:r>
+      <w:r>
+        <w:rPr>
+          <w:bCs/>
+          <w:b/>
+        </w:rPr>
+        <w:t xml:space="preserve">Sign in with demo code (UAT)</w:t>
+      </w:r>
+      <w:r>
+        <w:t xml:space="preserve"> </w:t>
+      </w:r>
+      <w:r>
+        <w:t xml:space="preserve">(</w:t>
+      </w:r>
+      <w:r>
+        <w:rPr>
+          <w:rStyle w:val="VerbatimChar"/>
+        </w:rPr>
+        <w:t xml:space="preserve">GET /api/demo/totp/:username</w:t>
+      </w:r>
+      <w:r>
+        <w:t xml:space="preserve">) returns 404 when demo mode is off.</w:t>
+      </w:r>
+    </w:p>
+    <w:p>
+      <w:pPr>
+        <w:pStyle w:val="FirstParagraph"/>
+      </w:pPr>
+      <w:r>
+        <w:t xml:space="preserve">Production must</w:t>
+      </w:r>
+      <w:r>
+        <w:t xml:space="preserve"> </w:t>
+      </w:r>
+      <w:r>
+        <w:rPr>
+          <w:bCs/>
+          <w:b/>
+        </w:rPr>
         <w:t xml:space="preserve">never</w:t>
       </w:r>
       <w:r>
@@ -2614,22 +3596,7 @@
         <w:t xml:space="preserve"> </w:t>
       </w:r>
       <w:r>
-        <w:t xml:space="preserve">(the server refuses to start in production with demo mode unless explicitly overridden). The demo MFA helper</w:t>
-      </w:r>
-      <w:r>
-        <w:t xml:space="preserve"> </w:t>
-      </w:r>
-      <w:r>
-        <w:rPr>
-          <w:rStyle w:val="VerbatimChar"/>
-        </w:rPr>
-        <w:t xml:space="preserve">GET /api/demo/totp/:username</w:t>
-      </w:r>
-      <w:r>
-        <w:t xml:space="preserve"> </w:t>
-      </w:r>
-      <w:r>
-        <w:t xml:space="preserve">returns 404 when demo mode is off.</w:t>
+        <w:t xml:space="preserve">(the server refuses to start in production with demo mode unless explicitly overridden).</w:t>
       </w:r>
     </w:p>
     <w:p>
@@ -2639,9 +3606,9 @@
         </w:pict>
       </w:r>
     </w:p>
+    <w:bookmarkEnd w:id="26"/>
     <w:bookmarkEnd w:id="27"/>
-    <w:bookmarkEnd w:id="28"/>
-    <w:bookmarkStart w:id="34" w:name="Xfd9d750e6a375524802c483eab3377eca1d842d"/>
+    <w:bookmarkStart w:id="33" w:name="Xfd9d750e6a375524802c483eab3377eca1d842d"/>
     <w:p>
       <w:pPr>
         <w:pStyle w:val="Heading2"/>
@@ -2650,7 +3617,7 @@
         <w:t xml:space="preserve">Part B — Operations (administrator and support engineer)</w:t>
       </w:r>
     </w:p>
-    <w:bookmarkStart w:id="29" w:name="b1-operations-page"/>
+    <w:bookmarkStart w:id="28" w:name="b1-operations-page"/>
     <w:p>
       <w:pPr>
         <w:pStyle w:val="Heading3"/>
@@ -2675,6 +3642,62 @@
           <w:b/>
         </w:rPr>
         <w:t xml:space="preserve">Operations</w:t>
+      </w:r>
+      <w:r>
+        <w:t xml:space="preserve">. The page heading shows the</w:t>
+      </w:r>
+      <w:r>
+        <w:t xml:space="preserve"> </w:t>
+      </w:r>
+      <w:r>
+        <w:rPr>
+          <w:bCs/>
+          <w:b/>
+        </w:rPr>
+        <w:t xml:space="preserve">store</w:t>
+      </w:r>
+      <w:r>
+        <w:t xml:space="preserve"> </w:t>
+      </w:r>
+      <w:r>
+        <w:t xml:space="preserve">(</w:t>
+      </w:r>
+      <w:r>
+        <w:rPr>
+          <w:rStyle w:val="VerbatimChar"/>
+        </w:rPr>
+        <w:t xml:space="preserve">postgres</w:t>
+      </w:r>
+      <w:r>
+        <w:t xml:space="preserve"> </w:t>
+      </w:r>
+      <w:r>
+        <w:t xml:space="preserve">in production,</w:t>
+      </w:r>
+      <w:r>
+        <w:t xml:space="preserve"> </w:t>
+      </w:r>
+      <w:r>
+        <w:rPr>
+          <w:rStyle w:val="VerbatimChar"/>
+        </w:rPr>
+        <w:t xml:space="preserve">memory</w:t>
+      </w:r>
+      <w:r>
+        <w:t xml:space="preserve"> </w:t>
+      </w:r>
+      <w:r>
+        <w:t xml:space="preserve">only in local development) and the number of</w:t>
+      </w:r>
+      <w:r>
+        <w:t xml:space="preserve"> </w:t>
+      </w:r>
+      <w:r>
+        <w:rPr>
+          <w:bCs/>
+          <w:b/>
+        </w:rPr>
+        <w:t xml:space="preserve">audit entries</w:t>
       </w:r>
       <w:r>
         <w:t xml:space="preserve">.</w:t>
@@ -2714,12 +3737,14 @@
           <w:p>
             <w:pPr>
               <w:pStyle w:val="Compact"/>
+              <w:spacing w:before="20" w:after="20"/>
               <w:jc w:val="left"/>
             </w:pPr>
             <w:r>
               <w:rPr>
                 <w:b/>
                 <w:color w:val="FFFFFF"/>
+                <w:sz w:val="18"/>
               </w:rPr>
               <w:t xml:space="preserve">Section</w:t>
             </w:r>
@@ -2732,12 +3757,14 @@
           <w:p>
             <w:pPr>
               <w:pStyle w:val="Compact"/>
+              <w:spacing w:before="20" w:after="20"/>
               <w:jc w:val="left"/>
             </w:pPr>
             <w:r>
               <w:rPr>
                 <w:b/>
                 <w:color w:val="FFFFFF"/>
+                <w:sz w:val="18"/>
               </w:rPr>
               <w:t xml:space="preserve">Meaning</w:t>
             </w:r>
@@ -2750,12 +3777,14 @@
           <w:p>
             <w:pPr>
               <w:pStyle w:val="Compact"/>
+              <w:spacing w:before="20" w:after="20"/>
               <w:jc w:val="left"/>
             </w:pPr>
             <w:r>
               <w:rPr>
                 <w:b/>
                 <w:color w:val="FFFFFF"/>
+                <w:sz w:val="18"/>
               </w:rPr>
               <w:t xml:space="preserve">Healthy state</w:t>
             </w:r>
@@ -2768,71 +3797,228 @@
           <w:p>
             <w:pPr>
               <w:pStyle w:val="Compact"/>
+              <w:spacing w:before="20" w:after="20"/>
               <w:jc w:val="left"/>
             </w:pPr>
             <w:r>
               <w:rPr>
                 <w:bCs/>
                 <w:b/>
-              </w:rPr>
-              <w:t xml:space="preserve">Store</w:t>
-            </w:r>
-          </w:p>
-        </w:tc>
-        <w:tc>
-          <w:tcPr/>
-          <w:p>
-            <w:pPr>
-              <w:pStyle w:val="Compact"/>
-              <w:jc w:val="left"/>
-            </w:pPr>
-            <w:r>
-              <w:rPr>
-                <w:rStyle w:val="VerbatimChar"/>
-              </w:rPr>
-              <w:t xml:space="preserve">postgres</w:t>
-            </w:r>
-            <w:r>
-              <w:t xml:space="preserve"> </w:t>
-            </w:r>
-            <w:r>
-              <w:t xml:space="preserve">(production) or</w:t>
-            </w:r>
-            <w:r>
-              <w:t xml:space="preserve"> </w:t>
-            </w:r>
-            <w:r>
-              <w:rPr>
-                <w:rStyle w:val="VerbatimChar"/>
-              </w:rPr>
-              <w:t xml:space="preserve">memory</w:t>
-            </w:r>
-            <w:r>
-              <w:t xml:space="preserve"> </w:t>
-            </w:r>
-            <w:r>
-              <w:t xml:space="preserve">(demo/dev)</w:t>
-            </w:r>
-          </w:p>
-        </w:tc>
-        <w:tc>
-          <w:tcPr/>
-          <w:p>
-            <w:pPr>
-              <w:pStyle w:val="Compact"/>
-              <w:jc w:val="left"/>
-            </w:pPr>
-            <w:r>
-              <w:rPr>
-                <w:rStyle w:val="VerbatimChar"/>
-              </w:rPr>
-              <w:t xml:space="preserve">postgres</w:t>
-            </w:r>
-            <w:r>
-              <w:t xml:space="preserve"> </w:t>
-            </w:r>
-            <w:r>
-              <w:t xml:space="preserve">in production</w:t>
+                <w:sz w:val="18"/>
+              </w:rPr>
+              <w:t xml:space="preserve">Integrations</w:t>
+            </w:r>
+            <w:r>
+              <w:rPr>
+                <w:sz w:val="18"/>
+              </w:rPr>
+              <w:t xml:space="preserve">: name and circuit</w:t>
+            </w:r>
+          </w:p>
+        </w:tc>
+        <w:tc>
+          <w:tcPr/>
+          <w:p>
+            <w:pPr>
+              <w:pStyle w:val="Compact"/>
+              <w:spacing w:before="20" w:after="20"/>
+              <w:jc w:val="left"/>
+            </w:pPr>
+            <w:r>
+              <w:rPr>
+                <w:sz w:val="18"/>
+              </w:rPr>
+              <w:t xml:space="preserve">Circuit breaker state for each external system:</w:t>
+            </w:r>
+            <w:r>
+              <w:rPr>
+                <w:sz w:val="18"/>
+              </w:rPr>
+              <w:t xml:space="preserve"> </w:t>
+            </w:r>
+            <w:r>
+              <w:rPr>
+                <w:rStyle w:val="VerbatimChar"/>
+                <w:sz w:val="18"/>
+              </w:rPr>
+              <w:t xml:space="preserve">vetc-wallet</w:t>
+            </w:r>
+            <w:r>
+              <w:rPr>
+                <w:sz w:val="18"/>
+              </w:rPr>
+              <w:t xml:space="preserve">,</w:t>
+            </w:r>
+            <w:r>
+              <w:rPr>
+                <w:sz w:val="18"/>
+              </w:rPr>
+              <w:t xml:space="preserve"> </w:t>
+            </w:r>
+            <w:r>
+              <w:rPr>
+                <w:rStyle w:val="VerbatimChar"/>
+                <w:sz w:val="18"/>
+              </w:rPr>
+              <w:t xml:space="preserve">tasco-core</w:t>
+            </w:r>
+            <w:r>
+              <w:rPr>
+                <w:sz w:val="18"/>
+              </w:rPr>
+              <w:t xml:space="preserve">,</w:t>
+            </w:r>
+            <w:r>
+              <w:rPr>
+                <w:sz w:val="18"/>
+              </w:rPr>
+              <w:t xml:space="preserve"> </w:t>
+            </w:r>
+            <w:r>
+              <w:rPr>
+                <w:rStyle w:val="VerbatimChar"/>
+                <w:sz w:val="18"/>
+              </w:rPr>
+              <w:t xml:space="preserve">voice-ai</w:t>
+            </w:r>
+            <w:r>
+              <w:rPr>
+                <w:sz w:val="18"/>
+              </w:rPr>
+              <w:t xml:space="preserve">,</w:t>
+            </w:r>
+            <w:r>
+              <w:rPr>
+                <w:sz w:val="18"/>
+              </w:rPr>
+              <w:t xml:space="preserve"> </w:t>
+            </w:r>
+            <w:r>
+              <w:rPr>
+                <w:rStyle w:val="VerbatimChar"/>
+                <w:sz w:val="18"/>
+              </w:rPr>
+              <w:t xml:space="preserve">app-push</w:t>
+            </w:r>
+            <w:r>
+              <w:rPr>
+                <w:sz w:val="18"/>
+              </w:rPr>
+              <w:t xml:space="preserve">,</w:t>
+            </w:r>
+            <w:r>
+              <w:rPr>
+                <w:sz w:val="18"/>
+              </w:rPr>
+              <w:t xml:space="preserve"> </w:t>
+            </w:r>
+            <w:r>
+              <w:rPr>
+                <w:rStyle w:val="VerbatimChar"/>
+                <w:sz w:val="18"/>
+              </w:rPr>
+              <w:t xml:space="preserve">zalo-zns</w:t>
+            </w:r>
+            <w:r>
+              <w:rPr>
+                <w:sz w:val="18"/>
+              </w:rPr>
+              <w:t xml:space="preserve">,</w:t>
+            </w:r>
+            <w:r>
+              <w:rPr>
+                <w:sz w:val="18"/>
+              </w:rPr>
+              <w:t xml:space="preserve"> </w:t>
+            </w:r>
+            <w:r>
+              <w:rPr>
+                <w:rStyle w:val="VerbatimChar"/>
+                <w:sz w:val="18"/>
+              </w:rPr>
+              <w:t xml:space="preserve">sms</w:t>
+            </w:r>
+          </w:p>
+        </w:tc>
+        <w:tc>
+          <w:tcPr/>
+          <w:p>
+            <w:pPr>
+              <w:pStyle w:val="Compact"/>
+              <w:spacing w:before="20" w:after="20"/>
+              <w:jc w:val="left"/>
+            </w:pPr>
+            <w:r>
+              <w:rPr>
+                <w:bCs/>
+                <w:b/>
+                <w:sz w:val="18"/>
+              </w:rPr>
+              <w:t xml:space="preserve">closed</w:t>
+            </w:r>
+            <w:r>
+              <w:rPr>
+                <w:sz w:val="18"/>
+              </w:rPr>
+              <w:t xml:space="preserve"> </w:t>
+            </w:r>
+            <w:r>
+              <w:rPr>
+                <w:sz w:val="18"/>
+              </w:rPr>
+              <w:t xml:space="preserve">(shown as active).</w:t>
+            </w:r>
+            <w:r>
+              <w:rPr>
+                <w:sz w:val="18"/>
+              </w:rPr>
+              <w:t xml:space="preserve"> </w:t>
+            </w:r>
+            <w:r>
+              <w:rPr>
+                <w:bCs/>
+                <w:b/>
+                <w:sz w:val="18"/>
+              </w:rPr>
+              <w:t xml:space="preserve">open</w:t>
+            </w:r>
+            <w:r>
+              <w:rPr>
+                <w:sz w:val="18"/>
+              </w:rPr>
+              <w:t xml:space="preserve"> </w:t>
+            </w:r>
+            <w:r>
+              <w:rPr>
+                <w:sz w:val="18"/>
+              </w:rPr>
+              <w:t xml:space="preserve">(shown as failed) means calls are failing fast.</w:t>
+            </w:r>
+            <w:r>
+              <w:rPr>
+                <w:sz w:val="18"/>
+              </w:rPr>
+              <w:t xml:space="preserve"> </w:t>
+            </w:r>
+            <w:r>
+              <w:rPr>
+                <w:bCs/>
+                <w:b/>
+                <w:sz w:val="18"/>
+              </w:rPr>
+              <w:t xml:space="preserve">half_open</w:t>
+            </w:r>
+            <w:r>
+              <w:rPr>
+                <w:sz w:val="18"/>
+              </w:rPr>
+              <w:t xml:space="preserve"> </w:t>
+            </w:r>
+            <w:r>
+              <w:rPr>
+                <w:sz w:val="18"/>
+              </w:rPr>
+              <w:t xml:space="preserve">means it is testing recovery.</w:t>
             </w:r>
           </w:p>
         </w:tc>
@@ -2843,294 +4029,118 @@
           <w:p>
             <w:pPr>
               <w:pStyle w:val="Compact"/>
+              <w:spacing w:before="20" w:after="20"/>
               <w:jc w:val="left"/>
             </w:pPr>
             <w:r>
               <w:rPr>
                 <w:bCs/>
                 <w:b/>
-              </w:rPr>
-              <w:t xml:space="preserve">Integrations</w:t>
-            </w:r>
-            <w:r>
-              <w:t xml:space="preserve">: name and circuit</w:t>
-            </w:r>
-          </w:p>
-        </w:tc>
-        <w:tc>
-          <w:tcPr/>
-          <w:p>
-            <w:pPr>
-              <w:pStyle w:val="Compact"/>
-              <w:jc w:val="left"/>
-            </w:pPr>
-            <w:r>
-              <w:t xml:space="preserve">Circuit breaker state for each external system:</w:t>
-            </w:r>
-            <w:r>
-              <w:t xml:space="preserve"> </w:t>
-            </w:r>
-            <w:r>
-              <w:rPr>
-                <w:rStyle w:val="VerbatimChar"/>
-              </w:rPr>
-              <w:t xml:space="preserve">vetc-wallet</w:t>
-            </w:r>
-            <w:r>
-              <w:t xml:space="preserve">,</w:t>
-            </w:r>
-            <w:r>
-              <w:t xml:space="preserve"> </w:t>
-            </w:r>
-            <w:r>
-              <w:rPr>
-                <w:rStyle w:val="VerbatimChar"/>
-              </w:rPr>
-              <w:t xml:space="preserve">tasco-core</w:t>
-            </w:r>
-            <w:r>
-              <w:t xml:space="preserve">,</w:t>
-            </w:r>
-            <w:r>
-              <w:t xml:space="preserve"> </w:t>
-            </w:r>
-            <w:r>
-              <w:rPr>
-                <w:rStyle w:val="VerbatimChar"/>
-              </w:rPr>
-              <w:t xml:space="preserve">voice-ai</w:t>
-            </w:r>
-            <w:r>
-              <w:t xml:space="preserve">,</w:t>
-            </w:r>
-            <w:r>
-              <w:t xml:space="preserve"> </w:t>
-            </w:r>
-            <w:r>
-              <w:rPr>
-                <w:rStyle w:val="VerbatimChar"/>
-              </w:rPr>
-              <w:t xml:space="preserve">app-push</w:t>
-            </w:r>
-            <w:r>
-              <w:t xml:space="preserve">,</w:t>
-            </w:r>
-            <w:r>
-              <w:t xml:space="preserve"> </w:t>
-            </w:r>
-            <w:r>
-              <w:rPr>
-                <w:rStyle w:val="VerbatimChar"/>
-              </w:rPr>
-              <w:t xml:space="preserve">zalo-zns</w:t>
-            </w:r>
-            <w:r>
-              <w:t xml:space="preserve">,</w:t>
-            </w:r>
-            <w:r>
-              <w:t xml:space="preserve"> </w:t>
-            </w:r>
-            <w:r>
-              <w:rPr>
-                <w:rStyle w:val="VerbatimChar"/>
-              </w:rPr>
-              <w:t xml:space="preserve">sms</w:t>
-            </w:r>
-          </w:p>
-        </w:tc>
-        <w:tc>
-          <w:tcPr/>
-          <w:p>
-            <w:pPr>
-              <w:pStyle w:val="Compact"/>
+                <w:sz w:val="18"/>
+              </w:rPr>
+              <w:t xml:space="preserve">Event backlog</w:t>
+            </w:r>
+          </w:p>
+        </w:tc>
+        <w:tc>
+          <w:tcPr/>
+          <w:p>
+            <w:pPr>
+              <w:pStyle w:val="Compact"/>
+              <w:spacing w:before="20" w:after="20"/>
+              <w:jc w:val="left"/>
+            </w:pPr>
+            <w:r>
+              <w:rPr>
+                <w:sz w:val="18"/>
+              </w:rPr>
+              <w:t xml:space="preserve">Domain events by status (outbox)</w:t>
+            </w:r>
+          </w:p>
+        </w:tc>
+        <w:tc>
+          <w:tcPr/>
+          <w:p>
+            <w:pPr>
+              <w:pStyle w:val="Compact"/>
+              <w:spacing w:before="20" w:after="20"/>
+              <w:jc w:val="left"/>
+            </w:pPr>
+            <w:r>
+              <w:rPr>
+                <w:sz w:val="18"/>
+              </w:rPr>
+              <w:t xml:space="preserve">Pending count near zero and not growing</w:t>
+            </w:r>
+          </w:p>
+        </w:tc>
+      </w:tr>
+      <w:tr>
+        <w:tc>
+          <w:tcPr/>
+          <w:p>
+            <w:pPr>
+              <w:pStyle w:val="Compact"/>
+              <w:spacing w:before="20" w:after="20"/>
               <w:jc w:val="left"/>
             </w:pPr>
             <w:r>
               <w:rPr>
                 <w:bCs/>
                 <w:b/>
-              </w:rPr>
-              <w:t xml:space="preserve">closed</w:t>
-            </w:r>
-            <w:r>
-              <w:t xml:space="preserve"> </w:t>
-            </w:r>
-            <w:r>
-              <w:t xml:space="preserve">(normal).</w:t>
-            </w:r>
-            <w:r>
-              <w:t xml:space="preserve"> </w:t>
-            </w:r>
+                <w:sz w:val="18"/>
+              </w:rPr>
+              <w:t xml:space="preserve">Active rules</w:t>
+            </w:r>
+          </w:p>
+        </w:tc>
+        <w:tc>
+          <w:tcPr/>
+          <w:p>
+            <w:pPr>
+              <w:pStyle w:val="Compact"/>
+              <w:spacing w:before="20" w:after="20"/>
+              <w:jc w:val="left"/>
+            </w:pPr>
+            <w:r>
+              <w:rPr>
+                <w:sz w:val="18"/>
+              </w:rPr>
+              <w:t xml:space="preserve">Each rule kind with its active version and checksum</w:t>
+            </w:r>
+          </w:p>
+        </w:tc>
+        <w:tc>
+          <w:tcPr/>
+          <w:p>
+            <w:pPr>
+              <w:pStyle w:val="Compact"/>
+              <w:spacing w:before="20" w:after="20"/>
+              <w:jc w:val="left"/>
+            </w:pPr>
+            <w:r>
+              <w:rPr>
+                <w:sz w:val="18"/>
+              </w:rPr>
+              <w:t xml:space="preserve">All expected kinds present. Checksums match the change log.</w:t>
+            </w:r>
+          </w:p>
+        </w:tc>
+      </w:tr>
+      <w:tr>
+        <w:tc>
+          <w:tcPr/>
+          <w:p>
+            <w:pPr>
+              <w:pStyle w:val="Compact"/>
+              <w:spacing w:before="20" w:after="20"/>
+              <w:jc w:val="left"/>
+            </w:pPr>
             <w:r>
               <w:rPr>
                 <w:bCs/>
                 <w:b/>
-              </w:rPr>
-              <w:t xml:space="preserve">open</w:t>
-            </w:r>
-            <w:r>
-              <w:t xml:space="preserve"> </w:t>
-            </w:r>
-            <w:r>
-              <w:t xml:space="preserve">means calls are failing fast;</w:t>
-            </w:r>
-            <w:r>
-              <w:t xml:space="preserve"> </w:t>
-            </w:r>
-            <w:r>
-              <w:rPr>
-                <w:bCs/>
-                <w:b/>
-              </w:rPr>
-              <w:t xml:space="preserve">half_open</w:t>
-            </w:r>
-            <w:r>
-              <w:t xml:space="preserve"> </w:t>
-            </w:r>
-            <w:r>
-              <w:t xml:space="preserve">means it is testing recovery.</w:t>
-            </w:r>
-          </w:p>
-        </w:tc>
-      </w:tr>
-      <w:tr>
-        <w:tc>
-          <w:tcPr/>
-          <w:p>
-            <w:pPr>
-              <w:pStyle w:val="Compact"/>
-              <w:jc w:val="left"/>
-            </w:pPr>
-            <w:r>
-              <w:rPr>
-                <w:bCs/>
-                <w:b/>
-              </w:rPr>
-              <w:t xml:space="preserve">Active rules</w:t>
-            </w:r>
-          </w:p>
-        </w:tc>
-        <w:tc>
-          <w:tcPr/>
-          <w:p>
-            <w:pPr>
-              <w:pStyle w:val="Compact"/>
-              <w:jc w:val="left"/>
-            </w:pPr>
-            <w:r>
-              <w:t xml:space="preserve">Each rule kind with active version and checksum</w:t>
-            </w:r>
-          </w:p>
-        </w:tc>
-        <w:tc>
-          <w:tcPr/>
-          <w:p>
-            <w:pPr>
-              <w:pStyle w:val="Compact"/>
-              <w:jc w:val="left"/>
-            </w:pPr>
-            <w:r>
-              <w:t xml:space="preserve">All expected kinds present. Checksums match the change log.</w:t>
-            </w:r>
-          </w:p>
-        </w:tc>
-      </w:tr>
-      <w:tr>
-        <w:tc>
-          <w:tcPr/>
-          <w:p>
-            <w:pPr>
-              <w:pStyle w:val="Compact"/>
-              <w:jc w:val="left"/>
-            </w:pPr>
-            <w:r>
-              <w:rPr>
-                <w:bCs/>
-                <w:b/>
-              </w:rPr>
-              <w:t xml:space="preserve">Event backlog</w:t>
-            </w:r>
-          </w:p>
-        </w:tc>
-        <w:tc>
-          <w:tcPr/>
-          <w:p>
-            <w:pPr>
-              <w:pStyle w:val="Compact"/>
-              <w:jc w:val="left"/>
-            </w:pPr>
-            <w:r>
-              <w:t xml:space="preserve">Domain events by status (outbox)</w:t>
-            </w:r>
-          </w:p>
-        </w:tc>
-        <w:tc>
-          <w:tcPr/>
-          <w:p>
-            <w:pPr>
-              <w:pStyle w:val="Compact"/>
-              <w:jc w:val="left"/>
-            </w:pPr>
-            <w:r>
-              <w:t xml:space="preserve">Pending count near zero and not growing</w:t>
-            </w:r>
-          </w:p>
-        </w:tc>
-      </w:tr>
-      <w:tr>
-        <w:tc>
-          <w:tcPr/>
-          <w:p>
-            <w:pPr>
-              <w:pStyle w:val="Compact"/>
-              <w:jc w:val="left"/>
-            </w:pPr>
-            <w:r>
-              <w:rPr>
-                <w:bCs/>
-                <w:b/>
-              </w:rPr>
-              <w:t xml:space="preserve">Audit entries</w:t>
-            </w:r>
-          </w:p>
-        </w:tc>
-        <w:tc>
-          <w:tcPr/>
-          <w:p>
-            <w:pPr>
-              <w:pStyle w:val="Compact"/>
-              <w:jc w:val="left"/>
-            </w:pPr>
-            <w:r>
-              <w:t xml:space="preserve">Total audit records</w:t>
-            </w:r>
-          </w:p>
-        </w:tc>
-        <w:tc>
-          <w:tcPr/>
-          <w:p>
-            <w:pPr>
-              <w:pStyle w:val="Compact"/>
-              <w:jc w:val="left"/>
-            </w:pPr>
-            <w:r>
-              <w:t xml:space="preserve">Growing steadily</w:t>
-            </w:r>
-          </w:p>
-        </w:tc>
-      </w:tr>
-      <w:tr>
-        <w:tc>
-          <w:tcPr/>
-          <w:p>
-            <w:pPr>
-              <w:pStyle w:val="Compact"/>
-              <w:jc w:val="left"/>
-            </w:pPr>
-            <w:r>
-              <w:rPr>
-                <w:bCs/>
-                <w:b/>
+                <w:sz w:val="18"/>
               </w:rPr>
               <w:t xml:space="preserve">Job history</w:t>
             </w:r>
@@ -3141,47 +4151,37 @@
           <w:p>
             <w:pPr>
               <w:pStyle w:val="Compact"/>
-              <w:jc w:val="left"/>
-            </w:pPr>
-            <w:r>
-              <w:t xml:space="preserve">Recent job runs: kind, actor, started, finished, status (</w:t>
-            </w:r>
-            <w:r>
-              <w:rPr>
-                <w:rStyle w:val="VerbatimChar"/>
-              </w:rPr>
-              <w:t xml:space="preserve">succeeded</w:t>
-            </w:r>
-            <w:r>
-              <w:t xml:space="preserve">/</w:t>
-            </w:r>
-            <w:r>
-              <w:rPr>
-                <w:rStyle w:val="VerbatimChar"/>
-              </w:rPr>
-              <w:t xml:space="preserve">failed</w:t>
-            </w:r>
-            <w:r>
-              <w:t xml:space="preserve">), result</w:t>
-            </w:r>
-          </w:p>
-        </w:tc>
-        <w:tc>
-          <w:tcPr/>
-          <w:p>
-            <w:pPr>
-              <w:pStyle w:val="Compact"/>
-              <w:jc w:val="left"/>
-            </w:pPr>
-            <w:r>
+              <w:spacing w:before="20" w:after="20"/>
+              <w:jc w:val="left"/>
+            </w:pPr>
+            <w:r>
+              <w:rPr>
+                <w:sz w:val="18"/>
+              </w:rPr>
+              <w:t xml:space="preserve">Recent job runs: started, kind, actor, status, result</w:t>
+            </w:r>
+          </w:p>
+        </w:tc>
+        <w:tc>
+          <w:tcPr/>
+          <w:p>
+            <w:pPr>
+              <w:pStyle w:val="Compact"/>
+              <w:spacing w:before="20" w:after="20"/>
+              <w:jc w:val="left"/>
+            </w:pPr>
+            <w:r>
+              <w:rPr>
+                <w:sz w:val="18"/>
+              </w:rPr>
               <w:t xml:space="preserve">Scheduled jobs succeeded</w:t>
             </w:r>
           </w:p>
         </w:tc>
       </w:tr>
     </w:tbl>
-    <w:bookmarkEnd w:id="29"/>
-    <w:bookmarkStart w:id="30" w:name="b2-run-a-job-manually"/>
+    <w:bookmarkEnd w:id="28"/>
+    <w:bookmarkStart w:id="29" w:name="b2-run-a-job-manually"/>
     <w:p>
       <w:pPr>
         <w:pStyle w:val="Heading3"/>
@@ -3194,7 +4194,7 @@
       <w:pPr>
         <w:numPr>
           <w:ilvl w:val="0"/>
-          <w:numId w:val="1006"/>
+          <w:numId w:val="1007"/>
         </w:numPr>
         <w:pStyle w:val="Compact"/>
       </w:pPr>
@@ -3212,7 +4212,7 @@
         <w:t xml:space="preserve">Operations</w:t>
       </w:r>
       <w:r>
-        <w:t xml:space="preserve">, choose the job:</w:t>
+        <w:t xml:space="preserve">, select the job button:</w:t>
       </w:r>
     </w:p>
     <w:tbl>
@@ -3239,14 +4239,16 @@
           <w:p>
             <w:pPr>
               <w:pStyle w:val="Compact"/>
+              <w:spacing w:before="20" w:after="20"/>
               <w:jc w:val="left"/>
             </w:pPr>
             <w:r>
               <w:rPr>
                 <w:b/>
                 <w:color w:val="FFFFFF"/>
-              </w:rPr>
-              <w:t xml:space="preserve">Job</w:t>
+                <w:sz w:val="18"/>
+              </w:rPr>
+              <w:t xml:space="preserve">Button</w:t>
             </w:r>
           </w:p>
         </w:tc>
@@ -3257,12 +4259,14 @@
           <w:p>
             <w:pPr>
               <w:pStyle w:val="Compact"/>
+              <w:spacing w:before="20" w:after="20"/>
               <w:jc w:val="left"/>
             </w:pPr>
             <w:r>
               <w:rPr>
                 <w:b/>
                 <w:color w:val="FFFFFF"/>
+                <w:sz w:val="18"/>
               </w:rPr>
               <w:t xml:space="preserve">What it does</w:t>
             </w:r>
@@ -3275,12 +4279,14 @@
           <w:p>
             <w:pPr>
               <w:pStyle w:val="Compact"/>
+              <w:spacing w:before="20" w:after="20"/>
               <w:jc w:val="left"/>
             </w:pPr>
             <w:r>
               <w:rPr>
                 <w:b/>
                 <w:color w:val="FFFFFF"/>
+                <w:sz w:val="18"/>
               </w:rPr>
               <w:t xml:space="preserve">When to run manually</w:t>
             </w:r>
@@ -3293,52 +4299,122 @@
           <w:p>
             <w:pPr>
               <w:pStyle w:val="Compact"/>
+              <w:spacing w:before="20" w:after="20"/>
               <w:jc w:val="left"/>
             </w:pPr>
             <w:r>
               <w:rPr>
                 <w:bCs/>
                 <w:b/>
-              </w:rPr>
-              <w:t xml:space="preserve">Reconciliation</w:t>
-            </w:r>
-          </w:p>
-        </w:tc>
-        <w:tc>
-          <w:tcPr/>
-          <w:p>
-            <w:pPr>
-              <w:pStyle w:val="Compact"/>
-              <w:jc w:val="left"/>
-            </w:pPr>
-            <w:r>
-              <w:t xml:space="preserve">Checks every order: completed orders must have a payment reference and every policy must exist; orders stuck in</w:t>
-            </w:r>
-            <w:r>
-              <w:t xml:space="preserve"> </w:t>
-            </w:r>
-            <w:r>
-              <w:rPr>
-                <w:rStyle w:val="VerbatimChar"/>
+                <w:sz w:val="18"/>
+              </w:rPr>
+              <w:t xml:space="preserve">Run reconciliation</w:t>
+            </w:r>
+          </w:p>
+        </w:tc>
+        <w:tc>
+          <w:tcPr/>
+          <w:p>
+            <w:pPr>
+              <w:pStyle w:val="Compact"/>
+              <w:spacing w:before="20" w:after="20"/>
+              <w:jc w:val="left"/>
+            </w:pPr>
+            <w:r>
+              <w:rPr>
+                <w:sz w:val="18"/>
+              </w:rPr>
+              <w:t xml:space="preserve">Checks every order: completed orders must have a payment reference and every policy must exist; flags orders stuck in</w:t>
+            </w:r>
+            <w:r>
+              <w:rPr>
+                <w:sz w:val="18"/>
+              </w:rPr>
+              <w:t xml:space="preserve"> </w:t>
+            </w:r>
+            <w:r>
+              <w:rPr>
+                <w:rStyle w:val="VerbatimChar"/>
+                <w:sz w:val="18"/>
               </w:rPr>
               <w:t xml:space="preserve">pending_payment</w:t>
             </w:r>
             <w:r>
-              <w:t xml:space="preserve"> </w:t>
-            </w:r>
-            <w:r>
-              <w:t xml:space="preserve">for more than 1 hour are flagged</w:t>
-            </w:r>
-          </w:p>
-        </w:tc>
-        <w:tc>
-          <w:tcPr/>
-          <w:p>
-            <w:pPr>
-              <w:pStyle w:val="Compact"/>
-              <w:jc w:val="left"/>
-            </w:pPr>
-            <w:r>
+              <w:rPr>
+                <w:sz w:val="18"/>
+              </w:rPr>
+              <w:t xml:space="preserve"> </w:t>
+            </w:r>
+            <w:r>
+              <w:rPr>
+                <w:sz w:val="18"/>
+              </w:rPr>
+              <w:t xml:space="preserve">for more than 1 hour,</w:t>
+            </w:r>
+            <w:r>
+              <w:rPr>
+                <w:sz w:val="18"/>
+              </w:rPr>
+              <w:t xml:space="preserve"> </w:t>
+            </w:r>
+            <w:r>
+              <w:rPr>
+                <w:rStyle w:val="VerbatimChar"/>
+                <w:sz w:val="18"/>
+              </w:rPr>
+              <w:t xml:space="preserve">compensation_failed</w:t>
+            </w:r>
+            <w:r>
+              <w:rPr>
+                <w:sz w:val="18"/>
+              </w:rPr>
+              <w:t xml:space="preserve"> </w:t>
+            </w:r>
+            <w:r>
+              <w:rPr>
+                <w:sz w:val="18"/>
+              </w:rPr>
+              <w:t xml:space="preserve">orders (manual action) and</w:t>
+            </w:r>
+            <w:r>
+              <w:rPr>
+                <w:sz w:val="18"/>
+              </w:rPr>
+              <w:t xml:space="preserve"> </w:t>
+            </w:r>
+            <w:r>
+              <w:rPr>
+                <w:rStyle w:val="VerbatimChar"/>
+                <w:sz w:val="18"/>
+              </w:rPr>
+              <w:t xml:space="preserve">payment_failed</w:t>
+            </w:r>
+            <w:r>
+              <w:rPr>
+                <w:sz w:val="18"/>
+              </w:rPr>
+              <w:t xml:space="preserve"> </w:t>
+            </w:r>
+            <w:r>
+              <w:rPr>
+                <w:sz w:val="18"/>
+              </w:rPr>
+              <w:t xml:space="preserve">orders (confirm with the VETC wallet that nothing was captured)</w:t>
+            </w:r>
+          </w:p>
+        </w:tc>
+        <w:tc>
+          <w:tcPr/>
+          <w:p>
+            <w:pPr>
+              <w:pStyle w:val="Compact"/>
+              <w:spacing w:before="20" w:after="20"/>
+              <w:jc w:val="left"/>
+            </w:pPr>
+            <w:r>
+              <w:rPr>
+                <w:sz w:val="18"/>
+              </w:rPr>
               <w:t xml:space="preserve">After a payment or issuance incident, or when Finance queries</w:t>
             </w:r>
           </w:p>
@@ -3350,40 +4426,56 @@
           <w:p>
             <w:pPr>
               <w:pStyle w:val="Compact"/>
+              <w:spacing w:before="20" w:after="20"/>
               <w:jc w:val="left"/>
             </w:pPr>
             <w:r>
               <w:rPr>
                 <w:bCs/>
                 <w:b/>
-              </w:rPr>
-              <w:t xml:space="preserve">Retention</w:t>
-            </w:r>
-          </w:p>
-        </w:tc>
-        <w:tc>
-          <w:tcPr/>
-          <w:p>
-            <w:pPr>
-              <w:pStyle w:val="Compact"/>
-              <w:jc w:val="left"/>
-            </w:pPr>
-            <w:r>
+                <w:sz w:val="18"/>
+              </w:rPr>
+              <w:t xml:space="preserve">Run retention</w:t>
+            </w:r>
+          </w:p>
+        </w:tc>
+        <w:tc>
+          <w:tcPr/>
+          <w:p>
+            <w:pPr>
+              <w:pStyle w:val="Compact"/>
+              <w:spacing w:before="20" w:after="20"/>
+              <w:jc w:val="left"/>
+            </w:pPr>
+            <w:r>
+              <w:rPr>
+                <w:sz w:val="18"/>
+              </w:rPr>
               <w:t xml:space="preserve">Applies the</w:t>
             </w:r>
             <w:r>
-              <w:t xml:space="preserve"> </w:t>
-            </w:r>
-            <w:r>
-              <w:rPr>
-                <w:rStyle w:val="VerbatimChar"/>
+              <w:rPr>
+                <w:sz w:val="18"/>
+              </w:rPr>
+              <w:t xml:space="preserve"> </w:t>
+            </w:r>
+            <w:r>
+              <w:rPr>
+                <w:rStyle w:val="VerbatimChar"/>
+                <w:sz w:val="18"/>
               </w:rPr>
               <w:t xml:space="preserve">retention</w:t>
             </w:r>
             <w:r>
-              <w:t xml:space="preserve"> </w:t>
-            </w:r>
-            <w:r>
+              <w:rPr>
+                <w:sz w:val="18"/>
+              </w:rPr>
+              <w:t xml:space="preserve"> </w:t>
+            </w:r>
+            <w:r>
+              <w:rPr>
+                <w:sz w:val="18"/>
+              </w:rPr>
               <w:t xml:space="preserve">rule set (deletes raw source records after 365 days and voice sessions after 180 days; other entities are flagged for the archival pipeline)</w:t>
             </w:r>
           </w:p>
@@ -3393,9 +4485,13 @@
           <w:p>
             <w:pPr>
               <w:pStyle w:val="Compact"/>
-              <w:jc w:val="left"/>
-            </w:pPr>
-            <w:r>
+              <w:spacing w:before="20" w:after="20"/>
+              <w:jc w:val="left"/>
+            </w:pPr>
+            <w:r>
+              <w:rPr>
+                <w:sz w:val="18"/>
+              </w:rPr>
               <w:t xml:space="preserve">Only if the scheduled run failed</w:t>
             </w:r>
           </w:p>
@@ -3407,25 +4503,31 @@
           <w:p>
             <w:pPr>
               <w:pStyle w:val="Compact"/>
+              <w:spacing w:before="20" w:after="20"/>
               <w:jc w:val="left"/>
             </w:pPr>
             <w:r>
               <w:rPr>
                 <w:bCs/>
                 <w:b/>
-              </w:rPr>
-              <w:t xml:space="preserve">Relay</w:t>
-            </w:r>
-          </w:p>
-        </w:tc>
-        <w:tc>
-          <w:tcPr/>
-          <w:p>
-            <w:pPr>
-              <w:pStyle w:val="Compact"/>
-              <w:jc w:val="left"/>
-            </w:pPr>
-            <w:r>
+                <w:sz w:val="18"/>
+              </w:rPr>
+              <w:t xml:space="preserve">Run relay</w:t>
+            </w:r>
+          </w:p>
+        </w:tc>
+        <w:tc>
+          <w:tcPr/>
+          <w:p>
+            <w:pPr>
+              <w:pStyle w:val="Compact"/>
+              <w:spacing w:before="20" w:after="20"/>
+              <w:jc w:val="left"/>
+            </w:pPr>
+            <w:r>
+              <w:rPr>
+                <w:sz w:val="18"/>
+              </w:rPr>
               <w:t xml:space="preserve">Processes pending domain events (outbox)</w:t>
             </w:r>
           </w:p>
@@ -3435,9 +4537,13 @@
           <w:p>
             <w:pPr>
               <w:pStyle w:val="Compact"/>
-              <w:jc w:val="left"/>
-            </w:pPr>
-            <w:r>
+              <w:spacing w:before="20" w:after="20"/>
+              <w:jc w:val="left"/>
+            </w:pPr>
+            <w:r>
+              <w:rPr>
+                <w:sz w:val="18"/>
+              </w:rPr>
               <w:t xml:space="preserve">When the event backlog grows</w:t>
             </w:r>
           </w:p>
@@ -3448,99 +4554,182 @@
       <w:pPr>
         <w:numPr>
           <w:ilvl w:val="0"/>
-          <w:numId w:val="1007"/>
+          <w:numId w:val="1008"/>
         </w:numPr>
         <w:pStyle w:val="Compact"/>
       </w:pPr>
       <w:r>
-        <w:t xml:space="preserve">Select</w:t>
-      </w:r>
-      <w:r>
-        <w:t xml:space="preserve"> </w:t>
-      </w:r>
-      <w:r>
         <w:rPr>
           <w:bCs/>
           <w:b/>
         </w:rPr>
-        <w:t xml:space="preserve">Run</w:t>
-      </w:r>
-      <w:r>
-        <w:t xml:space="preserve"> </w:t>
-      </w:r>
-      <w:r>
-        <w:t xml:space="preserve">and confirm.</w:t>
+        <w:t xml:space="preserve">What you will see:</w:t>
+      </w:r>
+      <w:r>
+        <w:t xml:space="preserve"> </w:t>
+      </w:r>
+      <w:r>
+        <w:t xml:space="preserve">a message with the result. For reconciliation, the number checked, the number of mismatches and up to 100 details (order ID and issue). The run appears in</w:t>
+      </w:r>
+      <w:r>
+        <w:t xml:space="preserve"> </w:t>
+      </w:r>
+      <w:r>
+        <w:rPr>
+          <w:bCs/>
+          <w:b/>
+        </w:rPr>
+        <w:t xml:space="preserve">Job history</w:t>
+      </w:r>
+      <w:r>
+        <w:t xml:space="preserve"> </w:t>
+      </w:r>
+      <w:r>
+        <w:t xml:space="preserve">and is audited (</w:t>
+      </w:r>
+      <w:r>
+        <w:rPr>
+          <w:rStyle w:val="VerbatimChar"/>
+        </w:rPr>
+        <w:t xml:space="preserve">job.&lt;kind&gt;</w:t>
+      </w:r>
+      <w:r>
+        <w:t xml:space="preserve">).</w:t>
       </w:r>
     </w:p>
     <w:p>
       <w:pPr>
-        <w:numPr>
-          <w:ilvl w:val="0"/>
-          <w:numId w:val="1007"/>
-        </w:numPr>
-        <w:pStyle w:val="Compact"/>
-      </w:pPr>
-      <w:r>
-        <w:rPr>
-          <w:bCs/>
-          <w:b/>
-        </w:rPr>
-        <w:t xml:space="preserve">What you will see:</w:t>
-      </w:r>
-      <w:r>
-        <w:t xml:space="preserve"> </w:t>
-      </w:r>
-      <w:r>
-        <w:t xml:space="preserve">the result. For reconciliation, the number checked, the number of mismatches and up to 100 details (order ID and issue). The run appears in</w:t>
-      </w:r>
-      <w:r>
-        <w:t xml:space="preserve"> </w:t>
-      </w:r>
-      <w:r>
-        <w:rPr>
-          <w:bCs/>
-          <w:b/>
-        </w:rPr>
-        <w:t xml:space="preserve">Job history</w:t>
-      </w:r>
-      <w:r>
-        <w:t xml:space="preserve"> </w:t>
-      </w:r>
-      <w:r>
-        <w:t xml:space="preserve">and is audited (</w:t>
+        <w:pStyle w:val="FirstParagraph"/>
+      </w:pPr>
+      <w:r>
+        <w:t xml:space="preserve">Equivalent command-line jobs (scheduled in production):</w:t>
+      </w:r>
+      <w:r>
+        <w:t xml:space="preserve"> </w:t>
       </w:r>
       <w:r>
         <w:rPr>
           <w:rStyle w:val="VerbatimChar"/>
         </w:rPr>
-        <w:t xml:space="preserve">job.&lt;kind&gt;</w:t>
-      </w:r>
-      <w:r>
-        <w:t xml:space="preserve">).</w:t>
+        <w:t xml:space="preserve">npm run job -- &lt;name&gt;</w:t>
+      </w:r>
+      <w:r>
+        <w:t xml:space="preserve">, where the name is</w:t>
+      </w:r>
+      <w:r>
+        <w:t xml:space="preserve"> </w:t>
+      </w:r>
+      <w:r>
+        <w:rPr>
+          <w:rStyle w:val="VerbatimChar"/>
+        </w:rPr>
+        <w:t xml:space="preserve">journeys</w:t>
+      </w:r>
+      <w:r>
+        <w:t xml:space="preserve">,</w:t>
+      </w:r>
+      <w:r>
+        <w:t xml:space="preserve"> </w:t>
+      </w:r>
+      <w:r>
+        <w:rPr>
+          <w:rStyle w:val="VerbatimChar"/>
+        </w:rPr>
+        <w:t xml:space="preserve">recompute</w:t>
+      </w:r>
+      <w:r>
+        <w:t xml:space="preserve">,</w:t>
+      </w:r>
+      <w:r>
+        <w:t xml:space="preserve"> </w:t>
+      </w:r>
+      <w:r>
+        <w:rPr>
+          <w:rStyle w:val="VerbatimChar"/>
+        </w:rPr>
+        <w:t xml:space="preserve">reconcile</w:t>
+      </w:r>
+      <w:r>
+        <w:t xml:space="preserve">,</w:t>
+      </w:r>
+      <w:r>
+        <w:t xml:space="preserve"> </w:t>
+      </w:r>
+      <w:r>
+        <w:rPr>
+          <w:rStyle w:val="VerbatimChar"/>
+        </w:rPr>
+        <w:t xml:space="preserve">retention</w:t>
+      </w:r>
+      <w:r>
+        <w:t xml:space="preserve">,</w:t>
+      </w:r>
+      <w:r>
+        <w:t xml:space="preserve"> </w:t>
+      </w:r>
+      <w:r>
+        <w:rPr>
+          <w:rStyle w:val="VerbatimChar"/>
+        </w:rPr>
+        <w:t xml:space="preserve">relay</w:t>
+      </w:r>
+      <w:r>
+        <w:t xml:space="preserve">,</w:t>
+      </w:r>
+      <w:r>
+        <w:t xml:space="preserve"> </w:t>
+      </w:r>
+      <w:r>
+        <w:rPr>
+          <w:rStyle w:val="VerbatimChar"/>
+        </w:rPr>
+        <w:t xml:space="preserve">rules</w:t>
+      </w:r>
+      <w:r>
+        <w:t xml:space="preserve">,</w:t>
+      </w:r>
+      <w:r>
+        <w:t xml:space="preserve"> </w:t>
+      </w:r>
+      <w:r>
+        <w:rPr>
+          <w:rStyle w:val="VerbatimChar"/>
+        </w:rPr>
+        <w:t xml:space="preserve">migrate</w:t>
+      </w:r>
+      <w:r>
+        <w:t xml:space="preserve">,</w:t>
+      </w:r>
+      <w:r>
+        <w:t xml:space="preserve"> </w:t>
+      </w:r>
+      <w:r>
+        <w:rPr>
+          <w:rStyle w:val="VerbatimChar"/>
+        </w:rPr>
+        <w:t xml:space="preserve">seed</w:t>
+      </w:r>
+      <w:r>
+        <w:t xml:space="preserve"> </w:t>
+      </w:r>
+      <w:r>
+        <w:t xml:space="preserve">(demo mode only) or</w:t>
+      </w:r>
+      <w:r>
+        <w:t xml:space="preserve"> </w:t>
+      </w:r>
+      <w:r>
+        <w:rPr>
+          <w:rStyle w:val="VerbatimChar"/>
+        </w:rPr>
+        <w:t xml:space="preserve">openapi</w:t>
+      </w:r>
+      <w:r>
+        <w:t xml:space="preserve">.</w:t>
       </w:r>
     </w:p>
-    <w:p>
-      <w:pPr>
-        <w:pStyle w:val="FirstParagraph"/>
-      </w:pPr>
-      <w:r>
-        <w:t xml:space="preserve">Equivalent command-line jobs (scheduled in production):</w:t>
-      </w:r>
-      <w:r>
-        <w:t xml:space="preserve"> </w:t>
-      </w:r>
-      <w:r>
-        <w:rPr>
-          <w:rStyle w:val="VerbatimChar"/>
-        </w:rPr>
-        <w:t xml:space="preserve">npm run job -- journeys | recompute | reconcile | retention | relay | rules | migrate | seed | openapi</w:t>
-      </w:r>
-      <w:r>
-        <w:t xml:space="preserve">.</w:t>
-      </w:r>
-    </w:p>
-    <w:bookmarkEnd w:id="30"/>
-    <w:bookmarkStart w:id="31" w:name="b3-health-and-monitoring-endpoints"/>
+    <w:bookmarkEnd w:id="29"/>
+    <w:bookmarkStart w:id="30" w:name="b3-health-and-monitoring-endpoints"/>
     <w:p>
       <w:pPr>
         <w:pStyle w:val="Heading3"/>
@@ -3572,12 +4761,14 @@
           <w:p>
             <w:pPr>
               <w:pStyle w:val="Compact"/>
+              <w:spacing w:before="20" w:after="20"/>
               <w:jc w:val="left"/>
             </w:pPr>
             <w:r>
               <w:rPr>
                 <w:b/>
                 <w:color w:val="FFFFFF"/>
+                <w:sz w:val="18"/>
               </w:rPr>
               <w:t xml:space="preserve">Endpoint</w:t>
             </w:r>
@@ -3590,12 +4781,14 @@
           <w:p>
             <w:pPr>
               <w:pStyle w:val="Compact"/>
+              <w:spacing w:before="20" w:after="20"/>
               <w:jc w:val="left"/>
             </w:pPr>
             <w:r>
               <w:rPr>
                 <w:b/>
                 <w:color w:val="FFFFFF"/>
+                <w:sz w:val="18"/>
               </w:rPr>
               <w:t xml:space="preserve">Use</w:t>
             </w:r>
@@ -3608,11 +4801,13 @@
           <w:p>
             <w:pPr>
               <w:pStyle w:val="Compact"/>
-              <w:jc w:val="left"/>
-            </w:pPr>
-            <w:r>
-              <w:rPr>
-                <w:rStyle w:val="VerbatimChar"/>
+              <w:spacing w:before="20" w:after="20"/>
+              <w:jc w:val="left"/>
+            </w:pPr>
+            <w:r>
+              <w:rPr>
+                <w:rStyle w:val="VerbatimChar"/>
+                <w:sz w:val="18"/>
               </w:rPr>
               <w:t xml:space="preserve">GET /health/live</w:t>
             </w:r>
@@ -3623,18 +4818,26 @@
           <w:p>
             <w:pPr>
               <w:pStyle w:val="Compact"/>
-              <w:jc w:val="left"/>
-            </w:pPr>
-            <w:r>
+              <w:spacing w:before="20" w:after="20"/>
+              <w:jc w:val="left"/>
+            </w:pPr>
+            <w:r>
+              <w:rPr>
+                <w:sz w:val="18"/>
+              </w:rPr>
               <w:t xml:space="preserve">Liveness: the process is up (</w:t>
             </w:r>
             <w:r>
               <w:rPr>
                 <w:rStyle w:val="VerbatimChar"/>
+                <w:sz w:val="18"/>
               </w:rPr>
               <w:t xml:space="preserve">{"status":"ok"}</w:t>
             </w:r>
             <w:r>
+              <w:rPr>
+                <w:sz w:val="18"/>
+              </w:rPr>
               <w:t xml:space="preserve">)</w:t>
             </w:r>
           </w:p>
@@ -3646,11 +4849,13 @@
           <w:p>
             <w:pPr>
               <w:pStyle w:val="Compact"/>
-              <w:jc w:val="left"/>
-            </w:pPr>
-            <w:r>
-              <w:rPr>
-                <w:rStyle w:val="VerbatimChar"/>
+              <w:spacing w:before="20" w:after="20"/>
+              <w:jc w:val="left"/>
+            </w:pPr>
+            <w:r>
+              <w:rPr>
+                <w:rStyle w:val="VerbatimChar"/>
+                <w:sz w:val="18"/>
               </w:rPr>
               <w:t xml:space="preserve">GET /health/ready</w:t>
             </w:r>
@@ -3661,45 +4866,70 @@
           <w:p>
             <w:pPr>
               <w:pStyle w:val="Compact"/>
-              <w:jc w:val="left"/>
-            </w:pPr>
-            <w:r>
+              <w:spacing w:before="20" w:after="20"/>
+              <w:jc w:val="left"/>
+            </w:pPr>
+            <w:r>
+              <w:rPr>
+                <w:sz w:val="18"/>
+              </w:rPr>
               <w:t xml:space="preserve">Readiness: the database is reachable (</w:t>
             </w:r>
             <w:r>
               <w:rPr>
                 <w:rStyle w:val="VerbatimChar"/>
+                <w:sz w:val="18"/>
               </w:rPr>
               <w:t xml:space="preserve">200 ready</w:t>
             </w:r>
             <w:r>
-              <w:t xml:space="preserve"> </w:t>
-            </w:r>
-            <w:r>
+              <w:rPr>
+                <w:sz w:val="18"/>
+              </w:rPr>
+              <w:t xml:space="preserve"> </w:t>
+            </w:r>
+            <w:r>
+              <w:rPr>
+                <w:sz w:val="18"/>
+              </w:rPr>
               <w:t xml:space="preserve">/</w:t>
             </w:r>
             <w:r>
-              <w:t xml:space="preserve"> </w:t>
-            </w:r>
-            <w:r>
-              <w:rPr>
-                <w:rStyle w:val="VerbatimChar"/>
+              <w:rPr>
+                <w:sz w:val="18"/>
+              </w:rPr>
+              <w:t xml:space="preserve"> </w:t>
+            </w:r>
+            <w:r>
+              <w:rPr>
+                <w:rStyle w:val="VerbatimChar"/>
+                <w:sz w:val="18"/>
               </w:rPr>
               <w:t xml:space="preserve">503 not_ready</w:t>
             </w:r>
             <w:r>
+              <w:rPr>
+                <w:sz w:val="18"/>
+              </w:rPr>
               <w:t xml:space="preserve">, with</w:t>
             </w:r>
             <w:r>
-              <w:t xml:space="preserve"> </w:t>
-            </w:r>
-            <w:r>
-              <w:rPr>
-                <w:rStyle w:val="VerbatimChar"/>
+              <w:rPr>
+                <w:sz w:val="18"/>
+              </w:rPr>
+              <w:t xml:space="preserve"> </w:t>
+            </w:r>
+            <w:r>
+              <w:rPr>
+                <w:rStyle w:val="VerbatimChar"/>
+                <w:sz w:val="18"/>
               </w:rPr>
               <w:t xml:space="preserve">db: true/false</w:t>
             </w:r>
             <w:r>
+              <w:rPr>
+                <w:sz w:val="18"/>
+              </w:rPr>
               <w:t xml:space="preserve">). Load balancers use this.</w:t>
             </w:r>
           </w:p>
@@ -3711,11 +4941,13 @@
           <w:p>
             <w:pPr>
               <w:pStyle w:val="Compact"/>
-              <w:jc w:val="left"/>
-            </w:pPr>
-            <w:r>
-              <w:rPr>
-                <w:rStyle w:val="VerbatimChar"/>
+              <w:spacing w:before="20" w:after="20"/>
+              <w:jc w:val="left"/>
+            </w:pPr>
+            <w:r>
+              <w:rPr>
+                <w:rStyle w:val="VerbatimChar"/>
+                <w:sz w:val="18"/>
               </w:rPr>
               <w:t xml:space="preserve">GET /metrics</w:t>
             </w:r>
@@ -3726,79 +4958,96 @@
           <w:p>
             <w:pPr>
               <w:pStyle w:val="Compact"/>
-              <w:jc w:val="left"/>
-            </w:pPr>
-            <w:r>
-              <w:t xml:space="preserve">Prometheus metrics:</w:t>
-            </w:r>
-            <w:r>
-              <w:t xml:space="preserve"> </w:t>
-            </w:r>
-            <w:r>
-              <w:rPr>
-                <w:rStyle w:val="VerbatimChar"/>
+              <w:spacing w:before="20" w:after="20"/>
+              <w:jc w:val="left"/>
+            </w:pPr>
+            <w:r>
+              <w:rPr>
+                <w:sz w:val="18"/>
+              </w:rPr>
+              <w:t xml:space="preserve">Prometheus metrics (for example</w:t>
+            </w:r>
+            <w:r>
+              <w:rPr>
+                <w:sz w:val="18"/>
+              </w:rPr>
+              <w:t xml:space="preserve"> </w:t>
+            </w:r>
+            <w:r>
+              <w:rPr>
+                <w:rStyle w:val="VerbatimChar"/>
+                <w:sz w:val="18"/>
               </w:rPr>
               <w:t xml:space="preserve">http_requests_total</w:t>
             </w:r>
             <w:r>
+              <w:rPr>
+                <w:sz w:val="18"/>
+              </w:rPr>
               <w:t xml:space="preserve">,</w:t>
             </w:r>
             <w:r>
-              <w:t xml:space="preserve"> </w:t>
-            </w:r>
-            <w:r>
-              <w:rPr>
-                <w:rStyle w:val="VerbatimChar"/>
-              </w:rPr>
-              <w:t xml:space="preserve">http_request_duration_seconds</w:t>
-            </w:r>
-            <w:r>
+              <w:rPr>
+                <w:sz w:val="18"/>
+              </w:rPr>
+              <w:t xml:space="preserve"> </w:t>
+            </w:r>
+            <w:r>
+              <w:rPr>
+                <w:rStyle w:val="VerbatimChar"/>
+                <w:sz w:val="18"/>
+              </w:rPr>
+              <w:t xml:space="preserve">orders_completed_total</w:t>
+            </w:r>
+            <w:r>
+              <w:rPr>
+                <w:sz w:val="18"/>
+              </w:rPr>
               <w:t xml:space="preserve">,</w:t>
             </w:r>
             <w:r>
-              <w:t xml:space="preserve"> </w:t>
-            </w:r>
-            <w:r>
-              <w:rPr>
-                <w:rStyle w:val="VerbatimChar"/>
-              </w:rPr>
-              <w:t xml:space="preserve">voice_calls_total</w:t>
-            </w:r>
-            <w:r>
-              <w:t xml:space="preserve">,</w:t>
-            </w:r>
-            <w:r>
-              <w:t xml:space="preserve"> </w:t>
-            </w:r>
-            <w:r>
-              <w:rPr>
-                <w:rStyle w:val="VerbatimChar"/>
-              </w:rPr>
-              <w:t xml:space="preserve">quotes_total</w:t>
-            </w:r>
-            <w:r>
-              <w:t xml:space="preserve">,</w:t>
-            </w:r>
-            <w:r>
-              <w:t xml:space="preserve"> </w:t>
-            </w:r>
-            <w:r>
-              <w:rPr>
-                <w:rStyle w:val="VerbatimChar"/>
-              </w:rPr>
-              <w:t xml:space="preserve">orders_completed_total</w:t>
-            </w:r>
-            <w:r>
-              <w:t xml:space="preserve">,</w:t>
-            </w:r>
-            <w:r>
-              <w:t xml:space="preserve"> </w:t>
-            </w:r>
-            <w:r>
-              <w:rPr>
-                <w:rStyle w:val="VerbatimChar"/>
-              </w:rPr>
-              <w:t xml:space="preserve">messages_total</w:t>
+              <w:rPr>
+                <w:sz w:val="18"/>
+              </w:rPr>
+              <w:t xml:space="preserve"> </w:t>
+            </w:r>
+            <w:r>
+              <w:rPr>
+                <w:rStyle w:val="VerbatimChar"/>
+                <w:sz w:val="18"/>
+              </w:rPr>
+              <w:t xml:space="preserve">orders_compensation_total</w:t>
+            </w:r>
+            <w:r>
+              <w:rPr>
+                <w:sz w:val="18"/>
+              </w:rPr>
+              <w:t xml:space="preserve">). Protected by a bearer token when</w:t>
+            </w:r>
+            <w:r>
+              <w:rPr>
+                <w:sz w:val="18"/>
+              </w:rPr>
+              <w:t xml:space="preserve"> </w:t>
+            </w:r>
+            <w:r>
+              <w:rPr>
+                <w:rStyle w:val="VerbatimChar"/>
+                <w:sz w:val="18"/>
+              </w:rPr>
+              <w:t xml:space="preserve">METRICS_TOKEN</w:t>
+            </w:r>
+            <w:r>
+              <w:rPr>
+                <w:sz w:val="18"/>
+              </w:rPr>
+              <w:t xml:space="preserve"> </w:t>
+            </w:r>
+            <w:r>
+              <w:rPr>
+                <w:sz w:val="18"/>
+              </w:rPr>
+              <w:t xml:space="preserve">is set.</w:t>
             </w:r>
           </w:p>
         </w:tc>
@@ -3809,11 +5058,13 @@
           <w:p>
             <w:pPr>
               <w:pStyle w:val="Compact"/>
-              <w:jc w:val="left"/>
-            </w:pPr>
-            <w:r>
-              <w:rPr>
-                <w:rStyle w:val="VerbatimChar"/>
+              <w:spacing w:before="20" w:after="20"/>
+              <w:jc w:val="left"/>
+            </w:pPr>
+            <w:r>
+              <w:rPr>
+                <w:rStyle w:val="VerbatimChar"/>
+                <w:sz w:val="18"/>
               </w:rPr>
               <w:t xml:space="preserve">GET /api/meta</w:t>
             </w:r>
@@ -3824,9 +5075,13 @@
           <w:p>
             <w:pPr>
               <w:pStyle w:val="Compact"/>
-              <w:jc w:val="left"/>
-            </w:pPr>
-            <w:r>
+              <w:spacing w:before="20" w:after="20"/>
+              <w:jc w:val="left"/>
+            </w:pPr>
+            <w:r>
+              <w:rPr>
+                <w:sz w:val="18"/>
+              </w:rPr>
               <w:t xml:space="preserve">Version, demo mode flag, current date, store type</w:t>
             </w:r>
           </w:p>
@@ -3838,11 +5093,13 @@
           <w:p>
             <w:pPr>
               <w:pStyle w:val="Compact"/>
-              <w:jc w:val="left"/>
-            </w:pPr>
-            <w:r>
-              <w:rPr>
-                <w:rStyle w:val="VerbatimChar"/>
+              <w:spacing w:before="20" w:after="20"/>
+              <w:jc w:val="left"/>
+            </w:pPr>
+            <w:r>
+              <w:rPr>
+                <w:rStyle w:val="VerbatimChar"/>
+                <w:sz w:val="18"/>
               </w:rPr>
               <w:t xml:space="preserve">GET /api/ops/status</w:t>
             </w:r>
@@ -3853,21 +5110,32 @@
           <w:p>
             <w:pPr>
               <w:pStyle w:val="Compact"/>
-              <w:jc w:val="left"/>
-            </w:pPr>
-            <w:r>
+              <w:spacing w:before="20" w:after="20"/>
+              <w:jc w:val="left"/>
+            </w:pPr>
+            <w:r>
+              <w:rPr>
+                <w:sz w:val="18"/>
+              </w:rPr>
               <w:t xml:space="preserve">Operations page data (needs</w:t>
             </w:r>
             <w:r>
-              <w:t xml:space="preserve"> </w:t>
-            </w:r>
-            <w:r>
-              <w:rPr>
-                <w:rStyle w:val="VerbatimChar"/>
+              <w:rPr>
+                <w:sz w:val="18"/>
+              </w:rPr>
+              <w:t xml:space="preserve"> </w:t>
+            </w:r>
+            <w:r>
+              <w:rPr>
+                <w:rStyle w:val="VerbatimChar"/>
+                <w:sz w:val="18"/>
               </w:rPr>
               <w:t xml:space="preserve">ops:read</w:t>
             </w:r>
             <w:r>
+              <w:rPr>
+                <w:sz w:val="18"/>
+              </w:rPr>
               <w:t xml:space="preserve">)</w:t>
             </w:r>
           </w:p>
@@ -3879,11 +5147,13 @@
           <w:p>
             <w:pPr>
               <w:pStyle w:val="Compact"/>
-              <w:jc w:val="left"/>
-            </w:pPr>
-            <w:r>
-              <w:rPr>
-                <w:rStyle w:val="VerbatimChar"/>
+              <w:spacing w:before="20" w:after="20"/>
+              <w:jc w:val="left"/>
+            </w:pPr>
+            <w:r>
+              <w:rPr>
+                <w:rStyle w:val="VerbatimChar"/>
+                <w:sz w:val="18"/>
               </w:rPr>
               <w:t xml:space="preserve">GET /api/audit/verify</w:t>
             </w:r>
@@ -3894,22 +5164,33 @@
           <w:p>
             <w:pPr>
               <w:pStyle w:val="Compact"/>
-              <w:jc w:val="left"/>
-            </w:pPr>
-            <w:r>
+              <w:spacing w:before="20" w:after="20"/>
+              <w:jc w:val="left"/>
+            </w:pPr>
+            <w:r>
+              <w:rPr>
+                <w:sz w:val="18"/>
+              </w:rPr>
               <w:t xml:space="preserve">Audit chain integrity (needs</w:t>
             </w:r>
             <w:r>
-              <w:t xml:space="preserve"> </w:t>
-            </w:r>
-            <w:r>
-              <w:rPr>
-                <w:rStyle w:val="VerbatimChar"/>
+              <w:rPr>
+                <w:sz w:val="18"/>
+              </w:rPr>
+              <w:t xml:space="preserve"> </w:t>
+            </w:r>
+            <w:r>
+              <w:rPr>
+                <w:rStyle w:val="VerbatimChar"/>
+                <w:sz w:val="18"/>
               </w:rPr>
               <w:t xml:space="preserve">audit:read</w:t>
             </w:r>
             <w:r>
-              <w:t xml:space="preserve">: admin only, not support)</w:t>
+              <w:rPr>
+                <w:sz w:val="18"/>
+              </w:rPr>
+              <w:t xml:space="preserve">: admin, not support)</w:t>
             </w:r>
           </w:p>
         </w:tc>
@@ -3963,11 +5244,11 @@
         <w:t xml:space="preserve"> </w:t>
       </w:r>
       <w:r>
-        <w:t xml:space="preserve">field). Users see it as the "support code" on errors. Search logs by it.</w:t>
+        <w:t xml:space="preserve">field). Users see its first characters as the "(ref …)" support code on errors. Search logs by it.</w:t>
       </w:r>
     </w:p>
-    <w:bookmarkEnd w:id="31"/>
-    <w:bookmarkStart w:id="32" w:name="b4-incident-triage-guide"/>
+    <w:bookmarkEnd w:id="30"/>
+    <w:bookmarkStart w:id="31" w:name="b4-incident-triage-guide"/>
     <w:p>
       <w:pPr>
         <w:pStyle w:val="Heading3"/>
@@ -4000,12 +5281,14 @@
           <w:p>
             <w:pPr>
               <w:pStyle w:val="Compact"/>
+              <w:spacing w:before="20" w:after="20"/>
               <w:jc w:val="left"/>
             </w:pPr>
             <w:r>
               <w:rPr>
                 <w:b/>
                 <w:color w:val="FFFFFF"/>
+                <w:sz w:val="18"/>
               </w:rPr>
               <w:t xml:space="preserve">Symptom</w:t>
             </w:r>
@@ -4018,12 +5301,14 @@
           <w:p>
             <w:pPr>
               <w:pStyle w:val="Compact"/>
+              <w:spacing w:before="20" w:after="20"/>
               <w:jc w:val="left"/>
             </w:pPr>
             <w:r>
               <w:rPr>
                 <w:b/>
                 <w:color w:val="FFFFFF"/>
+                <w:sz w:val="18"/>
               </w:rPr>
               <w:t xml:space="preserve">Check</w:t>
             </w:r>
@@ -4036,12 +5321,14 @@
           <w:p>
             <w:pPr>
               <w:pStyle w:val="Compact"/>
+              <w:spacing w:before="20" w:after="20"/>
               <w:jc w:val="left"/>
             </w:pPr>
             <w:r>
               <w:rPr>
                 <w:b/>
                 <w:color w:val="FFFFFF"/>
+                <w:sz w:val="18"/>
               </w:rPr>
               <w:t xml:space="preserve">Action</w:t>
             </w:r>
@@ -4054,9 +5341,13 @@
           <w:p>
             <w:pPr>
               <w:pStyle w:val="Compact"/>
-              <w:jc w:val="left"/>
-            </w:pPr>
-            <w:r>
+              <w:spacing w:before="20" w:after="20"/>
+              <w:jc w:val="left"/>
+            </w:pPr>
+            <w:r>
+              <w:rPr>
+                <w:sz w:val="18"/>
+              </w:rPr>
               <w:t xml:space="preserve">Users cannot sign in (everyone)</w:t>
             </w:r>
           </w:p>
@@ -4066,30 +5357,45 @@
           <w:p>
             <w:pPr>
               <w:pStyle w:val="Compact"/>
-              <w:jc w:val="left"/>
-            </w:pPr>
-            <w:r>
-              <w:rPr>
-                <w:rStyle w:val="VerbatimChar"/>
+              <w:spacing w:before="20" w:after="20"/>
+              <w:jc w:val="left"/>
+            </w:pPr>
+            <w:r>
+              <w:rPr>
+                <w:rStyle w:val="VerbatimChar"/>
+                <w:sz w:val="18"/>
               </w:rPr>
               <w:t xml:space="preserve">/health/ready</w:t>
             </w:r>
             <w:r>
+              <w:rPr>
+                <w:sz w:val="18"/>
+              </w:rPr>
               <w:t xml:space="preserve">, database,</w:t>
             </w:r>
             <w:r>
-              <w:t xml:space="preserve"> </w:t>
-            </w:r>
-            <w:r>
-              <w:rPr>
-                <w:rStyle w:val="VerbatimChar"/>
+              <w:rPr>
+                <w:sz w:val="18"/>
+              </w:rPr>
+              <w:t xml:space="preserve"> </w:t>
+            </w:r>
+            <w:r>
+              <w:rPr>
+                <w:rStyle w:val="VerbatimChar"/>
+                <w:sz w:val="18"/>
               </w:rPr>
               <w:t xml:space="preserve">JWT_SECRET</w:t>
             </w:r>
             <w:r>
-              <w:t xml:space="preserve"> </w:t>
-            </w:r>
-            <w:r>
+              <w:rPr>
+                <w:sz w:val="18"/>
+              </w:rPr>
+              <w:t xml:space="preserve"> </w:t>
+            </w:r>
+            <w:r>
+              <w:rPr>
+                <w:sz w:val="18"/>
+              </w:rPr>
               <w:t xml:space="preserve">unchanged</w:t>
             </w:r>
           </w:p>
@@ -4099,9 +5405,13 @@
           <w:p>
             <w:pPr>
               <w:pStyle w:val="Compact"/>
-              <w:jc w:val="left"/>
-            </w:pPr>
-            <w:r>
+              <w:spacing w:before="20" w:after="20"/>
+              <w:jc w:val="left"/>
+            </w:pPr>
+            <w:r>
+              <w:rPr>
+                <w:sz w:val="18"/>
+              </w:rPr>
               <w:t xml:space="preserve">Restore the database connection. If the secret was rotated, all sessions end, which is expected.</w:t>
             </w:r>
           </w:p>
@@ -4113,9 +5423,13 @@
           <w:p>
             <w:pPr>
               <w:pStyle w:val="Compact"/>
-              <w:jc w:val="left"/>
-            </w:pPr>
-            <w:r>
+              <w:spacing w:before="20" w:after="20"/>
+              <w:jc w:val="left"/>
+            </w:pPr>
+            <w:r>
+              <w:rPr>
+                <w:sz w:val="18"/>
+              </w:rPr>
               <w:t xml:space="preserve">Customers' payments fail</w:t>
             </w:r>
           </w:p>
@@ -4125,49 +5439,77 @@
           <w:p>
             <w:pPr>
               <w:pStyle w:val="Compact"/>
-              <w:jc w:val="left"/>
-            </w:pPr>
-            <w:r>
+              <w:spacing w:before="20" w:after="20"/>
+              <w:jc w:val="left"/>
+            </w:pPr>
+            <w:r>
+              <w:rPr>
+                <w:sz w:val="18"/>
+              </w:rPr>
               <w:t xml:space="preserve">Operations →</w:t>
             </w:r>
             <w:r>
-              <w:t xml:space="preserve"> </w:t>
-            </w:r>
-            <w:r>
-              <w:rPr>
-                <w:rStyle w:val="VerbatimChar"/>
+              <w:rPr>
+                <w:sz w:val="18"/>
+              </w:rPr>
+              <w:t xml:space="preserve"> </w:t>
+            </w:r>
+            <w:r>
+              <w:rPr>
+                <w:rStyle w:val="VerbatimChar"/>
+                <w:sz w:val="18"/>
               </w:rPr>
               <w:t xml:space="preserve">vetc-wallet</w:t>
             </w:r>
             <w:r>
-              <w:t xml:space="preserve"> </w:t>
-            </w:r>
-            <w:r>
+              <w:rPr>
+                <w:sz w:val="18"/>
+              </w:rPr>
+              <w:t xml:space="preserve"> </w:t>
+            </w:r>
+            <w:r>
+              <w:rPr>
+                <w:sz w:val="18"/>
+              </w:rPr>
               <w:t xml:space="preserve">circuit</w:t>
             </w:r>
             <w:r>
+              <w:rPr>
+                <w:sz w:val="18"/>
+              </w:rPr>
               <w:t xml:space="preserve"> </w:t>
             </w:r>
             <w:r>
               <w:rPr>
                 <w:bCs/>
                 <w:b/>
+                <w:sz w:val="18"/>
               </w:rPr>
               <w:t xml:space="preserve">open</w:t>
             </w:r>
             <w:r>
+              <w:rPr>
+                <w:sz w:val="18"/>
+              </w:rPr>
               <w:t xml:space="preserve">. Order statuses</w:t>
             </w:r>
             <w:r>
-              <w:t xml:space="preserve"> </w:t>
-            </w:r>
-            <w:r>
-              <w:rPr>
-                <w:rStyle w:val="VerbatimChar"/>
+              <w:rPr>
+                <w:sz w:val="18"/>
+              </w:rPr>
+              <w:t xml:space="preserve"> </w:t>
+            </w:r>
+            <w:r>
+              <w:rPr>
+                <w:rStyle w:val="VerbatimChar"/>
+                <w:sz w:val="18"/>
               </w:rPr>
               <w:t xml:space="preserve">payment_failed</w:t>
             </w:r>
             <w:r>
+              <w:rPr>
+                <w:sz w:val="18"/>
+              </w:rPr>
               <w:t xml:space="preserve">.</w:t>
             </w:r>
           </w:p>
@@ -4177,9 +5519,13 @@
           <w:p>
             <w:pPr>
               <w:pStyle w:val="Compact"/>
-              <w:jc w:val="left"/>
-            </w:pPr>
-            <w:r>
+              <w:spacing w:before="20" w:after="20"/>
+              <w:jc w:val="left"/>
+            </w:pPr>
+            <w:r>
+              <w:rPr>
+                <w:sz w:val="18"/>
+              </w:rPr>
               <w:t xml:space="preserve">Contact VETC wallet on-call. Run reconciliation after recovery.</w:t>
             </w:r>
           </w:p>
@@ -4191,9 +5537,13 @@
           <w:p>
             <w:pPr>
               <w:pStyle w:val="Compact"/>
-              <w:jc w:val="left"/>
-            </w:pPr>
-            <w:r>
+              <w:spacing w:before="20" w:after="20"/>
+              <w:jc w:val="left"/>
+            </w:pPr>
+            <w:r>
+              <w:rPr>
+                <w:sz w:val="18"/>
+              </w:rPr>
               <w:t xml:space="preserve">Orders paid but no certificate</w:t>
             </w:r>
           </w:p>
@@ -4203,30 +5553,70 @@
           <w:p>
             <w:pPr>
               <w:pStyle w:val="Compact"/>
-              <w:jc w:val="left"/>
-            </w:pPr>
-            <w:r>
-              <w:rPr>
-                <w:rStyle w:val="VerbatimChar"/>
+              <w:spacing w:before="20" w:after="20"/>
+              <w:jc w:val="left"/>
+            </w:pPr>
+            <w:r>
+              <w:rPr>
+                <w:rStyle w:val="VerbatimChar"/>
+                <w:sz w:val="18"/>
               </w:rPr>
               <w:t xml:space="preserve">tasco-core</w:t>
             </w:r>
             <w:r>
-              <w:t xml:space="preserve"> </w:t>
-            </w:r>
-            <w:r>
+              <w:rPr>
+                <w:sz w:val="18"/>
+              </w:rPr>
+              <w:t xml:space="preserve"> </w:t>
+            </w:r>
+            <w:r>
+              <w:rPr>
+                <w:sz w:val="18"/>
+              </w:rPr>
               <w:t xml:space="preserve">circuit. Orders</w:t>
             </w:r>
             <w:r>
-              <w:t xml:space="preserve"> </w:t>
-            </w:r>
-            <w:r>
-              <w:rPr>
-                <w:rStyle w:val="VerbatimChar"/>
+              <w:rPr>
+                <w:sz w:val="18"/>
+              </w:rPr>
+              <w:t xml:space="preserve"> </w:t>
+            </w:r>
+            <w:r>
+              <w:rPr>
+                <w:rStyle w:val="VerbatimChar"/>
+                <w:sz w:val="18"/>
               </w:rPr>
               <w:t xml:space="preserve">issuance_failed_refunded</w:t>
             </w:r>
             <w:r>
+              <w:rPr>
+                <w:sz w:val="18"/>
+              </w:rPr>
+              <w:t xml:space="preserve"> </w:t>
+            </w:r>
+            <w:r>
+              <w:rPr>
+                <w:sz w:val="18"/>
+              </w:rPr>
+              <w:t xml:space="preserve">or</w:t>
+            </w:r>
+            <w:r>
+              <w:rPr>
+                <w:sz w:val="18"/>
+              </w:rPr>
+              <w:t xml:space="preserve"> </w:t>
+            </w:r>
+            <w:r>
+              <w:rPr>
+                <w:rStyle w:val="VerbatimChar"/>
+                <w:sz w:val="18"/>
+              </w:rPr>
+              <w:t xml:space="preserve">compensation_failed</w:t>
+            </w:r>
+            <w:r>
+              <w:rPr>
+                <w:sz w:val="18"/>
+              </w:rPr>
               <w:t xml:space="preserve">.</w:t>
             </w:r>
           </w:p>
@@ -4236,10 +5626,39 @@
           <w:p>
             <w:pPr>
               <w:pStyle w:val="Compact"/>
-              <w:jc w:val="left"/>
-            </w:pPr>
-            <w:r>
-              <w:t xml:space="preserve">Refunds happen automatically. Confirm with Finance. Contact TASCO core. Run reconciliation.</w:t>
+              <w:spacing w:before="20" w:after="20"/>
+              <w:jc w:val="left"/>
+            </w:pPr>
+            <w:r>
+              <w:rPr>
+                <w:sz w:val="18"/>
+              </w:rPr>
+              <w:t xml:space="preserve">Issued lines are cancelled and the payment refunded automatically. Run reconciliation:</w:t>
+            </w:r>
+            <w:r>
+              <w:rPr>
+                <w:sz w:val="18"/>
+              </w:rPr>
+              <w:t xml:space="preserve"> </w:t>
+            </w:r>
+            <w:r>
+              <w:rPr>
+                <w:rStyle w:val="VerbatimChar"/>
+                <w:sz w:val="18"/>
+              </w:rPr>
+              <w:t xml:space="preserve">compensation_failed</w:t>
+            </w:r>
+            <w:r>
+              <w:rPr>
+                <w:sz w:val="18"/>
+              </w:rPr>
+              <w:t xml:space="preserve"> </w:t>
+            </w:r>
+            <w:r>
+              <w:rPr>
+                <w:sz w:val="18"/>
+              </w:rPr>
+              <w:t xml:space="preserve">orders need manual action (RB-11). Confirm with Finance. Contact TASCO core.</w:t>
             </w:r>
           </w:p>
         </w:tc>
@@ -4250,9 +5669,13 @@
           <w:p>
             <w:pPr>
               <w:pStyle w:val="Compact"/>
-              <w:jc w:val="left"/>
-            </w:pPr>
-            <w:r>
+              <w:spacing w:before="20" w:after="20"/>
+              <w:jc w:val="left"/>
+            </w:pPr>
+            <w:r>
+              <w:rPr>
+                <w:sz w:val="18"/>
+              </w:rPr>
               <w:t xml:space="preserve">Reminders not sent</w:t>
             </w:r>
           </w:p>
@@ -4262,54 +5685,83 @@
           <w:p>
             <w:pPr>
               <w:pStyle w:val="Compact"/>
-              <w:jc w:val="left"/>
-            </w:pPr>
-            <w:r>
-              <w:rPr>
-                <w:rStyle w:val="VerbatimChar"/>
+              <w:spacing w:before="20" w:after="20"/>
+              <w:jc w:val="left"/>
+            </w:pPr>
+            <w:r>
+              <w:rPr>
+                <w:rStyle w:val="VerbatimChar"/>
+                <w:sz w:val="18"/>
               </w:rPr>
               <w:t xml:space="preserve">zalo-zns</w:t>
             </w:r>
             <w:r>
+              <w:rPr>
+                <w:sz w:val="18"/>
+              </w:rPr>
               <w:t xml:space="preserve">,</w:t>
             </w:r>
             <w:r>
-              <w:t xml:space="preserve"> </w:t>
-            </w:r>
-            <w:r>
-              <w:rPr>
-                <w:rStyle w:val="VerbatimChar"/>
+              <w:rPr>
+                <w:sz w:val="18"/>
+              </w:rPr>
+              <w:t xml:space="preserve"> </w:t>
+            </w:r>
+            <w:r>
+              <w:rPr>
+                <w:rStyle w:val="VerbatimChar"/>
+                <w:sz w:val="18"/>
               </w:rPr>
               <w:t xml:space="preserve">sms</w:t>
             </w:r>
             <w:r>
+              <w:rPr>
+                <w:sz w:val="18"/>
+              </w:rPr>
               <w:t xml:space="preserve">,</w:t>
             </w:r>
             <w:r>
-              <w:t xml:space="preserve"> </w:t>
-            </w:r>
-            <w:r>
-              <w:rPr>
-                <w:rStyle w:val="VerbatimChar"/>
+              <w:rPr>
+                <w:sz w:val="18"/>
+              </w:rPr>
+              <w:t xml:space="preserve"> </w:t>
+            </w:r>
+            <w:r>
+              <w:rPr>
+                <w:rStyle w:val="VerbatimChar"/>
+                <w:sz w:val="18"/>
               </w:rPr>
               <w:t xml:space="preserve">app-push</w:t>
             </w:r>
             <w:r>
-              <w:t xml:space="preserve"> </w:t>
-            </w:r>
-            <w:r>
+              <w:rPr>
+                <w:sz w:val="18"/>
+              </w:rPr>
+              <w:t xml:space="preserve"> </w:t>
+            </w:r>
+            <w:r>
+              <w:rPr>
+                <w:sz w:val="18"/>
+              </w:rPr>
               <w:t xml:space="preserve">circuits. Journey run summary. Messages</w:t>
             </w:r>
             <w:r>
-              <w:t xml:space="preserve"> </w:t>
-            </w:r>
-            <w:r>
-              <w:rPr>
-                <w:rStyle w:val="VerbatimChar"/>
+              <w:rPr>
+                <w:sz w:val="18"/>
+              </w:rPr>
+              <w:t xml:space="preserve"> </w:t>
+            </w:r>
+            <w:r>
+              <w:rPr>
+                <w:rStyle w:val="VerbatimChar"/>
+                <w:sz w:val="18"/>
               </w:rPr>
               <w:t xml:space="preserve">failed</w:t>
             </w:r>
             <w:r>
+              <w:rPr>
+                <w:sz w:val="18"/>
+              </w:rPr>
               <w:t xml:space="preserve">.</w:t>
             </w:r>
           </w:p>
@@ -4319,9 +5771,13 @@
           <w:p>
             <w:pPr>
               <w:pStyle w:val="Compact"/>
-              <w:jc w:val="left"/>
-            </w:pPr>
-            <w:r>
+              <w:spacing w:before="20" w:after="20"/>
+              <w:jc w:val="left"/>
+            </w:pPr>
+            <w:r>
+              <w:rPr>
+                <w:sz w:val="18"/>
+              </w:rPr>
               <w:t xml:space="preserve">Contact the provider. Re-run journeys after recovery (campaign manager).</w:t>
             </w:r>
           </w:p>
@@ -4333,9 +5789,13 @@
           <w:p>
             <w:pPr>
               <w:pStyle w:val="Compact"/>
-              <w:jc w:val="left"/>
-            </w:pPr>
-            <w:r>
+              <w:spacing w:before="20" w:after="20"/>
+              <w:jc w:val="left"/>
+            </w:pPr>
+            <w:r>
+              <w:rPr>
+                <w:sz w:val="18"/>
+              </w:rPr>
               <w:t xml:space="preserve">Voice calls failing</w:t>
             </w:r>
           </w:p>
@@ -4345,18 +5805,26 @@
           <w:p>
             <w:pPr>
               <w:pStyle w:val="Compact"/>
-              <w:jc w:val="left"/>
-            </w:pPr>
-            <w:r>
-              <w:rPr>
-                <w:rStyle w:val="VerbatimChar"/>
+              <w:spacing w:before="20" w:after="20"/>
+              <w:jc w:val="left"/>
+            </w:pPr>
+            <w:r>
+              <w:rPr>
+                <w:rStyle w:val="VerbatimChar"/>
+                <w:sz w:val="18"/>
               </w:rPr>
               <w:t xml:space="preserve">voice-ai</w:t>
             </w:r>
             <w:r>
-              <w:t xml:space="preserve"> </w:t>
-            </w:r>
-            <w:r>
+              <w:rPr>
+                <w:sz w:val="18"/>
+              </w:rPr>
+              <w:t xml:space="preserve"> </w:t>
+            </w:r>
+            <w:r>
+              <w:rPr>
+                <w:sz w:val="18"/>
+              </w:rPr>
               <w:t xml:space="preserve">circuit</w:t>
             </w:r>
           </w:p>
@@ -4366,9 +5834,13 @@
           <w:p>
             <w:pPr>
               <w:pStyle w:val="Compact"/>
-              <w:jc w:val="left"/>
-            </w:pPr>
-            <w:r>
+              <w:spacing w:before="20" w:after="20"/>
+              <w:jc w:val="left"/>
+            </w:pPr>
+            <w:r>
+              <w:rPr>
+                <w:sz w:val="18"/>
+              </w:rPr>
               <w:t xml:space="preserve">Contact the vendor. Campaigns pause by themselves.</w:t>
             </w:r>
           </w:p>
@@ -4380,9 +5852,13 @@
           <w:p>
             <w:pPr>
               <w:pStyle w:val="Compact"/>
-              <w:jc w:val="left"/>
-            </w:pPr>
-            <w:r>
+              <w:spacing w:before="20" w:after="20"/>
+              <w:jc w:val="left"/>
+            </w:pPr>
+            <w:r>
+              <w:rPr>
+                <w:sz w:val="18"/>
+              </w:rPr>
               <w:t xml:space="preserve">Event backlog growing</w:t>
             </w:r>
           </w:p>
@@ -4392,9 +5868,13 @@
           <w:p>
             <w:pPr>
               <w:pStyle w:val="Compact"/>
-              <w:jc w:val="left"/>
-            </w:pPr>
-            <w:r>
+              <w:spacing w:before="20" w:after="20"/>
+              <w:jc w:val="left"/>
+            </w:pPr>
+            <w:r>
+              <w:rPr>
+                <w:sz w:val="18"/>
+              </w:rPr>
               <w:t xml:space="preserve">Operations → event backlog</w:t>
             </w:r>
           </w:p>
@@ -4404,22 +5884,33 @@
           <w:p>
             <w:pPr>
               <w:pStyle w:val="Compact"/>
-              <w:jc w:val="left"/>
-            </w:pPr>
-            <w:r>
+              <w:spacing w:before="20" w:after="20"/>
+              <w:jc w:val="left"/>
+            </w:pPr>
+            <w:r>
+              <w:rPr>
+                <w:sz w:val="18"/>
+              </w:rPr>
               <w:t xml:space="preserve">Run</w:t>
             </w:r>
             <w:r>
+              <w:rPr>
+                <w:sz w:val="18"/>
+              </w:rPr>
               <w:t xml:space="preserve"> </w:t>
             </w:r>
             <w:r>
               <w:rPr>
                 <w:bCs/>
                 <w:b/>
+                <w:sz w:val="18"/>
               </w:rPr>
               <w:t xml:space="preserve">Relay</w:t>
             </w:r>
             <w:r>
+              <w:rPr>
+                <w:sz w:val="18"/>
+              </w:rPr>
               <w:t xml:space="preserve">. If it persists, check logs for subscriber errors.</w:t>
             </w:r>
           </w:p>
@@ -4431,9 +5922,13 @@
           <w:p>
             <w:pPr>
               <w:pStyle w:val="Compact"/>
-              <w:jc w:val="left"/>
-            </w:pPr>
-            <w:r>
+              <w:spacing w:before="20" w:after="20"/>
+              <w:jc w:val="left"/>
+            </w:pPr>
+            <w:r>
+              <w:rPr>
+                <w:sz w:val="18"/>
+              </w:rPr>
               <w:t xml:space="preserve">Audit chain verification broken</w:t>
             </w:r>
           </w:p>
@@ -4443,9 +5938,13 @@
           <w:p>
             <w:pPr>
               <w:pStyle w:val="Compact"/>
-              <w:jc w:val="left"/>
-            </w:pPr>
-            <w:r>
+              <w:spacing w:before="20" w:after="20"/>
+              <w:jc w:val="left"/>
+            </w:pPr>
+            <w:r>
+              <w:rPr>
+                <w:sz w:val="18"/>
+              </w:rPr>
               <w:t xml:space="preserve">Audit → Verify</w:t>
             </w:r>
           </w:p>
@@ -4455,16 +5954,21 @@
           <w:p>
             <w:pPr>
               <w:pStyle w:val="Compact"/>
+              <w:spacing w:before="20" w:after="20"/>
               <w:jc w:val="left"/>
             </w:pPr>
             <w:r>
               <w:rPr>
                 <w:bCs/>
                 <w:b/>
+                <w:sz w:val="18"/>
               </w:rPr>
               <w:t xml:space="preserve">Security incident</w:t>
             </w:r>
             <w:r>
+              <w:rPr>
+                <w:sz w:val="18"/>
+              </w:rPr>
               <w:t xml:space="preserve">: do not modify data. Escalate to Security and Compliance. Preserve logs.</w:t>
             </w:r>
           </w:p>
@@ -4476,9 +5980,13 @@
           <w:p>
             <w:pPr>
               <w:pStyle w:val="Compact"/>
-              <w:jc w:val="left"/>
-            </w:pPr>
-            <w:r>
+              <w:spacing w:before="20" w:after="20"/>
+              <w:jc w:val="left"/>
+            </w:pPr>
+            <w:r>
+              <w:rPr>
+                <w:sz w:val="18"/>
+              </w:rPr>
               <w:t xml:space="preserve">Rule change "not taking effect"</w:t>
             </w:r>
           </w:p>
@@ -4488,9 +5996,13 @@
           <w:p>
             <w:pPr>
               <w:pStyle w:val="Compact"/>
-              <w:jc w:val="left"/>
-            </w:pPr>
-            <w:r>
+              <w:spacing w:before="20" w:after="20"/>
+              <w:jc w:val="left"/>
+            </w:pPr>
+            <w:r>
+              <w:rPr>
+                <w:sz w:val="18"/>
+              </w:rPr>
               <w:t xml:space="preserve">Active rules checksum</w:t>
             </w:r>
           </w:p>
@@ -4500,10 +6012,14 @@
           <w:p>
             <w:pPr>
               <w:pStyle w:val="Compact"/>
-              <w:jc w:val="left"/>
-            </w:pPr>
-            <w:r>
-              <w:t xml:space="preserve">Wait 15 s (cache). Check that it was approved, not just submitted. Ask for lead recompute.</w:t>
+              <w:spacing w:before="20" w:after="20"/>
+              <w:jc w:val="left"/>
+            </w:pPr>
+            <w:r>
+              <w:rPr>
+                <w:sz w:val="18"/>
+              </w:rPr>
+              <w:t xml:space="preserve">Wait 15 seconds (cache). Check that it was approved, not just submitted. Ask for lead recompute.</w:t>
             </w:r>
           </w:p>
         </w:tc>
@@ -4514,9 +6030,13 @@
           <w:p>
             <w:pPr>
               <w:pStyle w:val="Compact"/>
-              <w:jc w:val="left"/>
-            </w:pPr>
-            <w:r>
+              <w:spacing w:before="20" w:after="20"/>
+              <w:jc w:val="left"/>
+            </w:pPr>
+            <w:r>
+              <w:rPr>
+                <w:sz w:val="18"/>
+              </w:rPr>
               <w:t xml:space="preserve">"Too many requests" for many users</w:t>
             </w:r>
           </w:p>
@@ -4526,43 +6046,93 @@
           <w:p>
             <w:pPr>
               <w:pStyle w:val="Compact"/>
-              <w:jc w:val="left"/>
-            </w:pPr>
-            <w:r>
+              <w:spacing w:before="20" w:after="20"/>
+              <w:jc w:val="left"/>
+            </w:pPr>
+            <w:r>
+              <w:rPr>
+                <w:sz w:val="18"/>
+              </w:rPr>
               <w:t xml:space="preserve">Rate limits (</w:t>
             </w:r>
             <w:r>
               <w:rPr>
                 <w:rStyle w:val="VerbatimChar"/>
+                <w:sz w:val="18"/>
               </w:rPr>
               <w:t xml:space="preserve">RATE_LIMIT_MAX</w:t>
             </w:r>
             <w:r>
-              <w:t xml:space="preserve">, default 300/min per IP; sign-in 10/min)</w:t>
-            </w:r>
-          </w:p>
-        </w:tc>
-        <w:tc>
-          <w:tcPr/>
-          <w:p>
-            <w:pPr>
-              <w:pStyle w:val="Compact"/>
-              <w:jc w:val="left"/>
-            </w:pPr>
-            <w:r>
+              <w:rPr>
+                <w:sz w:val="18"/>
+              </w:rPr>
+              <w:t xml:space="preserve">, default 300 per minute per IP; sign-in 10 per minute)</w:t>
+            </w:r>
+          </w:p>
+        </w:tc>
+        <w:tc>
+          <w:tcPr/>
+          <w:p>
+            <w:pPr>
+              <w:pStyle w:val="Compact"/>
+              <w:spacing w:before="20" w:after="20"/>
+              <w:jc w:val="left"/>
+            </w:pPr>
+            <w:r>
+              <w:rPr>
+                <w:sz w:val="18"/>
+              </w:rPr>
               <w:t xml:space="preserve">Behind a proxy, check</w:t>
             </w:r>
             <w:r>
-              <w:t xml:space="preserve"> </w:t>
-            </w:r>
-            <w:r>
-              <w:rPr>
-                <w:rStyle w:val="VerbatimChar"/>
+              <w:rPr>
+                <w:sz w:val="18"/>
+              </w:rPr>
+              <w:t xml:space="preserve"> </w:t>
+            </w:r>
+            <w:r>
+              <w:rPr>
+                <w:rStyle w:val="VerbatimChar"/>
+                <w:sz w:val="18"/>
               </w:rPr>
               <w:t xml:space="preserve">TRUST_PROXY</w:t>
             </w:r>
             <w:r>
-              <w:t xml:space="preserve">. Otherwise many users may share one IP. Raise the limit by configuration change (CAB).</w:t>
+              <w:rPr>
+                <w:sz w:val="18"/>
+              </w:rPr>
+              <w:t xml:space="preserve"> </w:t>
+            </w:r>
+            <w:r>
+              <w:rPr>
+                <w:sz w:val="18"/>
+              </w:rPr>
+              <w:t xml:space="preserve">and</w:t>
+            </w:r>
+            <w:r>
+              <w:rPr>
+                <w:sz w:val="18"/>
+              </w:rPr>
+              <w:t xml:space="preserve"> </w:t>
+            </w:r>
+            <w:r>
+              <w:rPr>
+                <w:rStyle w:val="VerbatimChar"/>
+                <w:sz w:val="18"/>
+              </w:rPr>
+              <w:t xml:space="preserve">TRUST_PROXY_HOPS</w:t>
+            </w:r>
+            <w:r>
+              <w:rPr>
+                <w:sz w:val="18"/>
+              </w:rPr>
+              <w:t xml:space="preserve"> </w:t>
+            </w:r>
+            <w:r>
+              <w:rPr>
+                <w:sz w:val="18"/>
+              </w:rPr>
+              <w:t xml:space="preserve">(the client IP is the right-most trusted hop of X-Forwarded-For). Otherwise many users may share one IP. Raise the limit by configuration change (CAB).</w:t>
             </w:r>
           </w:p>
         </w:tc>
@@ -4586,8 +6156,8 @@
         <w:t xml:space="preserve">P1 (sales or sign-in down for all) respond 15 min, restore 4 h. P2 (one channel or integration down) 30 min / 8 h. P3 (single user or function) 4 h / 3 business days.</w:t>
       </w:r>
     </w:p>
-    <w:bookmarkEnd w:id="32"/>
-    <w:bookmarkStart w:id="33" w:name="b5-configuration-and-secrets-reference"/>
+    <w:bookmarkEnd w:id="31"/>
+    <w:bookmarkStart w:id="32" w:name="b5-configuration-and-secrets-reference"/>
     <w:p>
       <w:pPr>
         <w:pStyle w:val="Heading3"/>
@@ -4639,12 +6209,14 @@
           <w:p>
             <w:pPr>
               <w:pStyle w:val="Compact"/>
+              <w:spacing w:before="20" w:after="20"/>
               <w:jc w:val="left"/>
             </w:pPr>
             <w:r>
               <w:rPr>
                 <w:b/>
                 <w:color w:val="FFFFFF"/>
+                <w:sz w:val="18"/>
               </w:rPr>
               <w:t xml:space="preserve">Setting</w:t>
             </w:r>
@@ -4657,12 +6229,14 @@
           <w:p>
             <w:pPr>
               <w:pStyle w:val="Compact"/>
+              <w:spacing w:before="20" w:after="20"/>
               <w:jc w:val="left"/>
             </w:pPr>
             <w:r>
               <w:rPr>
                 <w:b/>
                 <w:color w:val="FFFFFF"/>
+                <w:sz w:val="18"/>
               </w:rPr>
               <w:t xml:space="preserve">Purpose</w:t>
             </w:r>
@@ -4675,11 +6249,13 @@
           <w:p>
             <w:pPr>
               <w:pStyle w:val="Compact"/>
-              <w:jc w:val="left"/>
-            </w:pPr>
-            <w:r>
-              <w:rPr>
-                <w:rStyle w:val="VerbatimChar"/>
+              <w:spacing w:before="20" w:after="20"/>
+              <w:jc w:val="left"/>
+            </w:pPr>
+            <w:r>
+              <w:rPr>
+                <w:rStyle w:val="VerbatimChar"/>
+                <w:sz w:val="18"/>
               </w:rPr>
               <w:t xml:space="preserve">NODE_ENV=production</w:t>
             </w:r>
@@ -4690,10 +6266,58 @@
           <w:p>
             <w:pPr>
               <w:pStyle w:val="Compact"/>
-              <w:jc w:val="left"/>
-            </w:pPr>
-            <w:r>
-              <w:t xml:space="preserve">Enables strict checks (secrets required, demo mode refused)</w:t>
+              <w:spacing w:before="20" w:after="20"/>
+              <w:jc w:val="left"/>
+            </w:pPr>
+            <w:r>
+              <w:rPr>
+                <w:sz w:val="18"/>
+              </w:rPr>
+              <w:t xml:space="preserve">Enables strict checks: secrets and</w:t>
+            </w:r>
+            <w:r>
+              <w:rPr>
+                <w:sz w:val="18"/>
+              </w:rPr>
+              <w:t xml:space="preserve"> </w:t>
+            </w:r>
+            <w:r>
+              <w:rPr>
+                <w:rStyle w:val="VerbatimChar"/>
+                <w:sz w:val="18"/>
+              </w:rPr>
+              <w:t xml:space="preserve">DATABASE_URL</w:t>
+            </w:r>
+            <w:r>
+              <w:rPr>
+                <w:sz w:val="18"/>
+              </w:rPr>
+              <w:t xml:space="preserve"> </w:t>
+            </w:r>
+            <w:r>
+              <w:rPr>
+                <w:sz w:val="18"/>
+              </w:rPr>
+              <w:t xml:space="preserve">required, demo mode refused. Hosted UAT uses</w:t>
+            </w:r>
+            <w:r>
+              <w:rPr>
+                <w:sz w:val="18"/>
+              </w:rPr>
+              <w:t xml:space="preserve"> </w:t>
+            </w:r>
+            <w:r>
+              <w:rPr>
+                <w:rStyle w:val="VerbatimChar"/>
+                <w:sz w:val="18"/>
+              </w:rPr>
+              <w:t xml:space="preserve">NODE_ENV=uat</w:t>
+            </w:r>
+            <w:r>
+              <w:rPr>
+                <w:sz w:val="18"/>
+              </w:rPr>
+              <w:t xml:space="preserve">.</w:t>
             </w:r>
           </w:p>
         </w:tc>
@@ -4704,35 +6328,51 @@
           <w:p>
             <w:pPr>
               <w:pStyle w:val="Compact"/>
-              <w:jc w:val="left"/>
-            </w:pPr>
-            <w:r>
-              <w:rPr>
-                <w:rStyle w:val="VerbatimChar"/>
+              <w:spacing w:before="20" w:after="20"/>
+              <w:jc w:val="left"/>
+            </w:pPr>
+            <w:r>
+              <w:rPr>
+                <w:rStyle w:val="VerbatimChar"/>
+                <w:sz w:val="18"/>
               </w:rPr>
               <w:t xml:space="preserve">DATABASE_URL</w:t>
             </w:r>
             <w:r>
+              <w:rPr>
+                <w:sz w:val="18"/>
+              </w:rPr>
               <w:t xml:space="preserve">,</w:t>
             </w:r>
             <w:r>
-              <w:t xml:space="preserve"> </w:t>
-            </w:r>
-            <w:r>
-              <w:rPr>
-                <w:rStyle w:val="VerbatimChar"/>
+              <w:rPr>
+                <w:sz w:val="18"/>
+              </w:rPr>
+              <w:t xml:space="preserve"> </w:t>
+            </w:r>
+            <w:r>
+              <w:rPr>
+                <w:rStyle w:val="VerbatimChar"/>
+                <w:sz w:val="18"/>
               </w:rPr>
               <w:t xml:space="preserve">DATABASE_SSL</w:t>
             </w:r>
             <w:r>
+              <w:rPr>
+                <w:sz w:val="18"/>
+              </w:rPr>
               <w:t xml:space="preserve">,</w:t>
             </w:r>
             <w:r>
-              <w:t xml:space="preserve"> </w:t>
-            </w:r>
-            <w:r>
-              <w:rPr>
-                <w:rStyle w:val="VerbatimChar"/>
+              <w:rPr>
+                <w:sz w:val="18"/>
+              </w:rPr>
+              <w:t xml:space="preserve"> </w:t>
+            </w:r>
+            <w:r>
+              <w:rPr>
+                <w:rStyle w:val="VerbatimChar"/>
+                <w:sz w:val="18"/>
               </w:rPr>
               <w:t xml:space="preserve">DB_POOL_MAX</w:t>
             </w:r>
@@ -4743,10 +6383,33 @@
           <w:p>
             <w:pPr>
               <w:pStyle w:val="Compact"/>
-              <w:jc w:val="left"/>
-            </w:pPr>
-            <w:r>
-              <w:t xml:space="preserve">PostgreSQL</w:t>
+              <w:spacing w:before="20" w:after="20"/>
+              <w:jc w:val="left"/>
+            </w:pPr>
+            <w:r>
+              <w:rPr>
+                <w:sz w:val="18"/>
+              </w:rPr>
+              <w:t xml:space="preserve">PostgreSQL. Production refuses to start without</w:t>
+            </w:r>
+            <w:r>
+              <w:rPr>
+                <w:sz w:val="18"/>
+              </w:rPr>
+              <w:t xml:space="preserve"> </w:t>
+            </w:r>
+            <w:r>
+              <w:rPr>
+                <w:rStyle w:val="VerbatimChar"/>
+                <w:sz w:val="18"/>
+              </w:rPr>
+              <w:t xml:space="preserve">DATABASE_URL</w:t>
+            </w:r>
+            <w:r>
+              <w:rPr>
+                <w:sz w:val="18"/>
+              </w:rPr>
+              <w:t xml:space="preserve">.</w:t>
             </w:r>
           </w:p>
         </w:tc>
@@ -4757,30 +6420,45 @@
           <w:p>
             <w:pPr>
               <w:pStyle w:val="Compact"/>
-              <w:jc w:val="left"/>
-            </w:pPr>
-            <w:r>
-              <w:rPr>
-                <w:rStyle w:val="VerbatimChar"/>
+              <w:spacing w:before="20" w:after="20"/>
+              <w:jc w:val="left"/>
+            </w:pPr>
+            <w:r>
+              <w:rPr>
+                <w:rStyle w:val="VerbatimChar"/>
+                <w:sz w:val="18"/>
               </w:rPr>
               <w:t xml:space="preserve">JWT_SECRET</w:t>
             </w:r>
             <w:r>
+              <w:rPr>
+                <w:sz w:val="18"/>
+              </w:rPr>
               <w:t xml:space="preserve">,</w:t>
             </w:r>
             <w:r>
-              <w:t xml:space="preserve"> </w:t>
-            </w:r>
-            <w:r>
-              <w:rPr>
-                <w:rStyle w:val="VerbatimChar"/>
+              <w:rPr>
+                <w:sz w:val="18"/>
+              </w:rPr>
+              <w:t xml:space="preserve"> </w:t>
+            </w:r>
+            <w:r>
+              <w:rPr>
+                <w:rStyle w:val="VerbatimChar"/>
+                <w:sz w:val="18"/>
               </w:rPr>
               <w:t xml:space="preserve">JWT_TTL_SECONDS</w:t>
             </w:r>
             <w:r>
-              <w:t xml:space="preserve"> </w:t>
-            </w:r>
-            <w:r>
+              <w:rPr>
+                <w:sz w:val="18"/>
+              </w:rPr>
+              <w:t xml:space="preserve"> </w:t>
+            </w:r>
+            <w:r>
+              <w:rPr>
+                <w:sz w:val="18"/>
+              </w:rPr>
               <w:t xml:space="preserve">(default 1800)</w:t>
             </w:r>
           </w:p>
@@ -4790,9 +6468,13 @@
           <w:p>
             <w:pPr>
               <w:pStyle w:val="Compact"/>
-              <w:jc w:val="left"/>
-            </w:pPr>
-            <w:r>
+              <w:spacing w:before="20" w:after="20"/>
+              <w:jc w:val="left"/>
+            </w:pPr>
+            <w:r>
+              <w:rPr>
+                <w:sz w:val="18"/>
+              </w:rPr>
               <w:t xml:space="preserve">Staff and customer tokens</w:t>
             </w:r>
           </w:p>
@@ -4804,23 +6486,32 @@
           <w:p>
             <w:pPr>
               <w:pStyle w:val="Compact"/>
-              <w:jc w:val="left"/>
-            </w:pPr>
-            <w:r>
-              <w:rPr>
-                <w:rStyle w:val="VerbatimChar"/>
+              <w:spacing w:before="20" w:after="20"/>
+              <w:jc w:val="left"/>
+            </w:pPr>
+            <w:r>
+              <w:rPr>
+                <w:rStyle w:val="VerbatimChar"/>
+                <w:sz w:val="18"/>
               </w:rPr>
               <w:t xml:space="preserve">DATA_KEYS</w:t>
             </w:r>
             <w:r>
+              <w:rPr>
+                <w:sz w:val="18"/>
+              </w:rPr>
               <w:t xml:space="preserve">,</w:t>
             </w:r>
             <w:r>
-              <w:t xml:space="preserve"> </w:t>
-            </w:r>
-            <w:r>
-              <w:rPr>
-                <w:rStyle w:val="VerbatimChar"/>
+              <w:rPr>
+                <w:sz w:val="18"/>
+              </w:rPr>
+              <w:t xml:space="preserve"> </w:t>
+            </w:r>
+            <w:r>
+              <w:rPr>
+                <w:rStyle w:val="VerbatimChar"/>
+                <w:sz w:val="18"/>
               </w:rPr>
               <w:t xml:space="preserve">DATA_KEY_ACTIVE</w:t>
             </w:r>
@@ -4831,34 +6522,58 @@
           <w:p>
             <w:pPr>
               <w:pStyle w:val="Compact"/>
-              <w:jc w:val="left"/>
-            </w:pPr>
-            <w:r>
-              <w:t xml:space="preserve">Field encryption keys (</w:t>
-            </w:r>
-            <w:r>
-              <w:rPr>
-                <w:rStyle w:val="VerbatimChar"/>
-              </w:rPr>
-              <w:t xml:space="preserve">id:base64-32-bytes</w:t>
-            </w:r>
-            <w:r>
-              <w:t xml:space="preserve">, comma-separated) for rotation</w:t>
+              <w:spacing w:before="20" w:after="20"/>
+              <w:jc w:val="left"/>
+            </w:pPr>
+            <w:r>
+              <w:rPr>
+                <w:sz w:val="18"/>
+              </w:rPr>
+              <w:t xml:space="preserve">Field encryption keys for rotation (comma-separated</w:t>
+            </w:r>
+            <w:r>
+              <w:rPr>
+                <w:sz w:val="18"/>
+              </w:rPr>
+              <w:t xml:space="preserve"> </w:t>
+            </w:r>
+            <w:r>
+              <w:rPr>
+                <w:rStyle w:val="VerbatimChar"/>
+                <w:sz w:val="18"/>
+              </w:rPr>
+              <w:t xml:space="preserve">id:key</w:t>
+            </w:r>
+            <w:r>
+              <w:rPr>
+                <w:sz w:val="18"/>
+              </w:rPr>
+              <w:t xml:space="preserve"> </w:t>
+            </w:r>
+            <w:r>
+              <w:rPr>
+                <w:sz w:val="18"/>
+              </w:rPr>
+              <w:t xml:space="preserve">pairs)</w:t>
             </w:r>
           </w:p>
         </w:tc>
       </w:tr>
       <w:tr>
         <w:tc>
-          <w:tcPr/>
-          <w:p>
-            <w:pPr>
-              <w:pStyle w:val="Compact"/>
-              <w:jc w:val="left"/>
-            </w:pPr>
-            <w:r>
-              <w:rPr>
-                <w:rStyle w:val="VerbatimChar"/>
+          <w:tcPr>
+            <w:noWrap/>
+          </w:tcPr>
+          <w:p>
+            <w:pPr>
+              <w:pStyle w:val="Compact"/>
+              <w:spacing w:before="20" w:after="20"/>
+              <w:jc w:val="left"/>
+            </w:pPr>
+            <w:r>
+              <w:rPr>
+                <w:rStyle w:val="VerbatimChar"/>
+                <w:sz w:val="18"/>
               </w:rPr>
               <w:t xml:space="preserve">BLIND_INDEX_KEY</w:t>
             </w:r>
@@ -4869,9 +6584,13 @@
           <w:p>
             <w:pPr>
               <w:pStyle w:val="Compact"/>
-              <w:jc w:val="left"/>
-            </w:pPr>
-            <w:r>
+              <w:spacing w:before="20" w:after="20"/>
+              <w:jc w:val="left"/>
+            </w:pPr>
+            <w:r>
+              <w:rPr>
+                <w:sz w:val="18"/>
+              </w:rPr>
               <w:t xml:space="preserve">Searchable encrypted fields</w:t>
             </w:r>
           </w:p>
@@ -4883,11 +6602,13 @@
           <w:p>
             <w:pPr>
               <w:pStyle w:val="Compact"/>
-              <w:jc w:val="left"/>
-            </w:pPr>
-            <w:r>
-              <w:rPr>
-                <w:rStyle w:val="VerbatimChar"/>
+              <w:spacing w:before="20" w:after="20"/>
+              <w:jc w:val="left"/>
+            </w:pPr>
+            <w:r>
+              <w:rPr>
+                <w:rStyle w:val="VerbatimChar"/>
+                <w:sz w:val="18"/>
               </w:rPr>
               <w:t xml:space="preserve">MFA_REQUIRED_ROLES</w:t>
             </w:r>
@@ -4898,9 +6619,13 @@
           <w:p>
             <w:pPr>
               <w:pStyle w:val="Compact"/>
-              <w:jc w:val="left"/>
-            </w:pPr>
-            <w:r>
+              <w:spacing w:before="20" w:after="20"/>
+              <w:jc w:val="left"/>
+            </w:pPr>
+            <w:r>
+              <w:rPr>
+                <w:sz w:val="18"/>
+              </w:rPr>
               <w:t xml:space="preserve">Roles that must use MFA</w:t>
             </w:r>
           </w:p>
@@ -4912,33 +6637,51 @@
           <w:p>
             <w:pPr>
               <w:pStyle w:val="Compact"/>
-              <w:jc w:val="left"/>
-            </w:pPr>
-            <w:r>
-              <w:rPr>
-                <w:rStyle w:val="VerbatimChar"/>
+              <w:spacing w:before="20" w:after="20"/>
+              <w:jc w:val="left"/>
+            </w:pPr>
+            <w:r>
+              <w:rPr>
+                <w:rStyle w:val="VerbatimChar"/>
+                <w:sz w:val="18"/>
               </w:rPr>
               <w:t xml:space="preserve">LOCKOUT_MAX_FAILURES</w:t>
             </w:r>
             <w:r>
-              <w:t xml:space="preserve"> </w:t>
-            </w:r>
-            <w:r>
+              <w:rPr>
+                <w:sz w:val="18"/>
+              </w:rPr>
+              <w:t xml:space="preserve"> </w:t>
+            </w:r>
+            <w:r>
+              <w:rPr>
+                <w:sz w:val="18"/>
+              </w:rPr>
               <w:t xml:space="preserve">(5),</w:t>
             </w:r>
             <w:r>
-              <w:t xml:space="preserve"> </w:t>
-            </w:r>
-            <w:r>
-              <w:rPr>
-                <w:rStyle w:val="VerbatimChar"/>
+              <w:rPr>
+                <w:sz w:val="18"/>
+              </w:rPr>
+              <w:t xml:space="preserve"> </w:t>
+            </w:r>
+            <w:r>
+              <w:rPr>
+                <w:rStyle w:val="VerbatimChar"/>
+                <w:sz w:val="18"/>
               </w:rPr>
               <w:t xml:space="preserve">LOCKOUT_MINUTES</w:t>
             </w:r>
             <w:r>
-              <w:t xml:space="preserve"> </w:t>
-            </w:r>
-            <w:r>
+              <w:rPr>
+                <w:sz w:val="18"/>
+              </w:rPr>
+              <w:t xml:space="preserve"> </w:t>
+            </w:r>
+            <w:r>
+              <w:rPr>
+                <w:sz w:val="18"/>
+              </w:rPr>
               <w:t xml:space="preserve">(15)</w:t>
             </w:r>
           </w:p>
@@ -4948,10 +6691,14 @@
           <w:p>
             <w:pPr>
               <w:pStyle w:val="Compact"/>
-              <w:jc w:val="left"/>
-            </w:pPr>
-            <w:r>
-              <w:t xml:space="preserve">Account lockout</w:t>
+              <w:spacing w:before="20" w:after="20"/>
+              <w:jc w:val="left"/>
+            </w:pPr>
+            <w:r>
+              <w:rPr>
+                <w:sz w:val="18"/>
+              </w:rPr>
+              <w:t xml:space="preserve">Account lockout (password and code)</w:t>
             </w:r>
           </w:p>
         </w:tc>
@@ -4962,35 +6709,51 @@
           <w:p>
             <w:pPr>
               <w:pStyle w:val="Compact"/>
-              <w:jc w:val="left"/>
-            </w:pPr>
-            <w:r>
-              <w:rPr>
-                <w:rStyle w:val="VerbatimChar"/>
+              <w:spacing w:before="20" w:after="20"/>
+              <w:jc w:val="left"/>
+            </w:pPr>
+            <w:r>
+              <w:rPr>
+                <w:rStyle w:val="VerbatimChar"/>
+                <w:sz w:val="18"/>
               </w:rPr>
               <w:t xml:space="preserve">RATE_LIMIT_WINDOW_MS</w:t>
             </w:r>
             <w:r>
+              <w:rPr>
+                <w:sz w:val="18"/>
+              </w:rPr>
               <w:t xml:space="preserve">,</w:t>
             </w:r>
             <w:r>
-              <w:t xml:space="preserve"> </w:t>
-            </w:r>
-            <w:r>
-              <w:rPr>
-                <w:rStyle w:val="VerbatimChar"/>
+              <w:rPr>
+                <w:sz w:val="18"/>
+              </w:rPr>
+              <w:t xml:space="preserve"> </w:t>
+            </w:r>
+            <w:r>
+              <w:rPr>
+                <w:rStyle w:val="VerbatimChar"/>
+                <w:sz w:val="18"/>
               </w:rPr>
               <w:t xml:space="preserve">RATE_LIMIT_MAX</w:t>
             </w:r>
             <w:r>
+              <w:rPr>
+                <w:sz w:val="18"/>
+              </w:rPr>
               <w:t xml:space="preserve">,</w:t>
             </w:r>
             <w:r>
-              <w:t xml:space="preserve"> </w:t>
-            </w:r>
-            <w:r>
-              <w:rPr>
-                <w:rStyle w:val="VerbatimChar"/>
+              <w:rPr>
+                <w:sz w:val="18"/>
+              </w:rPr>
+              <w:t xml:space="preserve"> </w:t>
+            </w:r>
+            <w:r>
+              <w:rPr>
+                <w:rStyle w:val="VerbatimChar"/>
+                <w:sz w:val="18"/>
               </w:rPr>
               <w:t xml:space="preserve">RATE_LIMIT_LOGIN_MAX</w:t>
             </w:r>
@@ -5001,9 +6764,13 @@
           <w:p>
             <w:pPr>
               <w:pStyle w:val="Compact"/>
-              <w:jc w:val="left"/>
-            </w:pPr>
-            <w:r>
+              <w:spacing w:before="20" w:after="20"/>
+              <w:jc w:val="left"/>
+            </w:pPr>
+            <w:r>
+              <w:rPr>
+                <w:sz w:val="18"/>
+              </w:rPr>
               <w:t xml:space="preserve">Rate limiting</w:t>
             </w:r>
           </w:p>
@@ -5015,35 +6782,70 @@
           <w:p>
             <w:pPr>
               <w:pStyle w:val="Compact"/>
-              <w:jc w:val="left"/>
-            </w:pPr>
-            <w:r>
-              <w:rPr>
-                <w:rStyle w:val="VerbatimChar"/>
+              <w:spacing w:before="20" w:after="20"/>
+              <w:jc w:val="left"/>
+            </w:pPr>
+            <w:r>
+              <w:rPr>
+                <w:rStyle w:val="VerbatimChar"/>
+                <w:sz w:val="18"/>
               </w:rPr>
               <w:t xml:space="preserve">CORS_ORIGINS</w:t>
             </w:r>
             <w:r>
+              <w:rPr>
+                <w:sz w:val="18"/>
+              </w:rPr>
               <w:t xml:space="preserve">,</w:t>
             </w:r>
             <w:r>
-              <w:t xml:space="preserve"> </w:t>
-            </w:r>
-            <w:r>
-              <w:rPr>
-                <w:rStyle w:val="VerbatimChar"/>
+              <w:rPr>
+                <w:sz w:val="18"/>
+              </w:rPr>
+              <w:t xml:space="preserve"> </w:t>
+            </w:r>
+            <w:r>
+              <w:rPr>
+                <w:rStyle w:val="VerbatimChar"/>
+                <w:sz w:val="18"/>
               </w:rPr>
               <w:t xml:space="preserve">TRUST_PROXY</w:t>
             </w:r>
             <w:r>
+              <w:rPr>
+                <w:sz w:val="18"/>
+              </w:rPr>
               <w:t xml:space="preserve">,</w:t>
             </w:r>
             <w:r>
-              <w:t xml:space="preserve"> </w:t>
-            </w:r>
-            <w:r>
-              <w:rPr>
-                <w:rStyle w:val="VerbatimChar"/>
+              <w:rPr>
+                <w:sz w:val="18"/>
+              </w:rPr>
+              <w:t xml:space="preserve"> </w:t>
+            </w:r>
+            <w:r>
+              <w:rPr>
+                <w:rStyle w:val="VerbatimChar"/>
+                <w:sz w:val="18"/>
+              </w:rPr>
+              <w:t xml:space="preserve">TRUST_PROXY_HOPS</w:t>
+            </w:r>
+            <w:r>
+              <w:rPr>
+                <w:sz w:val="18"/>
+              </w:rPr>
+              <w:t xml:space="preserve">,</w:t>
+            </w:r>
+            <w:r>
+              <w:rPr>
+                <w:sz w:val="18"/>
+              </w:rPr>
+              <w:t xml:space="preserve"> </w:t>
+            </w:r>
+            <w:r>
+              <w:rPr>
+                <w:rStyle w:val="VerbatimChar"/>
+                <w:sz w:val="18"/>
               </w:rPr>
               <w:t xml:space="preserve">PUBLIC_BASE_URL</w:t>
             </w:r>
@@ -5054,9 +6856,13 @@
           <w:p>
             <w:pPr>
               <w:pStyle w:val="Compact"/>
-              <w:jc w:val="left"/>
-            </w:pPr>
-            <w:r>
+              <w:spacing w:before="20" w:after="20"/>
+              <w:jc w:val="left"/>
+            </w:pPr>
+            <w:r>
+              <w:rPr>
+                <w:sz w:val="18"/>
+              </w:rPr>
               <w:t xml:space="preserve">Web and network</w:t>
             </w:r>
           </w:p>
@@ -5064,51 +6870,171 @@
       </w:tr>
       <w:tr>
         <w:tc>
-          <w:tcPr/>
-          <w:p>
-            <w:pPr>
-              <w:pStyle w:val="Compact"/>
-              <w:jc w:val="left"/>
-            </w:pPr>
-            <w:r>
-              <w:rPr>
-                <w:rStyle w:val="VerbatimChar"/>
+          <w:tcPr>
+            <w:noWrap/>
+          </w:tcPr>
+          <w:p>
+            <w:pPr>
+              <w:pStyle w:val="Compact"/>
+              <w:spacing w:before="20" w:after="20"/>
+              <w:jc w:val="left"/>
+            </w:pPr>
+            <w:r>
+              <w:rPr>
+                <w:rStyle w:val="VerbatimChar"/>
+                <w:sz w:val="18"/>
+              </w:rPr>
+              <w:t xml:space="preserve">METRICS_TOKEN</w:t>
+            </w:r>
+          </w:p>
+        </w:tc>
+        <w:tc>
+          <w:tcPr/>
+          <w:p>
+            <w:pPr>
+              <w:pStyle w:val="Compact"/>
+              <w:spacing w:before="20" w:after="20"/>
+              <w:jc w:val="left"/>
+            </w:pPr>
+            <w:r>
+              <w:rPr>
+                <w:sz w:val="18"/>
+              </w:rPr>
+              <w:t xml:space="preserve">Bearer token protecting</w:t>
+            </w:r>
+            <w:r>
+              <w:rPr>
+                <w:sz w:val="18"/>
+              </w:rPr>
+              <w:t xml:space="preserve"> </w:t>
+            </w:r>
+            <w:r>
+              <w:rPr>
+                <w:rStyle w:val="VerbatimChar"/>
+                <w:sz w:val="18"/>
+              </w:rPr>
+              <w:t xml:space="preserve">/metrics</w:t>
+            </w:r>
+          </w:p>
+        </w:tc>
+      </w:tr>
+      <w:tr>
+        <w:tc>
+          <w:tcPr/>
+          <w:p>
+            <w:pPr>
+              <w:pStyle w:val="Compact"/>
+              <w:spacing w:before="20" w:after="20"/>
+              <w:jc w:val="left"/>
+            </w:pPr>
+            <w:r>
+              <w:rPr>
+                <w:rStyle w:val="VerbatimChar"/>
+                <w:sz w:val="18"/>
+              </w:rPr>
+              <w:t xml:space="preserve">LINK_TTL_DAYS</w:t>
+            </w:r>
+            <w:r>
+              <w:rPr>
+                <w:sz w:val="18"/>
+              </w:rPr>
+              <w:t xml:space="preserve"> </w:t>
+            </w:r>
+            <w:r>
+              <w:rPr>
+                <w:sz w:val="18"/>
+              </w:rPr>
+              <w:t xml:space="preserve">(30)</w:t>
+            </w:r>
+          </w:p>
+        </w:tc>
+        <w:tc>
+          <w:tcPr/>
+          <w:p>
+            <w:pPr>
+              <w:pStyle w:val="Compact"/>
+              <w:spacing w:before="20" w:after="20"/>
+              <w:jc w:val="left"/>
+            </w:pPr>
+            <w:r>
+              <w:rPr>
+                <w:sz w:val="18"/>
+              </w:rPr>
+              <w:t xml:space="preserve">Lifetime of signed customer renewal links</w:t>
+            </w:r>
+          </w:p>
+        </w:tc>
+      </w:tr>
+      <w:tr>
+        <w:tc>
+          <w:tcPr/>
+          <w:p>
+            <w:pPr>
+              <w:pStyle w:val="Compact"/>
+              <w:spacing w:before="20" w:after="20"/>
+              <w:jc w:val="left"/>
+            </w:pPr>
+            <w:r>
+              <w:rPr>
+                <w:rStyle w:val="VerbatimChar"/>
+                <w:sz w:val="18"/>
               </w:rPr>
               <w:t xml:space="preserve">DEMO_MODE</w:t>
             </w:r>
             <w:r>
+              <w:rPr>
+                <w:sz w:val="18"/>
+              </w:rPr>
               <w:t xml:space="preserve">,</w:t>
             </w:r>
             <w:r>
-              <w:t xml:space="preserve"> </w:t>
-            </w:r>
-            <w:r>
-              <w:rPr>
-                <w:rStyle w:val="VerbatimChar"/>
+              <w:rPr>
+                <w:sz w:val="18"/>
+              </w:rPr>
+              <w:t xml:space="preserve"> </w:t>
+            </w:r>
+            <w:r>
+              <w:rPr>
+                <w:rStyle w:val="VerbatimChar"/>
+                <w:sz w:val="18"/>
               </w:rPr>
               <w:t xml:space="preserve">SEED_RECORDS</w:t>
             </w:r>
             <w:r>
+              <w:rPr>
+                <w:sz w:val="18"/>
+              </w:rPr>
               <w:t xml:space="preserve">,</w:t>
             </w:r>
             <w:r>
-              <w:t xml:space="preserve"> </w:t>
-            </w:r>
-            <w:r>
-              <w:rPr>
-                <w:rStyle w:val="VerbatimChar"/>
+              <w:rPr>
+                <w:sz w:val="18"/>
+              </w:rPr>
+              <w:t xml:space="preserve"> </w:t>
+            </w:r>
+            <w:r>
+              <w:rPr>
+                <w:rStyle w:val="VerbatimChar"/>
+                <w:sz w:val="18"/>
               </w:rPr>
               <w:t xml:space="preserve">SEED</w:t>
             </w:r>
             <w:r>
+              <w:rPr>
+                <w:sz w:val="18"/>
+              </w:rPr>
               <w:t xml:space="preserve">,</w:t>
             </w:r>
             <w:r>
-              <w:t xml:space="preserve"> </w:t>
-            </w:r>
-            <w:r>
-              <w:rPr>
-                <w:rStyle w:val="VerbatimChar"/>
+              <w:rPr>
+                <w:sz w:val="18"/>
+              </w:rPr>
+              <w:t xml:space="preserve"> </w:t>
+            </w:r>
+            <w:r>
+              <w:rPr>
+                <w:rStyle w:val="VerbatimChar"/>
+                <w:sz w:val="18"/>
               </w:rPr>
               <w:t xml:space="preserve">SIM_TODAY</w:t>
             </w:r>
@@ -5119,10 +7045,106 @@
           <w:p>
             <w:pPr>
               <w:pStyle w:val="Compact"/>
-              <w:jc w:val="left"/>
-            </w:pPr>
-            <w:r>
-              <w:t xml:space="preserve">Sandbox only</w:t>
+              <w:spacing w:before="20" w:after="20"/>
+              <w:jc w:val="left"/>
+            </w:pPr>
+            <w:r>
+              <w:rPr>
+                <w:sz w:val="18"/>
+              </w:rPr>
+              <w:t xml:space="preserve">Demo environments only (</w:t>
+            </w:r>
+            <w:r>
+              <w:rPr>
+                <w:rStyle w:val="VerbatimChar"/>
+                <w:sz w:val="18"/>
+              </w:rPr>
+              <w:t xml:space="preserve">DEMO_MODE</w:t>
+            </w:r>
+            <w:r>
+              <w:rPr>
+                <w:sz w:val="18"/>
+              </w:rPr>
+              <w:t xml:space="preserve"> </w:t>
+            </w:r>
+            <w:r>
+              <w:rPr>
+                <w:sz w:val="18"/>
+              </w:rPr>
+              <w:t xml:space="preserve">is off by default)</w:t>
+            </w:r>
+          </w:p>
+        </w:tc>
+      </w:tr>
+      <w:tr>
+        <w:tc>
+          <w:tcPr/>
+          <w:p>
+            <w:pPr>
+              <w:pStyle w:val="Compact"/>
+              <w:spacing w:before="20" w:after="20"/>
+              <w:jc w:val="left"/>
+            </w:pPr>
+            <w:r>
+              <w:rPr>
+                <w:rStyle w:val="VerbatimChar"/>
+                <w:sz w:val="18"/>
+              </w:rPr>
+              <w:t xml:space="preserve">DEMO_PASSWORD</w:t>
+            </w:r>
+            <w:r>
+              <w:rPr>
+                <w:sz w:val="18"/>
+              </w:rPr>
+              <w:t xml:space="preserve">,</w:t>
+            </w:r>
+            <w:r>
+              <w:rPr>
+                <w:sz w:val="18"/>
+              </w:rPr>
+              <w:t xml:space="preserve"> </w:t>
+            </w:r>
+            <w:r>
+              <w:rPr>
+                <w:rStyle w:val="VerbatimChar"/>
+                <w:sz w:val="18"/>
+              </w:rPr>
+              <w:t xml:space="preserve">DEMO_TOTP_SEED</w:t>
+            </w:r>
+            <w:r>
+              <w:rPr>
+                <w:sz w:val="18"/>
+              </w:rPr>
+              <w:t xml:space="preserve">,</w:t>
+            </w:r>
+            <w:r>
+              <w:rPr>
+                <w:sz w:val="18"/>
+              </w:rPr>
+              <w:t xml:space="preserve"> </w:t>
+            </w:r>
+            <w:r>
+              <w:rPr>
+                <w:rStyle w:val="VerbatimChar"/>
+                <w:sz w:val="18"/>
+              </w:rPr>
+              <w:t xml:space="preserve">DEMO_ACCOUNT_SYNC</w:t>
+            </w:r>
+          </w:p>
+        </w:tc>
+        <w:tc>
+          <w:tcPr/>
+          <w:p>
+            <w:pPr>
+              <w:pStyle w:val="Compact"/>
+              <w:spacing w:before="20" w:after="20"/>
+              <w:jc w:val="left"/>
+            </w:pPr>
+            <w:r>
+              <w:rPr>
+                <w:sz w:val="18"/>
+              </w:rPr>
+              <w:t xml:space="preserve">Hosted UAT only: demo password override, published demo authenticator keys, demo account reset at start-up</w:t>
             </w:r>
           </w:p>
         </w:tc>
@@ -5165,9 +7187,9 @@
         </w:pict>
       </w:r>
     </w:p>
+    <w:bookmarkEnd w:id="32"/>
     <w:bookmarkEnd w:id="33"/>
-    <w:bookmarkEnd w:id="34"/>
-    <w:bookmarkStart w:id="36" w:name="troubleshooting-quick-reference"/>
+    <w:bookmarkStart w:id="34" w:name="troubleshooting-quick-reference"/>
     <w:p>
       <w:pPr>
         <w:pStyle w:val="Heading2"/>
@@ -5200,12 +7222,14 @@
           <w:p>
             <w:pPr>
               <w:pStyle w:val="Compact"/>
+              <w:spacing w:before="20" w:after="20"/>
               <w:jc w:val="left"/>
             </w:pPr>
             <w:r>
               <w:rPr>
                 <w:b/>
                 <w:color w:val="FFFFFF"/>
+                <w:sz w:val="18"/>
               </w:rPr>
               <w:t xml:space="preserve">Message</w:t>
             </w:r>
@@ -5218,12 +7242,14 @@
           <w:p>
             <w:pPr>
               <w:pStyle w:val="Compact"/>
+              <w:spacing w:before="20" w:after="20"/>
               <w:jc w:val="left"/>
             </w:pPr>
             <w:r>
               <w:rPr>
                 <w:b/>
                 <w:color w:val="FFFFFF"/>
+                <w:sz w:val="18"/>
               </w:rPr>
               <w:t xml:space="preserve">Meaning</w:t>
             </w:r>
@@ -5236,12 +7262,14 @@
           <w:p>
             <w:pPr>
               <w:pStyle w:val="Compact"/>
+              <w:spacing w:before="20" w:after="20"/>
               <w:jc w:val="left"/>
             </w:pPr>
             <w:r>
               <w:rPr>
                 <w:b/>
                 <w:color w:val="FFFFFF"/>
+                <w:sz w:val="18"/>
               </w:rPr>
               <w:t xml:space="preserve">Fix</w:t>
             </w:r>
@@ -5254,9 +7282,13 @@
           <w:p>
             <w:pPr>
               <w:pStyle w:val="Compact"/>
-              <w:jc w:val="left"/>
-            </w:pPr>
-            <w:r>
+              <w:spacing w:before="20" w:after="20"/>
+              <w:jc w:val="left"/>
+            </w:pPr>
+            <w:r>
+              <w:rPr>
+                <w:sz w:val="18"/>
+              </w:rPr>
               <w:t xml:space="preserve">"Unknown role X"</w:t>
             </w:r>
           </w:p>
@@ -5266,9 +7298,13 @@
           <w:p>
             <w:pPr>
               <w:pStyle w:val="Compact"/>
-              <w:jc w:val="left"/>
-            </w:pPr>
-            <w:r>
+              <w:spacing w:before="20" w:after="20"/>
+              <w:jc w:val="left"/>
+            </w:pPr>
+            <w:r>
+              <w:rPr>
+                <w:sz w:val="18"/>
+              </w:rPr>
               <w:t xml:space="preserve">Typo in the role name</w:t>
             </w:r>
           </w:p>
@@ -5278,9 +7314,13 @@
           <w:p>
             <w:pPr>
               <w:pStyle w:val="Compact"/>
-              <w:jc w:val="left"/>
-            </w:pPr>
-            <w:r>
+              <w:spacing w:before="20" w:after="20"/>
+              <w:jc w:val="left"/>
+            </w:pPr>
+            <w:r>
+              <w:rPr>
+                <w:sz w:val="18"/>
+              </w:rPr>
               <w:t xml:space="preserve">Use a role from the A1 table</w:t>
             </w:r>
           </w:p>
@@ -5292,34 +7332,46 @@
           <w:p>
             <w:pPr>
               <w:pStyle w:val="Compact"/>
-              <w:jc w:val="left"/>
-            </w:pPr>
-            <w:r>
-              <w:t xml:space="preserve">"Password policy: at least 12 characters"</w:t>
-            </w:r>
-          </w:p>
-        </w:tc>
-        <w:tc>
-          <w:tcPr/>
-          <w:p>
-            <w:pPr>
-              <w:pStyle w:val="Compact"/>
-              <w:jc w:val="left"/>
-            </w:pPr>
-            <w:r>
-              <w:t xml:space="preserve">Temporary password too short</w:t>
-            </w:r>
-          </w:p>
-        </w:tc>
-        <w:tc>
-          <w:tcPr/>
-          <w:p>
-            <w:pPr>
-              <w:pStyle w:val="Compact"/>
-              <w:jc w:val="left"/>
-            </w:pPr>
-            <w:r>
-              <w:t xml:space="preserve">Use 12–128 characters</w:t>
+              <w:spacing w:before="20" w:after="20"/>
+              <w:jc w:val="left"/>
+            </w:pPr>
+            <w:r>
+              <w:rPr>
+                <w:sz w:val="18"/>
+              </w:rPr>
+              <w:t xml:space="preserve">"Separation of duties: X and Y cannot be held by the same person"</w:t>
+            </w:r>
+          </w:p>
+        </w:tc>
+        <w:tc>
+          <w:tcPr/>
+          <w:p>
+            <w:pPr>
+              <w:pStyle w:val="Compact"/>
+              <w:spacing w:before="20" w:after="20"/>
+              <w:jc w:val="left"/>
+            </w:pPr>
+            <w:r>
+              <w:rPr>
+                <w:sz w:val="18"/>
+              </w:rPr>
+              <w:t xml:space="preserve">Forbidden role combination</w:t>
+            </w:r>
+          </w:p>
+        </w:tc>
+        <w:tc>
+          <w:tcPr/>
+          <w:p>
+            <w:pPr>
+              <w:pStyle w:val="Compact"/>
+              <w:spacing w:before="20" w:after="20"/>
+              <w:jc w:val="left"/>
+            </w:pPr>
+            <w:r>
+              <w:rPr>
+                <w:sz w:val="18"/>
+              </w:rPr>
+              <w:t xml:space="preserve">Choose one of the two roles (see A1)</w:t>
             </w:r>
           </w:p>
         </w:tc>
@@ -5330,34 +7382,46 @@
           <w:p>
             <w:pPr>
               <w:pStyle w:val="Compact"/>
-              <w:jc w:val="left"/>
-            </w:pPr>
-            <w:r>
-              <w:t xml:space="preserve">"Username already exists"</w:t>
-            </w:r>
-          </w:p>
-        </w:tc>
-        <w:tc>
-          <w:tcPr/>
-          <w:p>
-            <w:pPr>
-              <w:pStyle w:val="Compact"/>
-              <w:jc w:val="left"/>
-            </w:pPr>
-            <w:r>
-              <w:t xml:space="preserve">Duplicate</w:t>
-            </w:r>
-          </w:p>
-        </w:tc>
-        <w:tc>
-          <w:tcPr/>
-          <w:p>
-            <w:pPr>
-              <w:pStyle w:val="Compact"/>
-              <w:jc w:val="left"/>
-            </w:pPr>
-            <w:r>
-              <w:t xml:space="preserve">Choose another username</w:t>
+              <w:spacing w:before="20" w:after="20"/>
+              <w:jc w:val="left"/>
+            </w:pPr>
+            <w:r>
+              <w:rPr>
+                <w:sz w:val="18"/>
+              </w:rPr>
+              <w:t xml:space="preserve">"You cannot change your own roles or status"</w:t>
+            </w:r>
+          </w:p>
+        </w:tc>
+        <w:tc>
+          <w:tcPr/>
+          <w:p>
+            <w:pPr>
+              <w:pStyle w:val="Compact"/>
+              <w:spacing w:before="20" w:after="20"/>
+              <w:jc w:val="left"/>
+            </w:pPr>
+            <w:r>
+              <w:rPr>
+                <w:sz w:val="18"/>
+              </w:rPr>
+              <w:t xml:space="preserve">Self-administration is blocked</w:t>
+            </w:r>
+          </w:p>
+        </w:tc>
+        <w:tc>
+          <w:tcPr/>
+          <w:p>
+            <w:pPr>
+              <w:pStyle w:val="Compact"/>
+              <w:spacing w:before="20" w:after="20"/>
+              <w:jc w:val="left"/>
+            </w:pPr>
+            <w:r>
+              <w:rPr>
+                <w:sz w:val="18"/>
+              </w:rPr>
+              <w:t xml:space="preserve">Ask another administrator</w:t>
             </w:r>
           </w:p>
         </w:tc>
@@ -5368,34 +7432,46 @@
           <w:p>
             <w:pPr>
               <w:pStyle w:val="Compact"/>
-              <w:jc w:val="left"/>
-            </w:pPr>
-            <w:r>
-              <w:t xml:space="preserve">"Job kind not found"</w:t>
-            </w:r>
-          </w:p>
-        </w:tc>
-        <w:tc>
-          <w:tcPr/>
-          <w:p>
-            <w:pPr>
-              <w:pStyle w:val="Compact"/>
-              <w:jc w:val="left"/>
-            </w:pPr>
-            <w:r>
-              <w:t xml:space="preserve">Wrong job name</w:t>
-            </w:r>
-          </w:p>
-        </w:tc>
-        <w:tc>
-          <w:tcPr/>
-          <w:p>
-            <w:pPr>
-              <w:pStyle w:val="Compact"/>
-              <w:jc w:val="left"/>
-            </w:pPr>
-            <w:r>
-              <w:t xml:space="preserve">Use reconciliation, retention or relay</w:t>
+              <w:spacing w:before="20" w:after="20"/>
+              <w:jc w:val="left"/>
+            </w:pPr>
+            <w:r>
+              <w:rPr>
+                <w:sz w:val="18"/>
+              </w:rPr>
+              <w:t xml:space="preserve">"Password policy" with details</w:t>
+            </w:r>
+          </w:p>
+        </w:tc>
+        <w:tc>
+          <w:tcPr/>
+          <w:p>
+            <w:pPr>
+              <w:pStyle w:val="Compact"/>
+              <w:spacing w:before="20" w:after="20"/>
+              <w:jc w:val="left"/>
+            </w:pPr>
+            <w:r>
+              <w:rPr>
+                <w:sz w:val="18"/>
+              </w:rPr>
+              <w:t xml:space="preserve">Temporary password does not meet the policy</w:t>
+            </w:r>
+          </w:p>
+        </w:tc>
+        <w:tc>
+          <w:tcPr/>
+          <w:p>
+            <w:pPr>
+              <w:pStyle w:val="Compact"/>
+              <w:spacing w:before="20" w:after="20"/>
+              <w:jc w:val="left"/>
+            </w:pPr>
+            <w:r>
+              <w:rPr>
+                <w:sz w:val="18"/>
+              </w:rPr>
+              <w:t xml:space="preserve">Use 12–128 characters that meet the policy shown</w:t>
             </w:r>
           </w:p>
         </w:tc>
@@ -5406,9 +7482,113 @@
           <w:p>
             <w:pPr>
               <w:pStyle w:val="Compact"/>
-              <w:jc w:val="left"/>
-            </w:pPr>
-            <w:r>
+              <w:spacing w:before="20" w:after="20"/>
+              <w:jc w:val="left"/>
+            </w:pPr>
+            <w:r>
+              <w:rPr>
+                <w:sz w:val="18"/>
+              </w:rPr>
+              <w:t xml:space="preserve">"Username already exists"</w:t>
+            </w:r>
+          </w:p>
+        </w:tc>
+        <w:tc>
+          <w:tcPr/>
+          <w:p>
+            <w:pPr>
+              <w:pStyle w:val="Compact"/>
+              <w:spacing w:before="20" w:after="20"/>
+              <w:jc w:val="left"/>
+            </w:pPr>
+            <w:r>
+              <w:rPr>
+                <w:sz w:val="18"/>
+              </w:rPr>
+              <w:t xml:space="preserve">Duplicate</w:t>
+            </w:r>
+          </w:p>
+        </w:tc>
+        <w:tc>
+          <w:tcPr/>
+          <w:p>
+            <w:pPr>
+              <w:pStyle w:val="Compact"/>
+              <w:spacing w:before="20" w:after="20"/>
+              <w:jc w:val="left"/>
+            </w:pPr>
+            <w:r>
+              <w:rPr>
+                <w:sz w:val="18"/>
+              </w:rPr>
+              <w:t xml:space="preserve">Choose another username</w:t>
+            </w:r>
+          </w:p>
+        </w:tc>
+      </w:tr>
+      <w:tr>
+        <w:tc>
+          <w:tcPr/>
+          <w:p>
+            <w:pPr>
+              <w:pStyle w:val="Compact"/>
+              <w:spacing w:before="20" w:after="20"/>
+              <w:jc w:val="left"/>
+            </w:pPr>
+            <w:r>
+              <w:rPr>
+                <w:sz w:val="18"/>
+              </w:rPr>
+              <w:t xml:space="preserve">"Job kind not found"</w:t>
+            </w:r>
+          </w:p>
+        </w:tc>
+        <w:tc>
+          <w:tcPr/>
+          <w:p>
+            <w:pPr>
+              <w:pStyle w:val="Compact"/>
+              <w:spacing w:before="20" w:after="20"/>
+              <w:jc w:val="left"/>
+            </w:pPr>
+            <w:r>
+              <w:rPr>
+                <w:sz w:val="18"/>
+              </w:rPr>
+              <w:t xml:space="preserve">Wrong job name (API)</w:t>
+            </w:r>
+          </w:p>
+        </w:tc>
+        <w:tc>
+          <w:tcPr/>
+          <w:p>
+            <w:pPr>
+              <w:pStyle w:val="Compact"/>
+              <w:spacing w:before="20" w:after="20"/>
+              <w:jc w:val="left"/>
+            </w:pPr>
+            <w:r>
+              <w:rPr>
+                <w:sz w:val="18"/>
+              </w:rPr>
+              <w:t xml:space="preserve">Use reconciliation, retention or relay</w:t>
+            </w:r>
+          </w:p>
+        </w:tc>
+      </w:tr>
+      <w:tr>
+        <w:tc>
+          <w:tcPr/>
+          <w:p>
+            <w:pPr>
+              <w:pStyle w:val="Compact"/>
+              <w:spacing w:before="20" w:after="20"/>
+              <w:jc w:val="left"/>
+            </w:pPr>
+            <w:r>
+              <w:rPr>
+                <w:sz w:val="18"/>
+              </w:rPr>
               <w:t xml:space="preserve">"Missing permission ops:run_jobs"</w:t>
             </w:r>
           </w:p>
@@ -5418,9 +7598,13 @@
           <w:p>
             <w:pPr>
               <w:pStyle w:val="Compact"/>
-              <w:jc w:val="left"/>
-            </w:pPr>
-            <w:r>
+              <w:spacing w:before="20" w:after="20"/>
+              <w:jc w:val="left"/>
+            </w:pPr>
+            <w:r>
+              <w:rPr>
+                <w:sz w:val="18"/>
+              </w:rPr>
               <w:t xml:space="preserve">Read-only operations role</w:t>
             </w:r>
           </w:p>
@@ -5430,9 +7614,13 @@
           <w:p>
             <w:pPr>
               <w:pStyle w:val="Compact"/>
-              <w:jc w:val="left"/>
-            </w:pPr>
-            <w:r>
+              <w:spacing w:before="20" w:after="20"/>
+              <w:jc w:val="left"/>
+            </w:pPr>
+            <w:r>
+              <w:rPr>
+                <w:sz w:val="18"/>
+              </w:rPr>
               <w:t xml:space="preserve">Ask an administrator or support engineer</w:t>
             </w:r>
           </w:p>
@@ -5444,41 +7632,7 @@
         <w:pStyle w:val="BodyText"/>
       </w:pPr>
       <w:r>
-        <w:t xml:space="preserve">See also:</w:t>
-      </w:r>
-      <w:r>
-        <w:t xml:space="preserve"> </w:t>
-      </w:r>
-      <w:hyperlink r:id="rId21">
-        <w:r>
-          <w:rPr>
-            <w:rStyle w:val="VerbatimChar"/>
-          </w:rPr>
-          <w:t xml:space="preserve">docs/operations/runbook-and-support-guide.docx</w:t>
-        </w:r>
-      </w:hyperlink>
-      <w:r>
-        <w:t xml:space="preserve"> </w:t>
-      </w:r>
-      <w:r>
-        <w:t xml:space="preserve">(runbooks),</w:t>
-      </w:r>
-      <w:r>
-        <w:t xml:space="preserve"> </w:t>
-      </w:r>
-      <w:hyperlink r:id="rId35">
-        <w:r>
-          <w:rPr>
-            <w:rStyle w:val="VerbatimChar"/>
-          </w:rPr>
-          <w:t xml:space="preserve">docs/delivery/kt-plan.docx</w:t>
-        </w:r>
-      </w:hyperlink>
-      <w:r>
-        <w:t xml:space="preserve"> </w:t>
-      </w:r>
-      <w:r>
-        <w:t xml:space="preserve">(KT),</w:t>
+        <w:t xml:space="preserve">See also: Runbook and Support Guide (docs/operations/runbook-and-support-guide.pdf), Knowledge Transfer Plan (docs/delivery/kt-plan.pdf),</w:t>
       </w:r>
       <w:r>
         <w:t xml:space="preserve"> </w:t>
@@ -5495,7 +7649,7 @@
         <w:t xml:space="preserve">.</w:t>
       </w:r>
     </w:p>
-    <w:bookmarkEnd w:id="36"/>
+    <w:bookmarkEnd w:id="34"/>
     <w:sectPr>
       <w:headerReference r:id="rId9" w:type="default"/>
       <w:footerReference r:id="rId10" w:type="default"/>
@@ -5519,7 +7673,7 @@
     </w:pPr>
     <w:r>
       <w:rPr>
-        <w:rFonts w:ascii="Arial" w:hAnsi="Arial"/>
+        <w:rFonts w:ascii="Calibri" w:hAnsi="Calibri"/>
         <w:sz w:val="16"/>
       </w:rPr>
       <w:t xml:space="preserve">Prepared by iorta TechNXT · Confidential · Page </w:t>
@@ -5564,7 +7718,7 @@
     </w:pPr>
     <w:r>
       <w:rPr>
-        <w:rFonts w:ascii="Arial" w:hAnsi="Arial"/>
+        <w:rFonts w:ascii="Calibri" w:hAnsi="Calibri"/>
         <w:color w:val="213368"/>
         <w:sz w:val="16"/>
       </w:rPr>
@@ -6050,6 +8204,15 @@
     </w:lvlOverride>
   </w:num>
   <w:num w:numId="1004">
+    <w:abstractNumId w:val="991"/>
+  </w:num>
+  <w:num w:numId="1005">
+    <w:abstractNumId w:val="991"/>
+  </w:num>
+  <w:num w:numId="1006">
+    <w:abstractNumId w:val="991"/>
+  </w:num>
+  <w:num w:numId="1007">
     <w:abstractNumId w:val="99411"/>
     <w:lvlOverride w:ilvl="0">
       <w:startOverride w:val="1"/>
@@ -6079,40 +8242,7 @@
       <w:startOverride w:val="1"/>
     </w:lvlOverride>
   </w:num>
-  <w:num w:numId="1005">
-    <w:abstractNumId w:val="991"/>
-  </w:num>
-  <w:num w:numId="1006">
-    <w:abstractNumId w:val="99411"/>
-    <w:lvlOverride w:ilvl="0">
-      <w:startOverride w:val="1"/>
-    </w:lvlOverride>
-    <w:lvlOverride w:ilvl="1">
-      <w:startOverride w:val="1"/>
-    </w:lvlOverride>
-    <w:lvlOverride w:ilvl="2">
-      <w:startOverride w:val="1"/>
-    </w:lvlOverride>
-    <w:lvlOverride w:ilvl="3">
-      <w:startOverride w:val="1"/>
-    </w:lvlOverride>
-    <w:lvlOverride w:ilvl="4">
-      <w:startOverride w:val="1"/>
-    </w:lvlOverride>
-    <w:lvlOverride w:ilvl="5">
-      <w:startOverride w:val="1"/>
-    </w:lvlOverride>
-    <w:lvlOverride w:ilvl="6">
-      <w:startOverride w:val="1"/>
-    </w:lvlOverride>
-    <w:lvlOverride w:ilvl="7">
-      <w:startOverride w:val="1"/>
-    </w:lvlOverride>
-    <w:lvlOverride w:ilvl="8">
-      <w:startOverride w:val="1"/>
-    </w:lvlOverride>
-  </w:num>
-  <w:num w:numId="1007">
+  <w:num w:numId="1008">
     <w:abstractNumId w:val="99412"/>
     <w:lvlOverride w:ilvl="0">
       <w:startOverride w:val="2"/>
@@ -6167,9 +8297,9 @@
     <w:name w:val="Normal"/>
     <w:qFormat/>
     <w:rPr>
-      <w:rFonts w:ascii="Arial" w:cs="Arial" w:eastAsia="Arial" w:hAnsi="Arial"/>
+      <w:rFonts w:ascii="Calibri" w:cs="Calibri" w:eastAsia="Calibri" w:hAnsi="Calibri"/>
       <w:color w:val="121A33"/>
-      <w:sz w:val="21"/>
+      <w:sz w:val="22"/>
     </w:rPr>
   </w:style>
   <w:style w:styleId="BodyText" w:type="paragraph">
@@ -6181,9 +8311,9 @@
     </w:pPr>
     <w:qFormat/>
     <w:rPr>
-      <w:rFonts w:ascii="Arial" w:cs="Arial" w:eastAsia="Arial" w:hAnsi="Arial"/>
+      <w:rFonts w:ascii="Calibri" w:cs="Calibri" w:eastAsia="Calibri" w:hAnsi="Calibri"/>
       <w:color w:val="121A33"/>
-      <w:sz w:val="21"/>
+      <w:sz w:val="22"/>
     </w:rPr>
   </w:style>
   <w:style w:customStyle="1" w:styleId="FirstParagraph" w:type="paragraph">
@@ -6192,9 +8322,9 @@
     <w:next w:val="BodyText"/>
     <w:qFormat/>
     <w:rPr>
-      <w:rFonts w:ascii="Arial" w:cs="Arial" w:eastAsia="Arial" w:hAnsi="Arial"/>
+      <w:rFonts w:ascii="Calibri" w:cs="Calibri" w:eastAsia="Calibri" w:hAnsi="Calibri"/>
       <w:color w:val="121A33"/>
-      <w:sz w:val="21"/>
+      <w:sz w:val="22"/>
     </w:rPr>
   </w:style>
   <w:style w:customStyle="1" w:styleId="Compact" w:type="paragraph">
@@ -6205,9 +8335,9 @@
       <w:spacing w:after="36" w:before="36"/>
     </w:pPr>
     <w:rPr>
-      <w:rFonts w:ascii="Arial" w:cs="Arial" w:eastAsia="Arial" w:hAnsi="Arial"/>
+      <w:rFonts w:ascii="Calibri" w:cs="Calibri" w:eastAsia="Calibri" w:hAnsi="Calibri"/>
       <w:color w:val="121A33"/>
-      <w:sz w:val="21"/>
+      <w:sz w:val="22"/>
     </w:rPr>
   </w:style>
   <w:style w:styleId="Title" w:type="paragraph">
@@ -6222,11 +8352,11 @@
       <w:jc w:val="center"/>
     </w:pPr>
     <w:rPr>
-      <w:rFonts w:ascii="Arial" w:asciiTheme="majorHAnsi" w:cs="Arial" w:cstheme="majorBidi" w:eastAsia="Arial" w:eastAsiaTheme="majorEastAsia" w:hAnsi="Arial" w:hAnsiTheme="majorHAnsi"/>
+      <w:rFonts w:ascii="Calibri" w:asciiTheme="majorHAnsi" w:cs="Calibri" w:cstheme="majorBidi" w:eastAsia="Calibri" w:eastAsiaTheme="majorEastAsia" w:hAnsi="Calibri" w:hAnsiTheme="majorHAnsi"/>
       <w:b/>
       <w:bCs/>
       <w:color w:val="213368"/>
-      <w:sz w:val="48"/>
+      <w:sz w:val="52"/>
       <w:szCs w:val="36"/>
     </w:rPr>
   </w:style>
@@ -6242,7 +8372,7 @@
       <w:jc w:val="center"/>
     </w:pPr>
     <w:rPr>
-      <w:rFonts w:ascii="Arial" w:cs="Arial" w:eastAsia="Arial" w:hAnsi="Arial"/>
+      <w:rFonts w:ascii="Calibri" w:cs="Calibri" w:eastAsia="Calibri" w:hAnsi="Calibri"/>
       <w:b w:val="0"/>
       <w:color w:val="0B6B66"/>
       <w:sz w:val="26"/>
@@ -6511,9 +8641,9 @@
       <w:ind w:firstLine="0" w:left="480" w:right="480"/>
     </w:pPr>
     <w:rPr>
-      <w:rFonts w:ascii="Arial" w:cs="Arial" w:eastAsia="Arial" w:hAnsi="Arial"/>
+      <w:rFonts w:ascii="Calibri" w:cs="Calibri" w:eastAsia="Calibri" w:hAnsi="Calibri"/>
       <w:color w:val="121A33"/>
-      <w:sz w:val="21"/>
+      <w:sz w:val="22"/>
     </w:rPr>
   </w:style>
   <w:style w:styleId="FootnoteText" w:type="paragraph">
@@ -6536,7 +8666,7 @@
     <w:unhideWhenUsed/>
     <w:qFormat/>
     <w:rPr>
-      <w:rFonts w:ascii="Arial" w:cs="Arial" w:eastAsia="Arial" w:hAnsi="Arial"/>
+      <w:rFonts w:ascii="Calibri" w:cs="Calibri" w:eastAsia="Calibri" w:hAnsi="Calibri"/>
       <w:sz w:val="18"/>
     </w:rPr>
     <w:tblPr>
@@ -6632,7 +8762,8 @@
     <w:basedOn w:val="BodyTextChar"/>
     <w:rPr>
       <w:rFonts w:ascii="Consolas" w:cs="Consolas" w:eastAsia="Consolas" w:hAnsi="Consolas"/>
-      <w:sz w:val="17"/>
+      <w:color w:val="2A3A6E"/>
+      <w:sz w:val="18"/>
     </w:rPr>
   </w:style>
   <w:style w:customStyle="1" w:styleId="SectionNumber" w:type="character">
